--- a/Pharmacology I Exam 3/pharm-exam-3-contraindications.docx
+++ b/Pharmacology I Exam 3/pharm-exam-3-contraindications.docx
@@ -62,7 +62,7 @@
           <w:b w:val="0"/>
           <w:i w:val="0"/>
         </w:rPr>
-        <w:t>When NOT to give each drug. 32 entries across the Exam 3 lectures, each citing its slide and tiered by the strength of the slide’s own wording.</w:t>
+        <w:t>When NOT to give each drug. 51 entries across the Exam 3 lectures, each citing its slide and tiered by the strength of the slide’s own wording.</w:t>
       </w:r>
     </w:p>
     <w:p>
@@ -4658,6 +4658,2778 @@
                 <w:sz w:val="18"/>
               </w:rPr>
               <w:t>slide 82</w:t>
+            </w:r>
+          </w:p>
+        </w:tc>
+      </w:tr>
+    </w:tbl>
+    <w:p>
+      <w:pPr>
+        <w:spacing w:after="80"/>
+      </w:pPr>
+    </w:p>
+    <w:p>
+      <w:pPr>
+        <w:pStyle w:val="Heading1"/>
+        <w:spacing w:before="280" w:after="100"/>
+      </w:pPr>
+      <w:r>
+        <w:rPr>
+          <w:rFonts w:ascii="Georgia" w:hAnsi="Georgia"/>
+          <w:color w:val="6B3524"/>
+        </w:rPr>
+        <w:t>Lecture 10 — Antiarrhythmic Drugs 19 entries</w:t>
+      </w:r>
+    </w:p>
+    <w:tbl>
+      <w:tblPr>
+        <w:tblStyle w:val="TableGrid"/>
+        <w:tblW w:type="auto" w:w="0"/>
+        <w:jc w:val="center"/>
+        <w:tblLook w:firstColumn="1" w:firstRow="1" w:lastColumn="0" w:lastRow="0" w:noHBand="0" w:noVBand="1" w:val="04A0"/>
+        <w:tblBorders>
+          <w:top w:val="single" w:sz="4" w:space="0" w:color="D8D2D4"/>
+          <w:left w:val="single" w:sz="4" w:space="0" w:color="D8D2D4"/>
+          <w:bottom w:val="single" w:sz="4" w:space="0" w:color="D8D2D4"/>
+          <w:right w:val="single" w:sz="4" w:space="0" w:color="D8D2D4"/>
+          <w:insideH w:val="single" w:sz="4" w:space="0" w:color="D8D2D4"/>
+          <w:insideV w:val="single" w:sz="4" w:space="0" w:color="D8D2D4"/>
+        </w:tblBorders>
+      </w:tblPr>
+      <w:tblGrid>
+        <w:gridCol w:w="2556"/>
+        <w:gridCol w:w="2556"/>
+        <w:gridCol w:w="2556"/>
+        <w:gridCol w:w="2556"/>
+      </w:tblGrid>
+      <w:tr>
+        <w:tc>
+          <w:tcPr>
+            <w:tcW w:type="dxa" w:w="2556"/>
+            <w:shd w:val="clear" w:color="auto" w:fill="6B3524"/>
+          </w:tcPr>
+          <w:p>
+            <w:pPr>
+              <w:spacing w:after="40"/>
+            </w:pPr>
+            <w:r>
+              <w:rPr>
+                <w:b/>
+                <w:color w:val="FFFFFF"/>
+                <w:sz w:val="18"/>
+              </w:rPr>
+            </w:r>
+            <w:r>
+              <w:rPr>
+                <w:b/>
+                <w:i w:val="0"/>
+                <w:color w:val="FFFFFF"/>
+                <w:sz w:val="18"/>
+              </w:rPr>
+              <w:t>Drug or class</w:t>
+            </w:r>
+          </w:p>
+        </w:tc>
+        <w:tc>
+          <w:tcPr>
+            <w:tcW w:type="dxa" w:w="2556"/>
+            <w:shd w:val="clear" w:color="auto" w:fill="6B3524"/>
+          </w:tcPr>
+          <w:p>
+            <w:pPr>
+              <w:spacing w:after="40"/>
+            </w:pPr>
+            <w:r>
+              <w:rPr>
+                <w:b/>
+                <w:color w:val="FFFFFF"/>
+                <w:sz w:val="18"/>
+              </w:rPr>
+            </w:r>
+            <w:r>
+              <w:rPr>
+                <w:b/>
+                <w:i w:val="0"/>
+                <w:color w:val="FFFFFF"/>
+                <w:sz w:val="18"/>
+              </w:rPr>
+              <w:t>Tier</w:t>
+            </w:r>
+          </w:p>
+        </w:tc>
+        <w:tc>
+          <w:tcPr>
+            <w:tcW w:type="dxa" w:w="2556"/>
+            <w:shd w:val="clear" w:color="auto" w:fill="6B3524"/>
+          </w:tcPr>
+          <w:p>
+            <w:pPr>
+              <w:spacing w:after="40"/>
+            </w:pPr>
+            <w:r>
+              <w:rPr>
+                <w:b/>
+                <w:color w:val="FFFFFF"/>
+                <w:sz w:val="18"/>
+              </w:rPr>
+            </w:r>
+            <w:r>
+              <w:rPr>
+                <w:b/>
+                <w:i w:val="0"/>
+                <w:color w:val="FFFFFF"/>
+                <w:sz w:val="18"/>
+              </w:rPr>
+              <w:t>Do not use / caution</w:t>
+            </w:r>
+          </w:p>
+        </w:tc>
+        <w:tc>
+          <w:tcPr>
+            <w:tcW w:type="dxa" w:w="2556"/>
+            <w:shd w:val="clear" w:color="auto" w:fill="6B3524"/>
+          </w:tcPr>
+          <w:p>
+            <w:pPr>
+              <w:spacing w:after="40"/>
+            </w:pPr>
+            <w:r>
+              <w:rPr>
+                <w:b/>
+                <w:color w:val="FFFFFF"/>
+                <w:sz w:val="18"/>
+              </w:rPr>
+            </w:r>
+            <w:r>
+              <w:rPr>
+                <w:b/>
+                <w:i w:val="0"/>
+                <w:color w:val="FFFFFF"/>
+                <w:sz w:val="18"/>
+              </w:rPr>
+              <w:t>Source</w:t>
+            </w:r>
+          </w:p>
+        </w:tc>
+      </w:tr>
+      <w:tr>
+        <w:tc>
+          <w:tcPr>
+            <w:tcW w:type="dxa" w:w="10224"/>
+            <w:gridSpan w:val="4"/>
+          </w:tcPr>
+          <w:p>
+            <w:pPr>
+              <w:spacing w:after="40"/>
+            </w:pPr>
+            <w:r/>
+          </w:p>
+        </w:tc>
+      </w:tr>
+      <w:tr>
+        <w:tc>
+          <w:tcPr>
+            <w:tcW w:type="dxa" w:w="2556"/>
+          </w:tcPr>
+          <w:p>
+            <w:pPr>
+              <w:spacing w:after="40"/>
+            </w:pPr>
+            <w:r>
+              <w:rPr>
+                <w:sz w:val="18"/>
+              </w:rPr>
+            </w:r>
+            <w:r>
+              <w:rPr>
+                <w:b w:val="0"/>
+                <w:i w:val="0"/>
+                <w:sz w:val="18"/>
+              </w:rPr>
+              <w:t>All antiarrhythmics</w:t>
+            </w:r>
+            <w:r>
+              <w:rPr>
+                <w:sz w:val="18"/>
+              </w:rPr>
+              <w:br/>
+            </w:r>
+            <w:r>
+              <w:rPr>
+                <w:b w:val="0"/>
+                <w:i w:val="0"/>
+                <w:sz w:val="18"/>
+              </w:rPr>
+              <w:t>before starting</w:t>
+            </w:r>
+          </w:p>
+        </w:tc>
+        <w:tc>
+          <w:tcPr>
+            <w:tcW w:type="dxa" w:w="2556"/>
+          </w:tcPr>
+          <w:p>
+            <w:pPr>
+              <w:spacing w:after="40"/>
+            </w:pPr>
+            <w:r>
+              <w:rPr>
+                <w:sz w:val="18"/>
+              </w:rPr>
+            </w:r>
+            <w:r>
+              <w:rPr>
+                <w:b w:val="0"/>
+                <w:i w:val="0"/>
+                <w:sz w:val="18"/>
+              </w:rPr>
+              <w:t>Caution</w:t>
+            </w:r>
+          </w:p>
+        </w:tc>
+        <w:tc>
+          <w:tcPr>
+            <w:tcW w:type="dxa" w:w="2556"/>
+          </w:tcPr>
+          <w:p>
+            <w:pPr>
+              <w:spacing w:after="40"/>
+            </w:pPr>
+            <w:r>
+              <w:rPr>
+                <w:sz w:val="18"/>
+              </w:rPr>
+            </w:r>
+            <w:r>
+              <w:rPr>
+                <w:b/>
+                <w:i w:val="0"/>
+                <w:sz w:val="18"/>
+              </w:rPr>
+              <w:t>Identify and remove precipitating factors first: hypoxia, ischemia, electrolytes.</w:t>
+            </w:r>
+            <w:r>
+              <w:rPr>
+                <w:b w:val="0"/>
+                <w:i w:val="0"/>
+                <w:sz w:val="18"/>
+              </w:rPr>
+              <w:t xml:space="preserve"> Every antiarrhythmic may itself induce arrhythmias.</w:t>
+            </w:r>
+          </w:p>
+        </w:tc>
+        <w:tc>
+          <w:tcPr>
+            <w:tcW w:type="dxa" w:w="2556"/>
+          </w:tcPr>
+          <w:p>
+            <w:pPr>
+              <w:spacing w:after="40"/>
+            </w:pPr>
+            <w:r>
+              <w:rPr>
+                <w:sz w:val="18"/>
+              </w:rPr>
+            </w:r>
+            <w:r>
+              <w:rPr>
+                <w:b w:val="0"/>
+                <w:i w:val="0"/>
+                <w:sz w:val="18"/>
+              </w:rPr>
+              <w:t>L10</w:t>
+            </w:r>
+            <w:r>
+              <w:rPr>
+                <w:sz w:val="18"/>
+              </w:rPr>
+              <w:br/>
+            </w:r>
+            <w:r>
+              <w:rPr>
+                <w:b w:val="0"/>
+                <w:i w:val="0"/>
+                <w:sz w:val="18"/>
+              </w:rPr>
+              <w:t>slide 3</w:t>
+            </w:r>
+          </w:p>
+        </w:tc>
+      </w:tr>
+      <w:tr>
+        <w:tc>
+          <w:tcPr>
+            <w:tcW w:type="dxa" w:w="2556"/>
+          </w:tcPr>
+          <w:p>
+            <w:pPr>
+              <w:spacing w:after="40"/>
+            </w:pPr>
+            <w:r>
+              <w:rPr>
+                <w:sz w:val="18"/>
+              </w:rPr>
+            </w:r>
+            <w:r>
+              <w:rPr>
+                <w:b w:val="0"/>
+                <w:i w:val="0"/>
+                <w:sz w:val="18"/>
+              </w:rPr>
+              <w:t>Torsades de pointes</w:t>
+            </w:r>
+            <w:r>
+              <w:rPr>
+                <w:sz w:val="18"/>
+              </w:rPr>
+              <w:br/>
+            </w:r>
+            <w:r>
+              <w:rPr>
+                <w:b w:val="0"/>
+                <w:i w:val="0"/>
+                <w:sz w:val="18"/>
+              </w:rPr>
+              <w:t>named reaction</w:t>
+            </w:r>
+          </w:p>
+        </w:tc>
+        <w:tc>
+          <w:tcPr>
+            <w:tcW w:type="dxa" w:w="2556"/>
+          </w:tcPr>
+          <w:p>
+            <w:pPr>
+              <w:spacing w:after="40"/>
+            </w:pPr>
+            <w:r>
+              <w:rPr>
+                <w:sz w:val="18"/>
+              </w:rPr>
+            </w:r>
+            <w:r>
+              <w:rPr>
+                <w:b w:val="0"/>
+                <w:i w:val="0"/>
+                <w:sz w:val="18"/>
+              </w:rPr>
+              <w:t>Named reaction</w:t>
+            </w:r>
+          </w:p>
+        </w:tc>
+        <w:tc>
+          <w:tcPr>
+            <w:tcW w:type="dxa" w:w="2556"/>
+          </w:tcPr>
+          <w:p>
+            <w:pPr>
+              <w:spacing w:after="40"/>
+            </w:pPr>
+            <w:r>
+              <w:rPr>
+                <w:sz w:val="18"/>
+              </w:rPr>
+            </w:r>
+            <w:r>
+              <w:rPr>
+                <w:b/>
+                <w:i w:val="0"/>
+                <w:sz w:val="18"/>
+              </w:rPr>
+              <w:t>Torsades de pointes</w:t>
+            </w:r>
+            <w:r>
+              <w:rPr>
+                <w:b w:val="0"/>
+                <w:i w:val="0"/>
+                <w:sz w:val="18"/>
+              </w:rPr>
+              <w:t xml:space="preserve"> is listed for quinidine (2 to 8 percent), procainamide, disopyramide, dofetilide (1 to 3 percent, with marked QT prolongation) and sotalol. Its treatment is intravenous </w:t>
+            </w:r>
+            <w:r>
+              <w:rPr>
+                <w:b/>
+                <w:i w:val="0"/>
+                <w:sz w:val="18"/>
+              </w:rPr>
+              <w:t>magnesium sulfate</w:t>
+            </w:r>
+            <w:r>
+              <w:rPr>
+                <w:b w:val="0"/>
+                <w:i w:val="0"/>
+                <w:sz w:val="18"/>
+              </w:rPr>
+              <w:t>.</w:t>
+            </w:r>
+          </w:p>
+        </w:tc>
+        <w:tc>
+          <w:tcPr>
+            <w:tcW w:type="dxa" w:w="2556"/>
+          </w:tcPr>
+          <w:p>
+            <w:pPr>
+              <w:spacing w:after="40"/>
+            </w:pPr>
+            <w:r>
+              <w:rPr>
+                <w:sz w:val="18"/>
+              </w:rPr>
+            </w:r>
+            <w:r>
+              <w:rPr>
+                <w:b w:val="0"/>
+                <w:i w:val="0"/>
+                <w:sz w:val="18"/>
+              </w:rPr>
+              <w:t>L10</w:t>
+            </w:r>
+            <w:r>
+              <w:rPr>
+                <w:sz w:val="18"/>
+              </w:rPr>
+              <w:br/>
+            </w:r>
+            <w:r>
+              <w:rPr>
+                <w:b w:val="0"/>
+                <w:i w:val="0"/>
+                <w:sz w:val="18"/>
+              </w:rPr>
+              <w:t>slide 34</w:t>
+            </w:r>
+          </w:p>
+        </w:tc>
+      </w:tr>
+      <w:tr>
+        <w:tc>
+          <w:tcPr>
+            <w:tcW w:type="dxa" w:w="10224"/>
+            <w:gridSpan w:val="4"/>
+          </w:tcPr>
+          <w:p>
+            <w:pPr>
+              <w:spacing w:after="40"/>
+            </w:pPr>
+            <w:r/>
+          </w:p>
+        </w:tc>
+      </w:tr>
+      <w:tr>
+        <w:tc>
+          <w:tcPr>
+            <w:tcW w:type="dxa" w:w="2556"/>
+          </w:tcPr>
+          <w:p>
+            <w:pPr>
+              <w:spacing w:after="40"/>
+            </w:pPr>
+            <w:r>
+              <w:rPr>
+                <w:sz w:val="18"/>
+              </w:rPr>
+            </w:r>
+            <w:r>
+              <w:rPr>
+                <w:b w:val="0"/>
+                <w:i w:val="0"/>
+                <w:sz w:val="18"/>
+              </w:rPr>
+              <w:t>Quinidine</w:t>
+            </w:r>
+            <w:r>
+              <w:rPr>
+                <w:sz w:val="18"/>
+              </w:rPr>
+              <w:br/>
+            </w:r>
+            <w:r>
+              <w:rPr>
+                <w:b w:val="0"/>
+                <w:i w:val="0"/>
+                <w:sz w:val="18"/>
+              </w:rPr>
+              <w:t>named reactions</w:t>
+            </w:r>
+          </w:p>
+        </w:tc>
+        <w:tc>
+          <w:tcPr>
+            <w:tcW w:type="dxa" w:w="2556"/>
+          </w:tcPr>
+          <w:p>
+            <w:pPr>
+              <w:spacing w:after="40"/>
+            </w:pPr>
+            <w:r>
+              <w:rPr>
+                <w:sz w:val="18"/>
+              </w:rPr>
+            </w:r>
+            <w:r>
+              <w:rPr>
+                <w:b w:val="0"/>
+                <w:i w:val="0"/>
+                <w:sz w:val="18"/>
+              </w:rPr>
+              <w:t>Named reaction</w:t>
+            </w:r>
+          </w:p>
+        </w:tc>
+        <w:tc>
+          <w:tcPr>
+            <w:tcW w:type="dxa" w:w="2556"/>
+          </w:tcPr>
+          <w:p>
+            <w:pPr>
+              <w:spacing w:after="40"/>
+            </w:pPr>
+            <w:r>
+              <w:rPr>
+                <w:sz w:val="18"/>
+              </w:rPr>
+            </w:r>
+            <w:r>
+              <w:rPr>
+                <w:b/>
+                <w:i w:val="0"/>
+                <w:sz w:val="18"/>
+              </w:rPr>
+              <w:t>Cinchonism</w:t>
+            </w:r>
+            <w:r>
+              <w:rPr>
+                <w:b w:val="0"/>
+                <w:i w:val="0"/>
+                <w:sz w:val="18"/>
+              </w:rPr>
+              <w:t xml:space="preserve"> (tinnitus, dizziness, blurred vision) and </w:t>
+            </w:r>
+            <w:r>
+              <w:rPr>
+                <w:b/>
+                <w:i w:val="0"/>
+                <w:sz w:val="18"/>
+              </w:rPr>
+              <w:t>quinidine sudden death</w:t>
+            </w:r>
+            <w:r>
+              <w:rPr>
+                <w:b w:val="0"/>
+                <w:i w:val="0"/>
+                <w:sz w:val="18"/>
+              </w:rPr>
+              <w:t>.</w:t>
+            </w:r>
+          </w:p>
+        </w:tc>
+        <w:tc>
+          <w:tcPr>
+            <w:tcW w:type="dxa" w:w="2556"/>
+          </w:tcPr>
+          <w:p>
+            <w:pPr>
+              <w:spacing w:after="40"/>
+            </w:pPr>
+            <w:r>
+              <w:rPr>
+                <w:sz w:val="18"/>
+              </w:rPr>
+            </w:r>
+            <w:r>
+              <w:rPr>
+                <w:b w:val="0"/>
+                <w:i w:val="0"/>
+                <w:sz w:val="18"/>
+              </w:rPr>
+              <w:t>L10</w:t>
+            </w:r>
+            <w:r>
+              <w:rPr>
+                <w:sz w:val="18"/>
+              </w:rPr>
+              <w:br/>
+            </w:r>
+            <w:r>
+              <w:rPr>
+                <w:b w:val="0"/>
+                <w:i w:val="0"/>
+                <w:sz w:val="18"/>
+              </w:rPr>
+              <w:t>slide 11</w:t>
+            </w:r>
+          </w:p>
+        </w:tc>
+      </w:tr>
+      <w:tr>
+        <w:tc>
+          <w:tcPr>
+            <w:tcW w:type="dxa" w:w="2556"/>
+          </w:tcPr>
+          <w:p>
+            <w:pPr>
+              <w:spacing w:after="40"/>
+            </w:pPr>
+            <w:r>
+              <w:rPr>
+                <w:sz w:val="18"/>
+              </w:rPr>
+            </w:r>
+            <w:r>
+              <w:rPr>
+                <w:b w:val="0"/>
+                <w:i w:val="0"/>
+                <w:sz w:val="18"/>
+              </w:rPr>
+              <w:t>Quinidine</w:t>
+            </w:r>
+            <w:r>
+              <w:rPr>
+                <w:sz w:val="18"/>
+              </w:rPr>
+              <w:br/>
+            </w:r>
+            <w:r>
+              <w:rPr>
+                <w:b w:val="0"/>
+                <w:i w:val="0"/>
+                <w:sz w:val="18"/>
+              </w:rPr>
+              <w:t>interaction</w:t>
+            </w:r>
+          </w:p>
+        </w:tc>
+        <w:tc>
+          <w:tcPr>
+            <w:tcW w:type="dxa" w:w="2556"/>
+          </w:tcPr>
+          <w:p>
+            <w:pPr>
+              <w:spacing w:after="40"/>
+            </w:pPr>
+            <w:r>
+              <w:rPr>
+                <w:sz w:val="18"/>
+              </w:rPr>
+            </w:r>
+            <w:r>
+              <w:rPr>
+                <w:b w:val="0"/>
+                <w:i w:val="0"/>
+                <w:sz w:val="18"/>
+              </w:rPr>
+              <w:t>Caution</w:t>
+            </w:r>
+          </w:p>
+        </w:tc>
+        <w:tc>
+          <w:tcPr>
+            <w:tcW w:type="dxa" w:w="2556"/>
+          </w:tcPr>
+          <w:p>
+            <w:pPr>
+              <w:spacing w:after="40"/>
+            </w:pPr>
+            <w:r>
+              <w:rPr>
+                <w:sz w:val="18"/>
+              </w:rPr>
+            </w:r>
+            <w:r>
+              <w:rPr>
+                <w:b/>
+                <w:i w:val="0"/>
+                <w:sz w:val="18"/>
+              </w:rPr>
+              <w:t>Caution: quinidine is a cytochrome P450 2D6 (CYP2D6) inhibitor</w:t>
+            </w:r>
+            <w:r>
+              <w:rPr>
+                <w:b w:val="0"/>
+                <w:i w:val="0"/>
+                <w:sz w:val="18"/>
+              </w:rPr>
+              <w:t>; codeine and morphine are the named examples.</w:t>
+            </w:r>
+          </w:p>
+        </w:tc>
+        <w:tc>
+          <w:tcPr>
+            <w:tcW w:type="dxa" w:w="2556"/>
+          </w:tcPr>
+          <w:p>
+            <w:pPr>
+              <w:spacing w:after="40"/>
+            </w:pPr>
+            <w:r>
+              <w:rPr>
+                <w:sz w:val="18"/>
+              </w:rPr>
+            </w:r>
+            <w:r>
+              <w:rPr>
+                <w:b w:val="0"/>
+                <w:i w:val="0"/>
+                <w:sz w:val="18"/>
+              </w:rPr>
+              <w:t>L10</w:t>
+            </w:r>
+            <w:r>
+              <w:rPr>
+                <w:sz w:val="18"/>
+              </w:rPr>
+              <w:br/>
+            </w:r>
+            <w:r>
+              <w:rPr>
+                <w:b w:val="0"/>
+                <w:i w:val="0"/>
+                <w:sz w:val="18"/>
+              </w:rPr>
+              <w:t>slide 10</w:t>
+            </w:r>
+          </w:p>
+        </w:tc>
+      </w:tr>
+      <w:tr>
+        <w:tc>
+          <w:tcPr>
+            <w:tcW w:type="dxa" w:w="2556"/>
+          </w:tcPr>
+          <w:p>
+            <w:pPr>
+              <w:spacing w:after="40"/>
+            </w:pPr>
+            <w:r>
+              <w:rPr>
+                <w:sz w:val="18"/>
+              </w:rPr>
+            </w:r>
+            <w:r>
+              <w:rPr>
+                <w:b w:val="0"/>
+                <w:i w:val="0"/>
+                <w:sz w:val="18"/>
+              </w:rPr>
+              <w:t>Procainamide</w:t>
+            </w:r>
+            <w:r>
+              <w:rPr>
+                <w:sz w:val="18"/>
+              </w:rPr>
+              <w:br/>
+            </w:r>
+            <w:r>
+              <w:rPr>
+                <w:b w:val="0"/>
+                <w:i w:val="0"/>
+                <w:sz w:val="18"/>
+              </w:rPr>
+              <w:t>named reaction</w:t>
+            </w:r>
+          </w:p>
+        </w:tc>
+        <w:tc>
+          <w:tcPr>
+            <w:tcW w:type="dxa" w:w="2556"/>
+          </w:tcPr>
+          <w:p>
+            <w:pPr>
+              <w:spacing w:after="40"/>
+            </w:pPr>
+            <w:r>
+              <w:rPr>
+                <w:sz w:val="18"/>
+              </w:rPr>
+            </w:r>
+            <w:r>
+              <w:rPr>
+                <w:b w:val="0"/>
+                <w:i w:val="0"/>
+                <w:sz w:val="18"/>
+              </w:rPr>
+              <w:t>Named reaction</w:t>
+            </w:r>
+          </w:p>
+        </w:tc>
+        <w:tc>
+          <w:tcPr>
+            <w:tcW w:type="dxa" w:w="2556"/>
+          </w:tcPr>
+          <w:p>
+            <w:pPr>
+              <w:spacing w:after="40"/>
+            </w:pPr>
+            <w:r>
+              <w:rPr>
+                <w:sz w:val="18"/>
+              </w:rPr>
+            </w:r>
+            <w:r>
+              <w:rPr>
+                <w:b/>
+                <w:i w:val="0"/>
+                <w:sz w:val="18"/>
+              </w:rPr>
+              <w:t>Lupus-like syndrome</w:t>
+            </w:r>
+            <w:r>
+              <w:rPr>
+                <w:b w:val="0"/>
+                <w:i w:val="0"/>
+                <w:sz w:val="18"/>
+              </w:rPr>
+              <w:t xml:space="preserve"> (25 to 50 percent), more often in </w:t>
+            </w:r>
+            <w:r>
+              <w:rPr>
+                <w:b/>
+                <w:i w:val="0"/>
+                <w:sz w:val="18"/>
+              </w:rPr>
+              <w:t>slow acetylators</w:t>
+            </w:r>
+            <w:r>
+              <w:rPr>
+                <w:b w:val="0"/>
+                <w:i w:val="0"/>
+                <w:sz w:val="18"/>
+              </w:rPr>
+              <w:t>.</w:t>
+            </w:r>
+          </w:p>
+        </w:tc>
+        <w:tc>
+          <w:tcPr>
+            <w:tcW w:type="dxa" w:w="2556"/>
+          </w:tcPr>
+          <w:p>
+            <w:pPr>
+              <w:spacing w:after="40"/>
+            </w:pPr>
+            <w:r>
+              <w:rPr>
+                <w:sz w:val="18"/>
+              </w:rPr>
+            </w:r>
+            <w:r>
+              <w:rPr>
+                <w:b w:val="0"/>
+                <w:i w:val="0"/>
+                <w:sz w:val="18"/>
+              </w:rPr>
+              <w:t>L10</w:t>
+            </w:r>
+            <w:r>
+              <w:rPr>
+                <w:sz w:val="18"/>
+              </w:rPr>
+              <w:br/>
+            </w:r>
+            <w:r>
+              <w:rPr>
+                <w:b w:val="0"/>
+                <w:i w:val="0"/>
+                <w:sz w:val="18"/>
+              </w:rPr>
+              <w:t>slide 13</w:t>
+            </w:r>
+          </w:p>
+        </w:tc>
+      </w:tr>
+      <w:tr>
+        <w:tc>
+          <w:tcPr>
+            <w:tcW w:type="dxa" w:w="2556"/>
+          </w:tcPr>
+          <w:p>
+            <w:pPr>
+              <w:spacing w:after="40"/>
+            </w:pPr>
+            <w:r>
+              <w:rPr>
+                <w:sz w:val="18"/>
+              </w:rPr>
+            </w:r>
+            <w:r>
+              <w:rPr>
+                <w:b w:val="0"/>
+                <w:i w:val="0"/>
+                <w:sz w:val="18"/>
+              </w:rPr>
+              <w:t>Disopyramide</w:t>
+            </w:r>
+            <w:r>
+              <w:rPr>
+                <w:sz w:val="18"/>
+              </w:rPr>
+              <w:br/>
+            </w:r>
+            <w:r>
+              <w:rPr>
+                <w:b w:val="0"/>
+                <w:i w:val="0"/>
+                <w:sz w:val="18"/>
+              </w:rPr>
+              <w:t>contraindicated</w:t>
+            </w:r>
+          </w:p>
+        </w:tc>
+        <w:tc>
+          <w:tcPr>
+            <w:tcW w:type="dxa" w:w="2556"/>
+          </w:tcPr>
+          <w:p>
+            <w:pPr>
+              <w:spacing w:after="40"/>
+            </w:pPr>
+            <w:r>
+              <w:rPr>
+                <w:sz w:val="18"/>
+              </w:rPr>
+            </w:r>
+            <w:r>
+              <w:rPr>
+                <w:b w:val="0"/>
+                <w:i w:val="0"/>
+                <w:sz w:val="18"/>
+              </w:rPr>
+              <w:t>Contraindicated</w:t>
+            </w:r>
+          </w:p>
+        </w:tc>
+        <w:tc>
+          <w:tcPr>
+            <w:tcW w:type="dxa" w:w="2556"/>
+          </w:tcPr>
+          <w:p>
+            <w:pPr>
+              <w:spacing w:after="40"/>
+            </w:pPr>
+            <w:r>
+              <w:rPr>
+                <w:sz w:val="18"/>
+              </w:rPr>
+            </w:r>
+            <w:r>
+              <w:rPr>
+                <w:b/>
+                <w:i w:val="0"/>
+                <w:sz w:val="18"/>
+              </w:rPr>
+              <w:t>Contraindicated: heart block, hypersensitivity, glaucoma.</w:t>
+            </w:r>
+            <w:r>
+              <w:rPr>
+                <w:b w:val="0"/>
+                <w:i w:val="0"/>
+                <w:sz w:val="18"/>
+              </w:rPr>
+              <w:t xml:space="preserve"> Glaucoma follows from its strong anticholinergic action.</w:t>
+            </w:r>
+          </w:p>
+        </w:tc>
+        <w:tc>
+          <w:tcPr>
+            <w:tcW w:type="dxa" w:w="2556"/>
+          </w:tcPr>
+          <w:p>
+            <w:pPr>
+              <w:spacing w:after="40"/>
+            </w:pPr>
+            <w:r>
+              <w:rPr>
+                <w:sz w:val="18"/>
+              </w:rPr>
+            </w:r>
+            <w:r>
+              <w:rPr>
+                <w:b w:val="0"/>
+                <w:i w:val="0"/>
+                <w:sz w:val="18"/>
+              </w:rPr>
+              <w:t>L10</w:t>
+            </w:r>
+            <w:r>
+              <w:rPr>
+                <w:sz w:val="18"/>
+              </w:rPr>
+              <w:br/>
+            </w:r>
+            <w:r>
+              <w:rPr>
+                <w:b w:val="0"/>
+                <w:i w:val="0"/>
+                <w:sz w:val="18"/>
+              </w:rPr>
+              <w:t>slide 15</w:t>
+            </w:r>
+          </w:p>
+        </w:tc>
+      </w:tr>
+      <w:tr>
+        <w:tc>
+          <w:tcPr>
+            <w:tcW w:type="dxa" w:w="2556"/>
+          </w:tcPr>
+          <w:p>
+            <w:pPr>
+              <w:spacing w:after="40"/>
+            </w:pPr>
+            <w:r>
+              <w:rPr>
+                <w:sz w:val="18"/>
+              </w:rPr>
+            </w:r>
+            <w:r>
+              <w:rPr>
+                <w:b w:val="0"/>
+                <w:i w:val="0"/>
+                <w:sz w:val="18"/>
+              </w:rPr>
+              <w:t>Disopyramide</w:t>
+            </w:r>
+            <w:r>
+              <w:rPr>
+                <w:sz w:val="18"/>
+              </w:rPr>
+              <w:br/>
+            </w:r>
+            <w:r>
+              <w:rPr>
+                <w:b w:val="0"/>
+                <w:i w:val="0"/>
+                <w:sz w:val="18"/>
+              </w:rPr>
+              <w:t>caution</w:t>
+            </w:r>
+          </w:p>
+        </w:tc>
+        <w:tc>
+          <w:tcPr>
+            <w:tcW w:type="dxa" w:w="2556"/>
+          </w:tcPr>
+          <w:p>
+            <w:pPr>
+              <w:spacing w:after="40"/>
+            </w:pPr>
+            <w:r>
+              <w:rPr>
+                <w:sz w:val="18"/>
+              </w:rPr>
+            </w:r>
+            <w:r>
+              <w:rPr>
+                <w:b w:val="0"/>
+                <w:i w:val="0"/>
+                <w:sz w:val="18"/>
+              </w:rPr>
+              <w:t>Caution</w:t>
+            </w:r>
+          </w:p>
+        </w:tc>
+        <w:tc>
+          <w:tcPr>
+            <w:tcW w:type="dxa" w:w="2556"/>
+          </w:tcPr>
+          <w:p>
+            <w:pPr>
+              <w:spacing w:after="40"/>
+            </w:pPr>
+            <w:r>
+              <w:rPr>
+                <w:sz w:val="18"/>
+              </w:rPr>
+            </w:r>
+            <w:r>
+              <w:rPr>
+                <w:b/>
+                <w:i w:val="0"/>
+                <w:sz w:val="18"/>
+              </w:rPr>
+              <w:t>Caution: heart failure.</w:t>
+            </w:r>
+            <w:r>
+              <w:rPr>
+                <w:b w:val="0"/>
+                <w:i w:val="0"/>
+                <w:sz w:val="18"/>
+              </w:rPr>
+              <w:t xml:space="preserve"> Its negative inotropic effect can cause congestive heart failure.</w:t>
+            </w:r>
+          </w:p>
+        </w:tc>
+        <w:tc>
+          <w:tcPr>
+            <w:tcW w:type="dxa" w:w="2556"/>
+          </w:tcPr>
+          <w:p>
+            <w:pPr>
+              <w:spacing w:after="40"/>
+            </w:pPr>
+            <w:r>
+              <w:rPr>
+                <w:sz w:val="18"/>
+              </w:rPr>
+            </w:r>
+            <w:r>
+              <w:rPr>
+                <w:b w:val="0"/>
+                <w:i w:val="0"/>
+                <w:sz w:val="18"/>
+              </w:rPr>
+              <w:t>L10</w:t>
+            </w:r>
+            <w:r>
+              <w:rPr>
+                <w:sz w:val="18"/>
+              </w:rPr>
+              <w:br/>
+            </w:r>
+            <w:r>
+              <w:rPr>
+                <w:b w:val="0"/>
+                <w:i w:val="0"/>
+                <w:sz w:val="18"/>
+              </w:rPr>
+              <w:t>slide 15</w:t>
+            </w:r>
+          </w:p>
+        </w:tc>
+      </w:tr>
+      <w:tr>
+        <w:tc>
+          <w:tcPr>
+            <w:tcW w:type="dxa" w:w="10224"/>
+            <w:gridSpan w:val="4"/>
+          </w:tcPr>
+          <w:p>
+            <w:pPr>
+              <w:spacing w:after="40"/>
+            </w:pPr>
+            <w:r/>
+          </w:p>
+        </w:tc>
+      </w:tr>
+      <w:tr>
+        <w:tc>
+          <w:tcPr>
+            <w:tcW w:type="dxa" w:w="2556"/>
+          </w:tcPr>
+          <w:p>
+            <w:pPr>
+              <w:spacing w:after="40"/>
+            </w:pPr>
+            <w:r>
+              <w:rPr>
+                <w:sz w:val="18"/>
+              </w:rPr>
+            </w:r>
+            <w:r>
+              <w:rPr>
+                <w:b w:val="0"/>
+                <w:i w:val="0"/>
+                <w:sz w:val="18"/>
+              </w:rPr>
+              <w:t>Lidocaine</w:t>
+            </w:r>
+            <w:r>
+              <w:rPr>
+                <w:sz w:val="18"/>
+              </w:rPr>
+              <w:br/>
+            </w:r>
+            <w:r>
+              <w:rPr>
+                <w:b w:val="0"/>
+                <w:i w:val="0"/>
+                <w:sz w:val="18"/>
+              </w:rPr>
+              <w:t>contraindications</w:t>
+            </w:r>
+          </w:p>
+        </w:tc>
+        <w:tc>
+          <w:tcPr>
+            <w:tcW w:type="dxa" w:w="2556"/>
+          </w:tcPr>
+          <w:p>
+            <w:pPr>
+              <w:spacing w:after="40"/>
+            </w:pPr>
+            <w:r>
+              <w:rPr>
+                <w:sz w:val="18"/>
+              </w:rPr>
+            </w:r>
+            <w:r>
+              <w:rPr>
+                <w:b w:val="0"/>
+                <w:i w:val="0"/>
+                <w:sz w:val="18"/>
+              </w:rPr>
+              <w:t>Contraindicated</w:t>
+            </w:r>
+          </w:p>
+        </w:tc>
+        <w:tc>
+          <w:tcPr>
+            <w:tcW w:type="dxa" w:w="2556"/>
+          </w:tcPr>
+          <w:p>
+            <w:pPr>
+              <w:spacing w:after="40"/>
+            </w:pPr>
+            <w:r>
+              <w:rPr>
+                <w:sz w:val="18"/>
+              </w:rPr>
+            </w:r>
+            <w:r>
+              <w:rPr>
+                <w:b/>
+                <w:i w:val="0"/>
+                <w:sz w:val="18"/>
+              </w:rPr>
+              <w:t>Contraindications: seizures, age.</w:t>
+            </w:r>
+            <w:r>
+              <w:rPr>
+                <w:b w:val="0"/>
+                <w:i w:val="0"/>
+                <w:sz w:val="18"/>
+              </w:rPr>
+              <w:t xml:space="preserve"> Its central nervous system toxicity includes seizures.</w:t>
+            </w:r>
+          </w:p>
+        </w:tc>
+        <w:tc>
+          <w:tcPr>
+            <w:tcW w:type="dxa" w:w="2556"/>
+          </w:tcPr>
+          <w:p>
+            <w:pPr>
+              <w:spacing w:after="40"/>
+            </w:pPr>
+            <w:r>
+              <w:rPr>
+                <w:sz w:val="18"/>
+              </w:rPr>
+            </w:r>
+            <w:r>
+              <w:rPr>
+                <w:b w:val="0"/>
+                <w:i w:val="0"/>
+                <w:sz w:val="18"/>
+              </w:rPr>
+              <w:t>L10</w:t>
+            </w:r>
+            <w:r>
+              <w:rPr>
+                <w:sz w:val="18"/>
+              </w:rPr>
+              <w:br/>
+            </w:r>
+            <w:r>
+              <w:rPr>
+                <w:b w:val="0"/>
+                <w:i w:val="0"/>
+                <w:sz w:val="18"/>
+              </w:rPr>
+              <w:t>slide 19</w:t>
+            </w:r>
+          </w:p>
+        </w:tc>
+      </w:tr>
+      <w:tr>
+        <w:tc>
+          <w:tcPr>
+            <w:tcW w:type="dxa" w:w="2556"/>
+          </w:tcPr>
+          <w:p>
+            <w:pPr>
+              <w:spacing w:after="40"/>
+            </w:pPr>
+            <w:r>
+              <w:rPr>
+                <w:sz w:val="18"/>
+              </w:rPr>
+            </w:r>
+            <w:r>
+              <w:rPr>
+                <w:b w:val="0"/>
+                <w:i w:val="0"/>
+                <w:sz w:val="18"/>
+              </w:rPr>
+              <w:t>Lidocaine</w:t>
+            </w:r>
+            <w:r>
+              <w:rPr>
+                <w:sz w:val="18"/>
+              </w:rPr>
+              <w:br/>
+            </w:r>
+            <w:r>
+              <w:rPr>
+                <w:b w:val="0"/>
+                <w:i w:val="0"/>
+                <w:sz w:val="18"/>
+              </w:rPr>
+              <w:t>route</w:t>
+            </w:r>
+          </w:p>
+        </w:tc>
+        <w:tc>
+          <w:tcPr>
+            <w:tcW w:type="dxa" w:w="2556"/>
+          </w:tcPr>
+          <w:p>
+            <w:pPr>
+              <w:spacing w:after="40"/>
+            </w:pPr>
+            <w:r>
+              <w:rPr>
+                <w:sz w:val="18"/>
+              </w:rPr>
+            </w:r>
+            <w:r>
+              <w:rPr>
+                <w:b w:val="0"/>
+                <w:i w:val="0"/>
+                <w:sz w:val="18"/>
+              </w:rPr>
+              <w:t>Avoid</w:t>
+            </w:r>
+          </w:p>
+        </w:tc>
+        <w:tc>
+          <w:tcPr>
+            <w:tcW w:type="dxa" w:w="2556"/>
+          </w:tcPr>
+          <w:p>
+            <w:pPr>
+              <w:spacing w:after="40"/>
+            </w:pPr>
+            <w:r>
+              <w:rPr>
+                <w:sz w:val="18"/>
+              </w:rPr>
+            </w:r>
+            <w:r>
+              <w:rPr>
+                <w:b/>
+                <w:i w:val="0"/>
+                <w:sz w:val="18"/>
+              </w:rPr>
+              <w:t>Not given by mouth</w:t>
+            </w:r>
+            <w:r>
+              <w:rPr>
+                <w:b w:val="0"/>
+                <w:i w:val="0"/>
+                <w:sz w:val="18"/>
+              </w:rPr>
+              <w:t>: extensive first-pass metabolism means it is given intravenously. Not effective against atrial arrhythmias.</w:t>
+            </w:r>
+          </w:p>
+        </w:tc>
+        <w:tc>
+          <w:tcPr>
+            <w:tcW w:type="dxa" w:w="2556"/>
+          </w:tcPr>
+          <w:p>
+            <w:pPr>
+              <w:spacing w:after="40"/>
+            </w:pPr>
+            <w:r>
+              <w:rPr>
+                <w:sz w:val="18"/>
+              </w:rPr>
+            </w:r>
+            <w:r>
+              <w:rPr>
+                <w:b w:val="0"/>
+                <w:i w:val="0"/>
+                <w:sz w:val="18"/>
+              </w:rPr>
+              <w:t>L10</w:t>
+            </w:r>
+            <w:r>
+              <w:rPr>
+                <w:sz w:val="18"/>
+              </w:rPr>
+              <w:br/>
+            </w:r>
+            <w:r>
+              <w:rPr>
+                <w:b w:val="0"/>
+                <w:i w:val="0"/>
+                <w:sz w:val="18"/>
+              </w:rPr>
+              <w:t>slide 18</w:t>
+            </w:r>
+          </w:p>
+        </w:tc>
+      </w:tr>
+      <w:tr>
+        <w:tc>
+          <w:tcPr>
+            <w:tcW w:type="dxa" w:w="10224"/>
+            <w:gridSpan w:val="4"/>
+          </w:tcPr>
+          <w:p>
+            <w:pPr>
+              <w:spacing w:after="40"/>
+            </w:pPr>
+            <w:r/>
+          </w:p>
+        </w:tc>
+      </w:tr>
+      <w:tr>
+        <w:tc>
+          <w:tcPr>
+            <w:tcW w:type="dxa" w:w="2556"/>
+          </w:tcPr>
+          <w:p>
+            <w:pPr>
+              <w:spacing w:after="40"/>
+            </w:pPr>
+            <w:r>
+              <w:rPr>
+                <w:sz w:val="18"/>
+              </w:rPr>
+            </w:r>
+            <w:r>
+              <w:rPr>
+                <w:b w:val="0"/>
+                <w:i w:val="0"/>
+                <w:sz w:val="18"/>
+              </w:rPr>
+              <w:t>Flecainide</w:t>
+            </w:r>
+            <w:r>
+              <w:rPr>
+                <w:sz w:val="18"/>
+              </w:rPr>
+              <w:br/>
+            </w:r>
+            <w:r>
+              <w:rPr>
+                <w:b w:val="0"/>
+                <w:i w:val="0"/>
+                <w:sz w:val="18"/>
+              </w:rPr>
+              <w:t>structural heart disease</w:t>
+            </w:r>
+          </w:p>
+        </w:tc>
+        <w:tc>
+          <w:tcPr>
+            <w:tcW w:type="dxa" w:w="2556"/>
+          </w:tcPr>
+          <w:p>
+            <w:pPr>
+              <w:spacing w:after="40"/>
+            </w:pPr>
+            <w:r>
+              <w:rPr>
+                <w:sz w:val="18"/>
+              </w:rPr>
+            </w:r>
+            <w:r>
+              <w:rPr>
+                <w:b w:val="0"/>
+                <w:i w:val="0"/>
+                <w:sz w:val="18"/>
+              </w:rPr>
+              <w:t>Avoid</w:t>
+            </w:r>
+          </w:p>
+        </w:tc>
+        <w:tc>
+          <w:tcPr>
+            <w:tcW w:type="dxa" w:w="2556"/>
+          </w:tcPr>
+          <w:p>
+            <w:pPr>
+              <w:spacing w:after="40"/>
+            </w:pPr>
+            <w:r>
+              <w:rPr>
+                <w:sz w:val="18"/>
+              </w:rPr>
+            </w:r>
+            <w:r>
+              <w:rPr>
+                <w:b/>
+                <w:i w:val="0"/>
+                <w:sz w:val="18"/>
+              </w:rPr>
+              <w:t>Use only in patients without significant structural damage to the heart</w:t>
+            </w:r>
+            <w:r>
+              <w:rPr>
+                <w:b w:val="0"/>
+                <w:i w:val="0"/>
+                <w:sz w:val="18"/>
+              </w:rPr>
+              <w:t>; it increases mortality after myocardial infarction.</w:t>
+            </w:r>
+          </w:p>
+        </w:tc>
+        <w:tc>
+          <w:tcPr>
+            <w:tcW w:type="dxa" w:w="2556"/>
+          </w:tcPr>
+          <w:p>
+            <w:pPr>
+              <w:spacing w:after="40"/>
+            </w:pPr>
+            <w:r>
+              <w:rPr>
+                <w:sz w:val="18"/>
+              </w:rPr>
+            </w:r>
+            <w:r>
+              <w:rPr>
+                <w:b w:val="0"/>
+                <w:i w:val="0"/>
+                <w:sz w:val="18"/>
+              </w:rPr>
+              <w:t>L10</w:t>
+            </w:r>
+            <w:r>
+              <w:rPr>
+                <w:sz w:val="18"/>
+              </w:rPr>
+              <w:br/>
+            </w:r>
+            <w:r>
+              <w:rPr>
+                <w:b w:val="0"/>
+                <w:i w:val="0"/>
+                <w:sz w:val="18"/>
+              </w:rPr>
+              <w:t>slide 22</w:t>
+            </w:r>
+          </w:p>
+        </w:tc>
+      </w:tr>
+      <w:tr>
+        <w:tc>
+          <w:tcPr>
+            <w:tcW w:type="dxa" w:w="2556"/>
+          </w:tcPr>
+          <w:p>
+            <w:pPr>
+              <w:spacing w:after="40"/>
+            </w:pPr>
+            <w:r>
+              <w:rPr>
+                <w:sz w:val="18"/>
+              </w:rPr>
+            </w:r>
+            <w:r>
+              <w:rPr>
+                <w:b w:val="0"/>
+                <w:i w:val="0"/>
+                <w:sz w:val="18"/>
+              </w:rPr>
+              <w:t>Flecainide, propafenone</w:t>
+            </w:r>
+            <w:r>
+              <w:rPr>
+                <w:sz w:val="18"/>
+              </w:rPr>
+              <w:br/>
+            </w:r>
+            <w:r>
+              <w:rPr>
+                <w:b w:val="0"/>
+                <w:i w:val="0"/>
+                <w:sz w:val="18"/>
+              </w:rPr>
+              <w:t>caution</w:t>
+            </w:r>
+          </w:p>
+        </w:tc>
+        <w:tc>
+          <w:tcPr>
+            <w:tcW w:type="dxa" w:w="2556"/>
+          </w:tcPr>
+          <w:p>
+            <w:pPr>
+              <w:spacing w:after="40"/>
+            </w:pPr>
+            <w:r>
+              <w:rPr>
+                <w:sz w:val="18"/>
+              </w:rPr>
+            </w:r>
+            <w:r>
+              <w:rPr>
+                <w:b w:val="0"/>
+                <w:i w:val="0"/>
+                <w:sz w:val="18"/>
+              </w:rPr>
+              <w:t>Caution</w:t>
+            </w:r>
+          </w:p>
+        </w:tc>
+        <w:tc>
+          <w:tcPr>
+            <w:tcW w:type="dxa" w:w="2556"/>
+          </w:tcPr>
+          <w:p>
+            <w:pPr>
+              <w:spacing w:after="40"/>
+            </w:pPr>
+            <w:r>
+              <w:rPr>
+                <w:sz w:val="18"/>
+              </w:rPr>
+            </w:r>
+            <w:r>
+              <w:rPr>
+                <w:b/>
+                <w:i w:val="0"/>
+                <w:sz w:val="18"/>
+              </w:rPr>
+              <w:t>Caution: asthma and heart failure.</w:t>
+            </w:r>
+            <w:r>
+              <w:rPr>
+                <w:b w:val="0"/>
+                <w:i w:val="0"/>
+                <w:sz w:val="18"/>
+              </w:rPr>
+              <w:t xml:space="preserve"> Both cause bronchospasm; propafenone (beta-blocking activity) also worsens heart failure.</w:t>
+            </w:r>
+          </w:p>
+        </w:tc>
+        <w:tc>
+          <w:tcPr>
+            <w:tcW w:type="dxa" w:w="2556"/>
+          </w:tcPr>
+          <w:p>
+            <w:pPr>
+              <w:spacing w:after="40"/>
+            </w:pPr>
+            <w:r>
+              <w:rPr>
+                <w:sz w:val="18"/>
+              </w:rPr>
+            </w:r>
+            <w:r>
+              <w:rPr>
+                <w:b w:val="0"/>
+                <w:i w:val="0"/>
+                <w:sz w:val="18"/>
+              </w:rPr>
+              <w:t>L10</w:t>
+            </w:r>
+            <w:r>
+              <w:rPr>
+                <w:sz w:val="18"/>
+              </w:rPr>
+              <w:br/>
+            </w:r>
+            <w:r>
+              <w:rPr>
+                <w:b w:val="0"/>
+                <w:i w:val="0"/>
+                <w:sz w:val="18"/>
+              </w:rPr>
+              <w:t>slide 24</w:t>
+            </w:r>
+          </w:p>
+        </w:tc>
+      </w:tr>
+      <w:tr>
+        <w:tc>
+          <w:tcPr>
+            <w:tcW w:type="dxa" w:w="10224"/>
+            <w:gridSpan w:val="4"/>
+          </w:tcPr>
+          <w:p>
+            <w:pPr>
+              <w:spacing w:after="40"/>
+            </w:pPr>
+            <w:r/>
+          </w:p>
+        </w:tc>
+      </w:tr>
+      <w:tr>
+        <w:tc>
+          <w:tcPr>
+            <w:tcW w:type="dxa" w:w="2556"/>
+          </w:tcPr>
+          <w:p>
+            <w:pPr>
+              <w:spacing w:after="40"/>
+            </w:pPr>
+            <w:r>
+              <w:rPr>
+                <w:sz w:val="18"/>
+              </w:rPr>
+            </w:r>
+            <w:r>
+              <w:rPr>
+                <w:b w:val="0"/>
+                <w:i w:val="0"/>
+                <w:sz w:val="18"/>
+              </w:rPr>
+              <w:t>Propranolol</w:t>
+            </w:r>
+            <w:r>
+              <w:rPr>
+                <w:sz w:val="18"/>
+              </w:rPr>
+              <w:br/>
+            </w:r>
+            <w:r>
+              <w:rPr>
+                <w:b w:val="0"/>
+                <w:i w:val="0"/>
+                <w:sz w:val="18"/>
+              </w:rPr>
+              <w:t>caution</w:t>
+            </w:r>
+          </w:p>
+        </w:tc>
+        <w:tc>
+          <w:tcPr>
+            <w:tcW w:type="dxa" w:w="2556"/>
+          </w:tcPr>
+          <w:p>
+            <w:pPr>
+              <w:spacing w:after="40"/>
+            </w:pPr>
+            <w:r>
+              <w:rPr>
+                <w:sz w:val="18"/>
+              </w:rPr>
+            </w:r>
+            <w:r>
+              <w:rPr>
+                <w:b w:val="0"/>
+                <w:i w:val="0"/>
+                <w:sz w:val="18"/>
+              </w:rPr>
+              <w:t>Caution</w:t>
+            </w:r>
+          </w:p>
+        </w:tc>
+        <w:tc>
+          <w:tcPr>
+            <w:tcW w:type="dxa" w:w="2556"/>
+          </w:tcPr>
+          <w:p>
+            <w:pPr>
+              <w:spacing w:after="40"/>
+            </w:pPr>
+            <w:r>
+              <w:rPr>
+                <w:sz w:val="18"/>
+              </w:rPr>
+            </w:r>
+            <w:r>
+              <w:rPr>
+                <w:b/>
+                <w:i w:val="0"/>
+                <w:sz w:val="18"/>
+              </w:rPr>
+              <w:t>Caution: heart failure, heart block, hypotension and bronchospasm</w:t>
+            </w:r>
+            <w:r>
+              <w:rPr>
+                <w:b w:val="0"/>
+                <w:i w:val="0"/>
+                <w:sz w:val="18"/>
+              </w:rPr>
+              <w:t xml:space="preserve"> (nonselective); digitalis toxicity with digoxin.</w:t>
+            </w:r>
+          </w:p>
+        </w:tc>
+        <w:tc>
+          <w:tcPr>
+            <w:tcW w:type="dxa" w:w="2556"/>
+          </w:tcPr>
+          <w:p>
+            <w:pPr>
+              <w:spacing w:after="40"/>
+            </w:pPr>
+            <w:r>
+              <w:rPr>
+                <w:sz w:val="18"/>
+              </w:rPr>
+            </w:r>
+            <w:r>
+              <w:rPr>
+                <w:b w:val="0"/>
+                <w:i w:val="0"/>
+                <w:sz w:val="18"/>
+              </w:rPr>
+              <w:t>L10</w:t>
+            </w:r>
+            <w:r>
+              <w:rPr>
+                <w:sz w:val="18"/>
+              </w:rPr>
+              <w:br/>
+            </w:r>
+            <w:r>
+              <w:rPr>
+                <w:b w:val="0"/>
+                <w:i w:val="0"/>
+                <w:sz w:val="18"/>
+              </w:rPr>
+              <w:t>slide 28</w:t>
+            </w:r>
+          </w:p>
+        </w:tc>
+      </w:tr>
+      <w:tr>
+        <w:tc>
+          <w:tcPr>
+            <w:tcW w:type="dxa" w:w="2556"/>
+          </w:tcPr>
+          <w:p>
+            <w:pPr>
+              <w:spacing w:after="40"/>
+            </w:pPr>
+            <w:r>
+              <w:rPr>
+                <w:sz w:val="18"/>
+              </w:rPr>
+            </w:r>
+            <w:r>
+              <w:rPr>
+                <w:b w:val="0"/>
+                <w:i w:val="0"/>
+                <w:sz w:val="18"/>
+              </w:rPr>
+              <w:t>Metoprolol, acebutolol</w:t>
+            </w:r>
+            <w:r>
+              <w:rPr>
+                <w:sz w:val="18"/>
+              </w:rPr>
+              <w:br/>
+            </w:r>
+            <w:r>
+              <w:rPr>
+                <w:b w:val="0"/>
+                <w:i w:val="0"/>
+                <w:sz w:val="18"/>
+              </w:rPr>
+              <w:t>beta-1 selective</w:t>
+            </w:r>
+          </w:p>
+        </w:tc>
+        <w:tc>
+          <w:tcPr>
+            <w:tcW w:type="dxa" w:w="2556"/>
+          </w:tcPr>
+          <w:p>
+            <w:pPr>
+              <w:spacing w:after="40"/>
+            </w:pPr>
+            <w:r>
+              <w:rPr>
+                <w:sz w:val="18"/>
+              </w:rPr>
+            </w:r>
+            <w:r>
+              <w:rPr>
+                <w:b w:val="0"/>
+                <w:i w:val="0"/>
+                <w:sz w:val="18"/>
+              </w:rPr>
+              <w:t>Caution</w:t>
+            </w:r>
+          </w:p>
+        </w:tc>
+        <w:tc>
+          <w:tcPr>
+            <w:tcW w:type="dxa" w:w="2556"/>
+          </w:tcPr>
+          <w:p>
+            <w:pPr>
+              <w:spacing w:after="40"/>
+            </w:pPr>
+            <w:r>
+              <w:rPr>
+                <w:sz w:val="18"/>
+              </w:rPr>
+            </w:r>
+            <w:r>
+              <w:rPr>
+                <w:b/>
+                <w:i w:val="0"/>
+                <w:sz w:val="18"/>
+              </w:rPr>
+              <w:t>Less bronchospasm</w:t>
+            </w:r>
+            <w:r>
+              <w:rPr>
+                <w:b w:val="0"/>
+                <w:i w:val="0"/>
+                <w:sz w:val="18"/>
+              </w:rPr>
+              <w:t>, so preferred over propranolol when bronchospasm is a concern; congestive heart failure is still a caution.</w:t>
+            </w:r>
+          </w:p>
+        </w:tc>
+        <w:tc>
+          <w:tcPr>
+            <w:tcW w:type="dxa" w:w="2556"/>
+          </w:tcPr>
+          <w:p>
+            <w:pPr>
+              <w:spacing w:after="40"/>
+            </w:pPr>
+            <w:r>
+              <w:rPr>
+                <w:sz w:val="18"/>
+              </w:rPr>
+            </w:r>
+            <w:r>
+              <w:rPr>
+                <w:b w:val="0"/>
+                <w:i w:val="0"/>
+                <w:sz w:val="18"/>
+              </w:rPr>
+              <w:t>L10</w:t>
+            </w:r>
+            <w:r>
+              <w:rPr>
+                <w:sz w:val="18"/>
+              </w:rPr>
+              <w:br/>
+            </w:r>
+            <w:r>
+              <w:rPr>
+                <w:b w:val="0"/>
+                <w:i w:val="0"/>
+                <w:sz w:val="18"/>
+              </w:rPr>
+              <w:t>slide 29</w:t>
+            </w:r>
+          </w:p>
+        </w:tc>
+      </w:tr>
+      <w:tr>
+        <w:tc>
+          <w:tcPr>
+            <w:tcW w:type="dxa" w:w="10224"/>
+            <w:gridSpan w:val="4"/>
+          </w:tcPr>
+          <w:p>
+            <w:pPr>
+              <w:spacing w:after="40"/>
+            </w:pPr>
+            <w:r/>
+          </w:p>
+        </w:tc>
+      </w:tr>
+      <w:tr>
+        <w:tc>
+          <w:tcPr>
+            <w:tcW w:type="dxa" w:w="2556"/>
+          </w:tcPr>
+          <w:p>
+            <w:pPr>
+              <w:spacing w:after="40"/>
+            </w:pPr>
+            <w:r>
+              <w:rPr>
+                <w:sz w:val="18"/>
+              </w:rPr>
+            </w:r>
+            <w:r>
+              <w:rPr>
+                <w:b w:val="0"/>
+                <w:i w:val="0"/>
+                <w:sz w:val="18"/>
+              </w:rPr>
+              <w:t>Amiodarone</w:t>
+            </w:r>
+            <w:r>
+              <w:rPr>
+                <w:sz w:val="18"/>
+              </w:rPr>
+              <w:br/>
+            </w:r>
+            <w:r>
+              <w:rPr>
+                <w:b w:val="0"/>
+                <w:i w:val="0"/>
+                <w:sz w:val="18"/>
+              </w:rPr>
+              <w:t>interactions</w:t>
+            </w:r>
+          </w:p>
+        </w:tc>
+        <w:tc>
+          <w:tcPr>
+            <w:tcW w:type="dxa" w:w="2556"/>
+          </w:tcPr>
+          <w:p>
+            <w:pPr>
+              <w:spacing w:after="40"/>
+            </w:pPr>
+            <w:r>
+              <w:rPr>
+                <w:sz w:val="18"/>
+              </w:rPr>
+            </w:r>
+            <w:r>
+              <w:rPr>
+                <w:b w:val="0"/>
+                <w:i w:val="0"/>
+                <w:sz w:val="18"/>
+              </w:rPr>
+              <w:t>Caution</w:t>
+            </w:r>
+          </w:p>
+        </w:tc>
+        <w:tc>
+          <w:tcPr>
+            <w:tcW w:type="dxa" w:w="2556"/>
+          </w:tcPr>
+          <w:p>
+            <w:pPr>
+              <w:spacing w:after="40"/>
+            </w:pPr>
+            <w:r>
+              <w:rPr>
+                <w:sz w:val="18"/>
+              </w:rPr>
+            </w:r>
+            <w:r>
+              <w:rPr>
+                <w:b/>
+                <w:i w:val="0"/>
+                <w:sz w:val="18"/>
+              </w:rPr>
+              <w:t>Increases digoxin, warfarin, flecainide, phenytoin and procainamide.</w:t>
+            </w:r>
+          </w:p>
+        </w:tc>
+        <w:tc>
+          <w:tcPr>
+            <w:tcW w:type="dxa" w:w="2556"/>
+          </w:tcPr>
+          <w:p>
+            <w:pPr>
+              <w:spacing w:after="40"/>
+            </w:pPr>
+            <w:r>
+              <w:rPr>
+                <w:sz w:val="18"/>
+              </w:rPr>
+            </w:r>
+            <w:r>
+              <w:rPr>
+                <w:b w:val="0"/>
+                <w:i w:val="0"/>
+                <w:sz w:val="18"/>
+              </w:rPr>
+              <w:t>L10</w:t>
+            </w:r>
+            <w:r>
+              <w:rPr>
+                <w:sz w:val="18"/>
+              </w:rPr>
+              <w:br/>
+            </w:r>
+            <w:r>
+              <w:rPr>
+                <w:b w:val="0"/>
+                <w:i w:val="0"/>
+                <w:sz w:val="18"/>
+              </w:rPr>
+              <w:t>slide 33</w:t>
+            </w:r>
+          </w:p>
+        </w:tc>
+      </w:tr>
+      <w:tr>
+        <w:tc>
+          <w:tcPr>
+            <w:tcW w:type="dxa" w:w="2556"/>
+          </w:tcPr>
+          <w:p>
+            <w:pPr>
+              <w:spacing w:after="40"/>
+            </w:pPr>
+            <w:r>
+              <w:rPr>
+                <w:sz w:val="18"/>
+              </w:rPr>
+            </w:r>
+            <w:r>
+              <w:rPr>
+                <w:b w:val="0"/>
+                <w:i w:val="0"/>
+                <w:sz w:val="18"/>
+              </w:rPr>
+              <w:t>Dofetilide</w:t>
+            </w:r>
+            <w:r>
+              <w:rPr>
+                <w:sz w:val="18"/>
+              </w:rPr>
+              <w:br/>
+            </w:r>
+            <w:r>
+              <w:rPr>
+                <w:b w:val="0"/>
+                <w:i w:val="0"/>
+                <w:sz w:val="18"/>
+              </w:rPr>
+              <w:t>restricted</w:t>
+            </w:r>
+          </w:p>
+        </w:tc>
+        <w:tc>
+          <w:tcPr>
+            <w:tcW w:type="dxa" w:w="2556"/>
+          </w:tcPr>
+          <w:p>
+            <w:pPr>
+              <w:spacing w:after="40"/>
+            </w:pPr>
+            <w:r>
+              <w:rPr>
+                <w:sz w:val="18"/>
+              </w:rPr>
+            </w:r>
+            <w:r>
+              <w:rPr>
+                <w:b w:val="0"/>
+                <w:i w:val="0"/>
+                <w:sz w:val="18"/>
+              </w:rPr>
+              <w:t>Caution</w:t>
+            </w:r>
+          </w:p>
+        </w:tc>
+        <w:tc>
+          <w:tcPr>
+            <w:tcW w:type="dxa" w:w="2556"/>
+          </w:tcPr>
+          <w:p>
+            <w:pPr>
+              <w:spacing w:after="40"/>
+            </w:pPr>
+            <w:r>
+              <w:rPr>
+                <w:sz w:val="18"/>
+              </w:rPr>
+            </w:r>
+            <w:r>
+              <w:rPr>
+                <w:b/>
+                <w:i w:val="0"/>
+                <w:sz w:val="18"/>
+              </w:rPr>
+              <w:t>Limited availability to those with special training.</w:t>
+            </w:r>
+            <w:r>
+              <w:rPr>
+                <w:b w:val="0"/>
+                <w:i w:val="0"/>
+                <w:sz w:val="18"/>
+              </w:rPr>
+              <w:t xml:space="preserve"> Mainly eliminated unchanged by the kidneys.</w:t>
+            </w:r>
+          </w:p>
+        </w:tc>
+        <w:tc>
+          <w:tcPr>
+            <w:tcW w:type="dxa" w:w="2556"/>
+          </w:tcPr>
+          <w:p>
+            <w:pPr>
+              <w:spacing w:after="40"/>
+            </w:pPr>
+            <w:r>
+              <w:rPr>
+                <w:sz w:val="18"/>
+              </w:rPr>
+            </w:r>
+            <w:r>
+              <w:rPr>
+                <w:b w:val="0"/>
+                <w:i w:val="0"/>
+                <w:sz w:val="18"/>
+              </w:rPr>
+              <w:t>L10</w:t>
+            </w:r>
+            <w:r>
+              <w:rPr>
+                <w:sz w:val="18"/>
+              </w:rPr>
+              <w:br/>
+            </w:r>
+            <w:r>
+              <w:rPr>
+                <w:b w:val="0"/>
+                <w:i w:val="0"/>
+                <w:sz w:val="18"/>
+              </w:rPr>
+              <w:t>slide 34</w:t>
+            </w:r>
+          </w:p>
+        </w:tc>
+      </w:tr>
+      <w:tr>
+        <w:tc>
+          <w:tcPr>
+            <w:tcW w:type="dxa" w:w="2556"/>
+          </w:tcPr>
+          <w:p>
+            <w:pPr>
+              <w:spacing w:after="40"/>
+            </w:pPr>
+            <w:r>
+              <w:rPr>
+                <w:sz w:val="18"/>
+              </w:rPr>
+            </w:r>
+            <w:r>
+              <w:rPr>
+                <w:b w:val="0"/>
+                <w:i w:val="0"/>
+                <w:sz w:val="18"/>
+              </w:rPr>
+              <w:t>Sotalol</w:t>
+            </w:r>
+            <w:r>
+              <w:rPr>
+                <w:sz w:val="18"/>
+              </w:rPr>
+              <w:br/>
+            </w:r>
+            <w:r>
+              <w:rPr>
+                <w:b w:val="0"/>
+                <w:i w:val="0"/>
+                <w:sz w:val="18"/>
+              </w:rPr>
+              <w:t>caution</w:t>
+            </w:r>
+          </w:p>
+        </w:tc>
+        <w:tc>
+          <w:tcPr>
+            <w:tcW w:type="dxa" w:w="2556"/>
+          </w:tcPr>
+          <w:p>
+            <w:pPr>
+              <w:spacing w:after="40"/>
+            </w:pPr>
+            <w:r>
+              <w:rPr>
+                <w:sz w:val="18"/>
+              </w:rPr>
+            </w:r>
+            <w:r>
+              <w:rPr>
+                <w:b w:val="0"/>
+                <w:i w:val="0"/>
+                <w:sz w:val="18"/>
+              </w:rPr>
+              <w:t>Caution</w:t>
+            </w:r>
+          </w:p>
+        </w:tc>
+        <w:tc>
+          <w:tcPr>
+            <w:tcW w:type="dxa" w:w="2556"/>
+          </w:tcPr>
+          <w:p>
+            <w:pPr>
+              <w:spacing w:after="40"/>
+            </w:pPr>
+            <w:r>
+              <w:rPr>
+                <w:sz w:val="18"/>
+              </w:rPr>
+            </w:r>
+            <w:r>
+              <w:rPr>
+                <w:b/>
+                <w:i w:val="0"/>
+                <w:sz w:val="18"/>
+              </w:rPr>
+              <w:t>Caution: asthma</w:t>
+            </w:r>
+            <w:r>
+              <w:rPr>
+                <w:b w:val="0"/>
+                <w:i w:val="0"/>
+                <w:sz w:val="18"/>
+              </w:rPr>
+              <w:t xml:space="preserve"> (bronchospasm from its beta-blocking activity); torsades de pointes.</w:t>
+            </w:r>
+          </w:p>
+        </w:tc>
+        <w:tc>
+          <w:tcPr>
+            <w:tcW w:type="dxa" w:w="2556"/>
+          </w:tcPr>
+          <w:p>
+            <w:pPr>
+              <w:spacing w:after="40"/>
+            </w:pPr>
+            <w:r>
+              <w:rPr>
+                <w:sz w:val="18"/>
+              </w:rPr>
+            </w:r>
+            <w:r>
+              <w:rPr>
+                <w:b w:val="0"/>
+                <w:i w:val="0"/>
+                <w:sz w:val="18"/>
+              </w:rPr>
+              <w:t>L10</w:t>
+            </w:r>
+            <w:r>
+              <w:rPr>
+                <w:sz w:val="18"/>
+              </w:rPr>
+              <w:br/>
+            </w:r>
+            <w:r>
+              <w:rPr>
+                <w:b w:val="0"/>
+                <w:i w:val="0"/>
+                <w:sz w:val="18"/>
+              </w:rPr>
+              <w:t>slide 36</w:t>
+            </w:r>
+          </w:p>
+        </w:tc>
+      </w:tr>
+      <w:tr>
+        <w:tc>
+          <w:tcPr>
+            <w:tcW w:type="dxa" w:w="10224"/>
+            <w:gridSpan w:val="4"/>
+          </w:tcPr>
+          <w:p>
+            <w:pPr>
+              <w:spacing w:after="40"/>
+            </w:pPr>
+            <w:r/>
+          </w:p>
+        </w:tc>
+      </w:tr>
+      <w:tr>
+        <w:tc>
+          <w:tcPr>
+            <w:tcW w:type="dxa" w:w="2556"/>
+          </w:tcPr>
+          <w:p>
+            <w:pPr>
+              <w:spacing w:after="40"/>
+            </w:pPr>
+            <w:r>
+              <w:rPr>
+                <w:sz w:val="18"/>
+              </w:rPr>
+            </w:r>
+            <w:r>
+              <w:rPr>
+                <w:b w:val="0"/>
+                <w:i w:val="0"/>
+                <w:sz w:val="18"/>
+              </w:rPr>
+              <w:t>Verapamil, diltiazem</w:t>
+            </w:r>
+            <w:r>
+              <w:rPr>
+                <w:sz w:val="18"/>
+              </w:rPr>
+              <w:br/>
+            </w:r>
+            <w:r>
+              <w:rPr>
+                <w:b w:val="0"/>
+                <w:i w:val="0"/>
+                <w:sz w:val="18"/>
+              </w:rPr>
+              <w:t>avoid</w:t>
+            </w:r>
+          </w:p>
+        </w:tc>
+        <w:tc>
+          <w:tcPr>
+            <w:tcW w:type="dxa" w:w="2556"/>
+          </w:tcPr>
+          <w:p>
+            <w:pPr>
+              <w:spacing w:after="40"/>
+            </w:pPr>
+            <w:r>
+              <w:rPr>
+                <w:sz w:val="18"/>
+              </w:rPr>
+            </w:r>
+            <w:r>
+              <w:rPr>
+                <w:b w:val="0"/>
+                <w:i w:val="0"/>
+                <w:sz w:val="18"/>
+              </w:rPr>
+              <w:t>Avoid</w:t>
+            </w:r>
+          </w:p>
+        </w:tc>
+        <w:tc>
+          <w:tcPr>
+            <w:tcW w:type="dxa" w:w="2556"/>
+          </w:tcPr>
+          <w:p>
+            <w:pPr>
+              <w:spacing w:after="40"/>
+            </w:pPr>
+            <w:r>
+              <w:rPr>
+                <w:sz w:val="18"/>
+              </w:rPr>
+            </w:r>
+            <w:r>
+              <w:rPr>
+                <w:b/>
+                <w:i w:val="0"/>
+                <w:sz w:val="18"/>
+              </w:rPr>
+              <w:t>Avoid in ventricular arrhythmias, sick sinus syndrome and depressed cardiac function.</w:t>
+            </w:r>
+          </w:p>
+        </w:tc>
+        <w:tc>
+          <w:tcPr>
+            <w:tcW w:type="dxa" w:w="2556"/>
+          </w:tcPr>
+          <w:p>
+            <w:pPr>
+              <w:spacing w:after="40"/>
+            </w:pPr>
+            <w:r>
+              <w:rPr>
+                <w:sz w:val="18"/>
+              </w:rPr>
+            </w:r>
+            <w:r>
+              <w:rPr>
+                <w:b w:val="0"/>
+                <w:i w:val="0"/>
+                <w:sz w:val="18"/>
+              </w:rPr>
+              <w:t>L10</w:t>
+            </w:r>
+            <w:r>
+              <w:rPr>
+                <w:sz w:val="18"/>
+              </w:rPr>
+              <w:br/>
+            </w:r>
+            <w:r>
+              <w:rPr>
+                <w:b w:val="0"/>
+                <w:i w:val="0"/>
+                <w:sz w:val="18"/>
+              </w:rPr>
+              <w:t>slide 39</w:t>
+            </w:r>
+          </w:p>
+        </w:tc>
+      </w:tr>
+      <w:tr>
+        <w:tc>
+          <w:tcPr>
+            <w:tcW w:type="dxa" w:w="2556"/>
+          </w:tcPr>
+          <w:p>
+            <w:pPr>
+              <w:spacing w:after="40"/>
+            </w:pPr>
+            <w:r>
+              <w:rPr>
+                <w:sz w:val="18"/>
+              </w:rPr>
+            </w:r>
+            <w:r>
+              <w:rPr>
+                <w:b w:val="0"/>
+                <w:i w:val="0"/>
+                <w:sz w:val="18"/>
+              </w:rPr>
+              <w:t>Verapamil, diltiazem</w:t>
+            </w:r>
+            <w:r>
+              <w:rPr>
+                <w:sz w:val="18"/>
+              </w:rPr>
+              <w:br/>
+            </w:r>
+            <w:r>
+              <w:rPr>
+                <w:b w:val="0"/>
+                <w:i w:val="0"/>
+                <w:sz w:val="18"/>
+              </w:rPr>
+              <w:t>caution</w:t>
+            </w:r>
+          </w:p>
+        </w:tc>
+        <w:tc>
+          <w:tcPr>
+            <w:tcW w:type="dxa" w:w="2556"/>
+          </w:tcPr>
+          <w:p>
+            <w:pPr>
+              <w:spacing w:after="40"/>
+            </w:pPr>
+            <w:r>
+              <w:rPr>
+                <w:sz w:val="18"/>
+              </w:rPr>
+            </w:r>
+            <w:r>
+              <w:rPr>
+                <w:b w:val="0"/>
+                <w:i w:val="0"/>
+                <w:sz w:val="18"/>
+              </w:rPr>
+              <w:t>Caution</w:t>
+            </w:r>
+          </w:p>
+        </w:tc>
+        <w:tc>
+          <w:tcPr>
+            <w:tcW w:type="dxa" w:w="2556"/>
+          </w:tcPr>
+          <w:p>
+            <w:pPr>
+              <w:spacing w:after="40"/>
+            </w:pPr>
+            <w:r>
+              <w:rPr>
+                <w:sz w:val="18"/>
+              </w:rPr>
+            </w:r>
+            <w:r>
+              <w:rPr>
+                <w:b/>
+                <w:i w:val="0"/>
+                <w:sz w:val="18"/>
+              </w:rPr>
+              <w:t>Caution in liver damage</w:t>
+            </w:r>
+            <w:r>
+              <w:rPr>
+                <w:b w:val="0"/>
+                <w:i w:val="0"/>
+                <w:sz w:val="18"/>
+              </w:rPr>
+              <w:t xml:space="preserve"> (hepatic metabolism).</w:t>
+            </w:r>
+          </w:p>
+        </w:tc>
+        <w:tc>
+          <w:tcPr>
+            <w:tcW w:type="dxa" w:w="2556"/>
+          </w:tcPr>
+          <w:p>
+            <w:pPr>
+              <w:spacing w:after="40"/>
+            </w:pPr>
+            <w:r>
+              <w:rPr>
+                <w:sz w:val="18"/>
+              </w:rPr>
+            </w:r>
+            <w:r>
+              <w:rPr>
+                <w:b w:val="0"/>
+                <w:i w:val="0"/>
+                <w:sz w:val="18"/>
+              </w:rPr>
+              <w:t>L10</w:t>
+            </w:r>
+            <w:r>
+              <w:rPr>
+                <w:sz w:val="18"/>
+              </w:rPr>
+              <w:br/>
+            </w:r>
+            <w:r>
+              <w:rPr>
+                <w:b w:val="0"/>
+                <w:i w:val="0"/>
+                <w:sz w:val="18"/>
+              </w:rPr>
+              <w:t>slide 39</w:t>
+            </w:r>
+          </w:p>
+        </w:tc>
+      </w:tr>
+      <w:tr>
+        <w:tc>
+          <w:tcPr>
+            <w:tcW w:type="dxa" w:w="10224"/>
+            <w:gridSpan w:val="4"/>
+          </w:tcPr>
+          <w:p>
+            <w:pPr>
+              <w:spacing w:after="40"/>
+            </w:pPr>
+            <w:r/>
+          </w:p>
+        </w:tc>
+      </w:tr>
+      <w:tr>
+        <w:tc>
+          <w:tcPr>
+            <w:tcW w:type="dxa" w:w="2556"/>
+          </w:tcPr>
+          <w:p>
+            <w:pPr>
+              <w:spacing w:after="40"/>
+            </w:pPr>
+            <w:r>
+              <w:rPr>
+                <w:sz w:val="18"/>
+              </w:rPr>
+            </w:r>
+            <w:r>
+              <w:rPr>
+                <w:b w:val="0"/>
+                <w:i w:val="0"/>
+                <w:sz w:val="18"/>
+              </w:rPr>
+              <w:t>Digoxin</w:t>
+            </w:r>
+            <w:r>
+              <w:rPr>
+                <w:sz w:val="18"/>
+              </w:rPr>
+              <w:br/>
+            </w:r>
+            <w:r>
+              <w:rPr>
+                <w:b w:val="0"/>
+                <w:i w:val="0"/>
+                <w:sz w:val="18"/>
+              </w:rPr>
+              <w:t>avoid</w:t>
+            </w:r>
+          </w:p>
+        </w:tc>
+        <w:tc>
+          <w:tcPr>
+            <w:tcW w:type="dxa" w:w="2556"/>
+          </w:tcPr>
+          <w:p>
+            <w:pPr>
+              <w:spacing w:after="40"/>
+            </w:pPr>
+            <w:r>
+              <w:rPr>
+                <w:sz w:val="18"/>
+              </w:rPr>
+            </w:r>
+            <w:r>
+              <w:rPr>
+                <w:b w:val="0"/>
+                <w:i w:val="0"/>
+                <w:sz w:val="18"/>
+              </w:rPr>
+              <w:t>Avoid</w:t>
+            </w:r>
+          </w:p>
+        </w:tc>
+        <w:tc>
+          <w:tcPr>
+            <w:tcW w:type="dxa" w:w="2556"/>
+          </w:tcPr>
+          <w:p>
+            <w:pPr>
+              <w:spacing w:after="40"/>
+            </w:pPr>
+            <w:r>
+              <w:rPr>
+                <w:sz w:val="18"/>
+              </w:rPr>
+            </w:r>
+            <w:r>
+              <w:rPr>
+                <w:b/>
+                <w:i w:val="0"/>
+                <w:sz w:val="18"/>
+              </w:rPr>
+              <w:t>Avoid calcium channel blockers and beta blockers</w:t>
+            </w:r>
+            <w:r>
+              <w:rPr>
+                <w:b w:val="0"/>
+                <w:i w:val="0"/>
+                <w:sz w:val="18"/>
+              </w:rPr>
+              <w:t xml:space="preserve"> with it (it already slows atrioventricular conduction and can induce heart block). </w:t>
+            </w:r>
+            <w:r>
+              <w:rPr>
+                <w:b w:val="0"/>
+                <w:i/>
+                <w:sz w:val="18"/>
+              </w:rPr>
+              <w:t>Current guidelines differ: digoxin is often combined with a beta blocker or a nondihydropyridine calcium channel blocker for rate control in atrial fibrillation, with the heart rate watched for excessive slowing.</w:t>
+            </w:r>
+          </w:p>
+        </w:tc>
+        <w:tc>
+          <w:tcPr>
+            <w:tcW w:type="dxa" w:w="2556"/>
+          </w:tcPr>
+          <w:p>
+            <w:pPr>
+              <w:spacing w:after="40"/>
+            </w:pPr>
+            <w:r>
+              <w:rPr>
+                <w:sz w:val="18"/>
+              </w:rPr>
+            </w:r>
+            <w:r>
+              <w:rPr>
+                <w:b w:val="0"/>
+                <w:i w:val="0"/>
+                <w:sz w:val="18"/>
+              </w:rPr>
+              <w:t>L10</w:t>
+            </w:r>
+            <w:r>
+              <w:rPr>
+                <w:sz w:val="18"/>
+              </w:rPr>
+              <w:br/>
+            </w:r>
+            <w:r>
+              <w:rPr>
+                <w:b w:val="0"/>
+                <w:i w:val="0"/>
+                <w:sz w:val="18"/>
+              </w:rPr>
+              <w:t>slide 44</w:t>
             </w:r>
           </w:p>
         </w:tc>

--- a/Pharmacology I Exam 3/pharm-exam-3-contraindications.docx
+++ b/Pharmacology I Exam 3/pharm-exam-3-contraindications.docx
@@ -62,7 +62,7 @@
           <w:b w:val="0"/>
           <w:i w:val="0"/>
         </w:rPr>
-        <w:t>When NOT to give each drug. 51 entries across the Exam 3 lectures, each citing its slide and tiered by the strength of the slide’s own wording.</w:t>
+        <w:t>When NOT to give each drug. 83 entries across the Exam 3 lectures, each citing its slide and tiered by the strength of the slide’s own wording.</w:t>
       </w:r>
     </w:p>
     <w:p>
@@ -384,7 +384,19 @@
             <w:pPr>
               <w:spacing w:after="40"/>
             </w:pPr>
-            <w:r/>
+            <w:r>
+              <w:rPr>
+                <w:sz w:val="18"/>
+              </w:rPr>
+            </w:r>
+            <w:r>
+              <w:rPr>
+                <w:b w:val="0"/>
+                <w:i w:val="0"/>
+                <w:sz w:val="18"/>
+              </w:rPr>
+              <w:t>Loop diuretics</w:t>
+            </w:r>
           </w:p>
         </w:tc>
       </w:tr>
@@ -918,7 +930,19 @@
             <w:pPr>
               <w:spacing w:after="40"/>
             </w:pPr>
-            <w:r/>
+            <w:r>
+              <w:rPr>
+                <w:sz w:val="18"/>
+              </w:rPr>
+            </w:r>
+            <w:r>
+              <w:rPr>
+                <w:b w:val="0"/>
+                <w:i w:val="0"/>
+                <w:sz w:val="18"/>
+              </w:rPr>
+              <w:t>Thiazide diuretics</w:t>
+            </w:r>
           </w:p>
         </w:tc>
       </w:tr>
@@ -1460,7 +1484,19 @@
             <w:pPr>
               <w:spacing w:after="40"/>
             </w:pPr>
-            <w:r/>
+            <w:r>
+              <w:rPr>
+                <w:sz w:val="18"/>
+              </w:rPr>
+            </w:r>
+            <w:r>
+              <w:rPr>
+                <w:b w:val="0"/>
+                <w:i w:val="0"/>
+                <w:sz w:val="18"/>
+              </w:rPr>
+              <w:t>Potassium-sparing diuretics</w:t>
+            </w:r>
           </w:p>
         </w:tc>
       </w:tr>
@@ -1864,7 +1900,19 @@
             <w:pPr>
               <w:spacing w:after="40"/>
             </w:pPr>
-            <w:r/>
+            <w:r>
+              <w:rPr>
+                <w:sz w:val="18"/>
+              </w:rPr>
+            </w:r>
+            <w:r>
+              <w:rPr>
+                <w:b w:val="0"/>
+                <w:i w:val="0"/>
+                <w:sz w:val="18"/>
+              </w:rPr>
+              <w:t>Aldosterone antagonists</w:t>
+            </w:r>
           </w:p>
         </w:tc>
       </w:tr>
@@ -2138,7 +2186,19 @@
             <w:pPr>
               <w:spacing w:after="40"/>
             </w:pPr>
-            <w:r/>
+            <w:r>
+              <w:rPr>
+                <w:sz w:val="18"/>
+              </w:rPr>
+            </w:r>
+            <w:r>
+              <w:rPr>
+                <w:b w:val="0"/>
+                <w:i w:val="0"/>
+                <w:sz w:val="18"/>
+              </w:rPr>
+              <w:t>Carbonic anhydrase inhibitors</w:t>
+            </w:r>
           </w:p>
         </w:tc>
       </w:tr>
@@ -2282,7 +2342,19 @@
             <w:pPr>
               <w:spacing w:after="40"/>
             </w:pPr>
-            <w:r/>
+            <w:r>
+              <w:rPr>
+                <w:sz w:val="18"/>
+              </w:rPr>
+            </w:r>
+            <w:r>
+              <w:rPr>
+                <w:b w:val="0"/>
+                <w:i w:val="0"/>
+                <w:sz w:val="18"/>
+              </w:rPr>
+              <w:t>Heart failure: diuretics, ACE inhibitors and beta blockers</w:t>
+            </w:r>
           </w:p>
         </w:tc>
       </w:tr>
@@ -3084,7 +3156,19 @@
             <w:pPr>
               <w:spacing w:after="40"/>
             </w:pPr>
-            <w:r/>
+            <w:r>
+              <w:rPr>
+                <w:sz w:val="18"/>
+              </w:rPr>
+            </w:r>
+            <w:r>
+              <w:rPr>
+                <w:b w:val="0"/>
+                <w:i w:val="0"/>
+                <w:sz w:val="18"/>
+              </w:rPr>
+              <w:t>Digoxin</w:t>
+            </w:r>
           </w:p>
         </w:tc>
       </w:tr>
@@ -3878,7 +3962,19 @@
             <w:pPr>
               <w:spacing w:after="40"/>
             </w:pPr>
-            <w:r/>
+            <w:r>
+              <w:rPr>
+                <w:sz w:val="18"/>
+              </w:rPr>
+            </w:r>
+            <w:r>
+              <w:rPr>
+                <w:b w:val="0"/>
+                <w:i w:val="0"/>
+                <w:sz w:val="18"/>
+              </w:rPr>
+              <w:t>Other heart failure drugs</w:t>
+            </w:r>
           </w:p>
         </w:tc>
       </w:tr>
@@ -4822,7 +4918,19 @@
             <w:pPr>
               <w:spacing w:after="40"/>
             </w:pPr>
-            <w:r/>
+            <w:r>
+              <w:rPr>
+                <w:sz w:val="18"/>
+              </w:rPr>
+            </w:r>
+            <w:r>
+              <w:rPr>
+                <w:b w:val="0"/>
+                <w:i w:val="0"/>
+                <w:sz w:val="18"/>
+              </w:rPr>
+              <w:t>Principles and classification</w:t>
+            </w:r>
           </w:p>
         </w:tc>
       </w:tr>
@@ -5112,7 +5220,19 @@
             <w:pPr>
               <w:spacing w:after="40"/>
             </w:pPr>
-            <w:r/>
+            <w:r>
+              <w:rPr>
+                <w:sz w:val="18"/>
+              </w:rPr>
+            </w:r>
+            <w:r>
+              <w:rPr>
+                <w:b w:val="0"/>
+                <w:i w:val="0"/>
+                <w:sz w:val="18"/>
+              </w:rPr>
+              <w:t>Class IA: quinidine, procainamide, disopyramide</w:t>
+            </w:r>
           </w:p>
         </w:tc>
       </w:tr>
@@ -5808,7 +5928,19 @@
             <w:pPr>
               <w:spacing w:after="40"/>
             </w:pPr>
-            <w:r/>
+            <w:r>
+              <w:rPr>
+                <w:sz w:val="18"/>
+              </w:rPr>
+            </w:r>
+            <w:r>
+              <w:rPr>
+                <w:b w:val="0"/>
+                <w:i w:val="0"/>
+                <w:sz w:val="18"/>
+              </w:rPr>
+              <w:t>Class IB: lidocaine</w:t>
+            </w:r>
           </w:p>
         </w:tc>
       </w:tr>
@@ -6082,7 +6214,19 @@
             <w:pPr>
               <w:spacing w:after="40"/>
             </w:pPr>
-            <w:r/>
+            <w:r>
+              <w:rPr>
+                <w:sz w:val="18"/>
+              </w:rPr>
+            </w:r>
+            <w:r>
+              <w:rPr>
+                <w:b w:val="0"/>
+                <w:i w:val="0"/>
+                <w:sz w:val="18"/>
+              </w:rPr>
+              <w:t>Class IC: flecainide, propafenone</w:t>
+            </w:r>
           </w:p>
         </w:tc>
       </w:tr>
@@ -6356,7 +6500,19 @@
             <w:pPr>
               <w:spacing w:after="40"/>
             </w:pPr>
-            <w:r/>
+            <w:r>
+              <w:rPr>
+                <w:sz w:val="18"/>
+              </w:rPr>
+            </w:r>
+            <w:r>
+              <w:rPr>
+                <w:b w:val="0"/>
+                <w:i w:val="0"/>
+                <w:sz w:val="18"/>
+              </w:rPr>
+              <w:t>Class II: beta blockers</w:t>
+            </w:r>
           </w:p>
         </w:tc>
       </w:tr>
@@ -6630,7 +6786,19 @@
             <w:pPr>
               <w:spacing w:after="40"/>
             </w:pPr>
-            <w:r/>
+            <w:r>
+              <w:rPr>
+                <w:sz w:val="18"/>
+              </w:rPr>
+            </w:r>
+            <w:r>
+              <w:rPr>
+                <w:b w:val="0"/>
+                <w:i w:val="0"/>
+                <w:sz w:val="18"/>
+              </w:rPr>
+              <w:t>Class III: amiodarone, dofetilide, sotalol</w:t>
+            </w:r>
           </w:p>
         </w:tc>
       </w:tr>
@@ -7026,7 +7194,19 @@
             <w:pPr>
               <w:spacing w:after="40"/>
             </w:pPr>
-            <w:r/>
+            <w:r>
+              <w:rPr>
+                <w:sz w:val="18"/>
+              </w:rPr>
+            </w:r>
+            <w:r>
+              <w:rPr>
+                <w:b w:val="0"/>
+                <w:i w:val="0"/>
+                <w:sz w:val="18"/>
+              </w:rPr>
+              <w:t>Class IV: verapamil, diltiazem</w:t>
+            </w:r>
           </w:p>
         </w:tc>
       </w:tr>
@@ -7292,7 +7472,19 @@
             <w:pPr>
               <w:spacing w:after="40"/>
             </w:pPr>
-            <w:r/>
+            <w:r>
+              <w:rPr>
+                <w:sz w:val="18"/>
+              </w:rPr>
+            </w:r>
+            <w:r>
+              <w:rPr>
+                <w:b w:val="0"/>
+                <w:i w:val="0"/>
+                <w:sz w:val="18"/>
+              </w:rPr>
+              <w:t>Miscellaneous: adenosine, digoxin, magnesium sulfate</w:t>
+            </w:r>
           </w:p>
         </w:tc>
       </w:tr>
@@ -7430,6 +7622,4582 @@
                 <w:sz w:val="18"/>
               </w:rPr>
               <w:t>slide 44</w:t>
+            </w:r>
+          </w:p>
+        </w:tc>
+      </w:tr>
+    </w:tbl>
+    <w:p>
+      <w:pPr>
+        <w:spacing w:after="80"/>
+      </w:pPr>
+    </w:p>
+    <w:p>
+      <w:pPr>
+        <w:pStyle w:val="Heading1"/>
+        <w:spacing w:before="280" w:after="100"/>
+      </w:pPr>
+      <w:r>
+        <w:rPr>
+          <w:rFonts w:ascii="Georgia" w:hAnsi="Georgia"/>
+          <w:color w:val="6B3524"/>
+        </w:rPr>
+        <w:t>Lecture 11 — Drugs for Pulmonary Infections, Asthma and Chronic Obstructive Pulmonary Disease 32 entries</w:t>
+      </w:r>
+    </w:p>
+    <w:tbl>
+      <w:tblPr>
+        <w:tblStyle w:val="TableGrid"/>
+        <w:tblW w:type="auto" w:w="0"/>
+        <w:jc w:val="center"/>
+        <w:tblLook w:firstColumn="1" w:firstRow="1" w:lastColumn="0" w:lastRow="0" w:noHBand="0" w:noVBand="1" w:val="04A0"/>
+        <w:tblBorders>
+          <w:top w:val="single" w:sz="4" w:space="0" w:color="D8D2D4"/>
+          <w:left w:val="single" w:sz="4" w:space="0" w:color="D8D2D4"/>
+          <w:bottom w:val="single" w:sz="4" w:space="0" w:color="D8D2D4"/>
+          <w:right w:val="single" w:sz="4" w:space="0" w:color="D8D2D4"/>
+          <w:insideH w:val="single" w:sz="4" w:space="0" w:color="D8D2D4"/>
+          <w:insideV w:val="single" w:sz="4" w:space="0" w:color="D8D2D4"/>
+        </w:tblBorders>
+      </w:tblPr>
+      <w:tblGrid>
+        <w:gridCol w:w="2556"/>
+        <w:gridCol w:w="2556"/>
+        <w:gridCol w:w="2556"/>
+        <w:gridCol w:w="2556"/>
+      </w:tblGrid>
+      <w:tr>
+        <w:tc>
+          <w:tcPr>
+            <w:tcW w:type="dxa" w:w="2556"/>
+            <w:shd w:val="clear" w:color="auto" w:fill="6B3524"/>
+          </w:tcPr>
+          <w:p>
+            <w:pPr>
+              <w:spacing w:after="40"/>
+            </w:pPr>
+            <w:r>
+              <w:rPr>
+                <w:b/>
+                <w:color w:val="FFFFFF"/>
+                <w:sz w:val="18"/>
+              </w:rPr>
+            </w:r>
+            <w:r>
+              <w:rPr>
+                <w:b/>
+                <w:i w:val="0"/>
+                <w:color w:val="FFFFFF"/>
+                <w:sz w:val="18"/>
+              </w:rPr>
+              <w:t>Drug or class</w:t>
+            </w:r>
+          </w:p>
+        </w:tc>
+        <w:tc>
+          <w:tcPr>
+            <w:tcW w:type="dxa" w:w="2556"/>
+            <w:shd w:val="clear" w:color="auto" w:fill="6B3524"/>
+          </w:tcPr>
+          <w:p>
+            <w:pPr>
+              <w:spacing w:after="40"/>
+            </w:pPr>
+            <w:r>
+              <w:rPr>
+                <w:b/>
+                <w:color w:val="FFFFFF"/>
+                <w:sz w:val="18"/>
+              </w:rPr>
+            </w:r>
+            <w:r>
+              <w:rPr>
+                <w:b/>
+                <w:i w:val="0"/>
+                <w:color w:val="FFFFFF"/>
+                <w:sz w:val="18"/>
+              </w:rPr>
+              <w:t>Tier</w:t>
+            </w:r>
+          </w:p>
+        </w:tc>
+        <w:tc>
+          <w:tcPr>
+            <w:tcW w:type="dxa" w:w="2556"/>
+            <w:shd w:val="clear" w:color="auto" w:fill="6B3524"/>
+          </w:tcPr>
+          <w:p>
+            <w:pPr>
+              <w:spacing w:after="40"/>
+            </w:pPr>
+            <w:r>
+              <w:rPr>
+                <w:b/>
+                <w:color w:val="FFFFFF"/>
+                <w:sz w:val="18"/>
+              </w:rPr>
+            </w:r>
+            <w:r>
+              <w:rPr>
+                <w:b/>
+                <w:i w:val="0"/>
+                <w:color w:val="FFFFFF"/>
+                <w:sz w:val="18"/>
+              </w:rPr>
+              <w:t>Do not use / caution</w:t>
+            </w:r>
+          </w:p>
+        </w:tc>
+        <w:tc>
+          <w:tcPr>
+            <w:tcW w:type="dxa" w:w="2556"/>
+            <w:shd w:val="clear" w:color="auto" w:fill="6B3524"/>
+          </w:tcPr>
+          <w:p>
+            <w:pPr>
+              <w:spacing w:after="40"/>
+            </w:pPr>
+            <w:r>
+              <w:rPr>
+                <w:b/>
+                <w:color w:val="FFFFFF"/>
+                <w:sz w:val="18"/>
+              </w:rPr>
+            </w:r>
+            <w:r>
+              <w:rPr>
+                <w:b/>
+                <w:i w:val="0"/>
+                <w:color w:val="FFFFFF"/>
+                <w:sz w:val="18"/>
+              </w:rPr>
+              <w:t>Source</w:t>
+            </w:r>
+          </w:p>
+        </w:tc>
+      </w:tr>
+      <w:tr>
+        <w:tc>
+          <w:tcPr>
+            <w:tcW w:type="dxa" w:w="10224"/>
+            <w:gridSpan w:val="4"/>
+          </w:tcPr>
+          <w:p>
+            <w:pPr>
+              <w:spacing w:after="40"/>
+            </w:pPr>
+            <w:r>
+              <w:rPr>
+                <w:sz w:val="18"/>
+              </w:rPr>
+            </w:r>
+            <w:r>
+              <w:rPr>
+                <w:b w:val="0"/>
+                <w:i w:val="0"/>
+                <w:sz w:val="18"/>
+              </w:rPr>
+              <w:t>Acute bronchitis</w:t>
+            </w:r>
+          </w:p>
+        </w:tc>
+      </w:tr>
+      <w:tr>
+        <w:tc>
+          <w:tcPr>
+            <w:tcW w:type="dxa" w:w="2556"/>
+          </w:tcPr>
+          <w:p>
+            <w:pPr>
+              <w:spacing w:after="40"/>
+            </w:pPr>
+            <w:r>
+              <w:rPr>
+                <w:sz w:val="18"/>
+              </w:rPr>
+            </w:r>
+            <w:r>
+              <w:rPr>
+                <w:b w:val="0"/>
+                <w:i w:val="0"/>
+                <w:sz w:val="18"/>
+              </w:rPr>
+              <w:t>Antibiotics</w:t>
+            </w:r>
+            <w:r>
+              <w:rPr>
+                <w:sz w:val="18"/>
+              </w:rPr>
+              <w:br/>
+            </w:r>
+            <w:r>
+              <w:rPr>
+                <w:b w:val="0"/>
+                <w:i w:val="0"/>
+                <w:sz w:val="18"/>
+              </w:rPr>
+              <w:t>acute bronchitis</w:t>
+            </w:r>
+          </w:p>
+        </w:tc>
+        <w:tc>
+          <w:tcPr>
+            <w:tcW w:type="dxa" w:w="2556"/>
+          </w:tcPr>
+          <w:p>
+            <w:pPr>
+              <w:spacing w:after="40"/>
+            </w:pPr>
+            <w:r>
+              <w:rPr>
+                <w:sz w:val="18"/>
+              </w:rPr>
+            </w:r>
+            <w:r>
+              <w:rPr>
+                <w:b w:val="0"/>
+                <w:i w:val="0"/>
+                <w:sz w:val="18"/>
+              </w:rPr>
+              <w:t>Avoid</w:t>
+            </w:r>
+          </w:p>
+        </w:tc>
+        <w:tc>
+          <w:tcPr>
+            <w:tcW w:type="dxa" w:w="2556"/>
+          </w:tcPr>
+          <w:p>
+            <w:pPr>
+              <w:spacing w:after="40"/>
+            </w:pPr>
+            <w:r>
+              <w:rPr>
+                <w:sz w:val="18"/>
+              </w:rPr>
+            </w:r>
+            <w:r>
+              <w:rPr>
+                <w:b/>
+                <w:i w:val="0"/>
+                <w:sz w:val="18"/>
+              </w:rPr>
+              <w:t>Routine antibiotics are not recommended</w:t>
+            </w:r>
+            <w:r>
+              <w:rPr>
+                <w:b w:val="0"/>
+                <w:i w:val="0"/>
+                <w:sz w:val="18"/>
+              </w:rPr>
+              <w:t>: acute bronchitis is a common cause of unnecessary antibiotic prescribing.</w:t>
+            </w:r>
+          </w:p>
+        </w:tc>
+        <w:tc>
+          <w:tcPr>
+            <w:tcW w:type="dxa" w:w="2556"/>
+          </w:tcPr>
+          <w:p>
+            <w:pPr>
+              <w:spacing w:after="40"/>
+            </w:pPr>
+            <w:r>
+              <w:rPr>
+                <w:sz w:val="18"/>
+              </w:rPr>
+            </w:r>
+            <w:r>
+              <w:rPr>
+                <w:b w:val="0"/>
+                <w:i w:val="0"/>
+                <w:sz w:val="18"/>
+              </w:rPr>
+              <w:t>L11</w:t>
+            </w:r>
+            <w:r>
+              <w:rPr>
+                <w:sz w:val="18"/>
+              </w:rPr>
+              <w:br/>
+            </w:r>
+            <w:r>
+              <w:rPr>
+                <w:b w:val="0"/>
+                <w:i w:val="0"/>
+                <w:sz w:val="18"/>
+              </w:rPr>
+              <w:t>slide 8</w:t>
+            </w:r>
+          </w:p>
+        </w:tc>
+      </w:tr>
+      <w:tr>
+        <w:tc>
+          <w:tcPr>
+            <w:tcW w:type="dxa" w:w="2556"/>
+          </w:tcPr>
+          <w:p>
+            <w:pPr>
+              <w:spacing w:after="40"/>
+            </w:pPr>
+            <w:r>
+              <w:rPr>
+                <w:sz w:val="18"/>
+              </w:rPr>
+            </w:r>
+            <w:r>
+              <w:rPr>
+                <w:b w:val="0"/>
+                <w:i w:val="0"/>
+                <w:sz w:val="18"/>
+              </w:rPr>
+              <w:t>Respiratory fluoroquinolone</w:t>
+            </w:r>
+            <w:r>
+              <w:rPr>
+                <w:sz w:val="18"/>
+              </w:rPr>
+              <w:br/>
+            </w:r>
+            <w:r>
+              <w:rPr>
+                <w:b w:val="0"/>
+                <w:i w:val="0"/>
+                <w:sz w:val="18"/>
+              </w:rPr>
+              <w:t>acute bronchitis</w:t>
+            </w:r>
+          </w:p>
+        </w:tc>
+        <w:tc>
+          <w:tcPr>
+            <w:tcW w:type="dxa" w:w="2556"/>
+          </w:tcPr>
+          <w:p>
+            <w:pPr>
+              <w:spacing w:after="40"/>
+            </w:pPr>
+            <w:r>
+              <w:rPr>
+                <w:sz w:val="18"/>
+              </w:rPr>
+            </w:r>
+            <w:r>
+              <w:rPr>
+                <w:b w:val="0"/>
+                <w:i w:val="0"/>
+                <w:sz w:val="18"/>
+              </w:rPr>
+              <w:t>Avoid</w:t>
+            </w:r>
+          </w:p>
+        </w:tc>
+        <w:tc>
+          <w:tcPr>
+            <w:tcW w:type="dxa" w:w="2556"/>
+          </w:tcPr>
+          <w:p>
+            <w:pPr>
+              <w:spacing w:after="40"/>
+            </w:pPr>
+            <w:r>
+              <w:rPr>
+                <w:sz w:val="18"/>
+              </w:rPr>
+            </w:r>
+            <w:r>
+              <w:rPr>
+                <w:b/>
+                <w:i w:val="0"/>
+                <w:sz w:val="18"/>
+              </w:rPr>
+              <w:t>Avoid unless there was recent antibiotic exposure</w:t>
+            </w:r>
+            <w:r>
+              <w:rPr>
+                <w:b w:val="0"/>
+                <w:i w:val="0"/>
+                <w:sz w:val="18"/>
+              </w:rPr>
+              <w:t xml:space="preserve">: risk for resistant </w:t>
+            </w:r>
+            <w:r>
+              <w:rPr>
+                <w:b w:val="0"/>
+                <w:i/>
+                <w:sz w:val="18"/>
+              </w:rPr>
+              <w:t>S. pneumoniae</w:t>
+            </w:r>
+            <w:r>
+              <w:rPr>
+                <w:b w:val="0"/>
+                <w:i w:val="0"/>
+                <w:sz w:val="18"/>
+              </w:rPr>
+              <w:t>.</w:t>
+            </w:r>
+          </w:p>
+        </w:tc>
+        <w:tc>
+          <w:tcPr>
+            <w:tcW w:type="dxa" w:w="2556"/>
+          </w:tcPr>
+          <w:p>
+            <w:pPr>
+              <w:spacing w:after="40"/>
+            </w:pPr>
+            <w:r>
+              <w:rPr>
+                <w:sz w:val="18"/>
+              </w:rPr>
+            </w:r>
+            <w:r>
+              <w:rPr>
+                <w:b w:val="0"/>
+                <w:i w:val="0"/>
+                <w:sz w:val="18"/>
+              </w:rPr>
+              <w:t>L11</w:t>
+            </w:r>
+            <w:r>
+              <w:rPr>
+                <w:sz w:val="18"/>
+              </w:rPr>
+              <w:br/>
+            </w:r>
+            <w:r>
+              <w:rPr>
+                <w:b w:val="0"/>
+                <w:i w:val="0"/>
+                <w:sz w:val="18"/>
+              </w:rPr>
+              <w:t>slide 8</w:t>
+            </w:r>
+          </w:p>
+        </w:tc>
+      </w:tr>
+      <w:tr>
+        <w:tc>
+          <w:tcPr>
+            <w:tcW w:type="dxa" w:w="2556"/>
+          </w:tcPr>
+          <w:p>
+            <w:pPr>
+              <w:spacing w:after="40"/>
+            </w:pPr>
+            <w:r>
+              <w:rPr>
+                <w:sz w:val="18"/>
+              </w:rPr>
+            </w:r>
+            <w:r>
+              <w:rPr>
+                <w:b w:val="0"/>
+                <w:i w:val="0"/>
+                <w:sz w:val="18"/>
+              </w:rPr>
+              <w:t>Antihistamines, sympathomimetics</w:t>
+            </w:r>
+            <w:r>
+              <w:rPr>
+                <w:sz w:val="18"/>
+              </w:rPr>
+              <w:br/>
+            </w:r>
+            <w:r>
+              <w:rPr>
+                <w:b w:val="0"/>
+                <w:i w:val="0"/>
+                <w:sz w:val="18"/>
+              </w:rPr>
+              <w:t>acute bronchitis</w:t>
+            </w:r>
+          </w:p>
+        </w:tc>
+        <w:tc>
+          <w:tcPr>
+            <w:tcW w:type="dxa" w:w="2556"/>
+          </w:tcPr>
+          <w:p>
+            <w:pPr>
+              <w:spacing w:after="40"/>
+            </w:pPr>
+            <w:r>
+              <w:rPr>
+                <w:sz w:val="18"/>
+              </w:rPr>
+            </w:r>
+            <w:r>
+              <w:rPr>
+                <w:b w:val="0"/>
+                <w:i w:val="0"/>
+                <w:sz w:val="18"/>
+              </w:rPr>
+              <w:t>Caution</w:t>
+            </w:r>
+          </w:p>
+        </w:tc>
+        <w:tc>
+          <w:tcPr>
+            <w:tcW w:type="dxa" w:w="2556"/>
+          </w:tcPr>
+          <w:p>
+            <w:pPr>
+              <w:spacing w:after="40"/>
+            </w:pPr>
+            <w:r>
+              <w:rPr>
+                <w:sz w:val="18"/>
+              </w:rPr>
+            </w:r>
+            <w:r>
+              <w:rPr>
+                <w:b w:val="0"/>
+                <w:i w:val="0"/>
+                <w:sz w:val="18"/>
+              </w:rPr>
+              <w:t>Possibly avoid: they dehydrate bronchial secretions and may prolong symptoms.</w:t>
+            </w:r>
+          </w:p>
+        </w:tc>
+        <w:tc>
+          <w:tcPr>
+            <w:tcW w:type="dxa" w:w="2556"/>
+          </w:tcPr>
+          <w:p>
+            <w:pPr>
+              <w:spacing w:after="40"/>
+            </w:pPr>
+            <w:r>
+              <w:rPr>
+                <w:sz w:val="18"/>
+              </w:rPr>
+            </w:r>
+            <w:r>
+              <w:rPr>
+                <w:b w:val="0"/>
+                <w:i w:val="0"/>
+                <w:sz w:val="18"/>
+              </w:rPr>
+              <w:t>L11</w:t>
+            </w:r>
+            <w:r>
+              <w:rPr>
+                <w:sz w:val="18"/>
+              </w:rPr>
+              <w:br/>
+            </w:r>
+            <w:r>
+              <w:rPr>
+                <w:b w:val="0"/>
+                <w:i w:val="0"/>
+                <w:sz w:val="18"/>
+              </w:rPr>
+              <w:t>slide 7</w:t>
+            </w:r>
+          </w:p>
+        </w:tc>
+      </w:tr>
+      <w:tr>
+        <w:tc>
+          <w:tcPr>
+            <w:tcW w:type="dxa" w:w="10224"/>
+            <w:gridSpan w:val="4"/>
+          </w:tcPr>
+          <w:p>
+            <w:pPr>
+              <w:spacing w:after="40"/>
+            </w:pPr>
+            <w:r>
+              <w:rPr>
+                <w:sz w:val="18"/>
+              </w:rPr>
+            </w:r>
+            <w:r>
+              <w:rPr>
+                <w:b w:val="0"/>
+                <w:i w:val="0"/>
+                <w:sz w:val="18"/>
+              </w:rPr>
+              <w:t>Community-acquired pneumonia</w:t>
+            </w:r>
+          </w:p>
+        </w:tc>
+      </w:tr>
+      <w:tr>
+        <w:tc>
+          <w:tcPr>
+            <w:tcW w:type="dxa" w:w="2556"/>
+          </w:tcPr>
+          <w:p>
+            <w:pPr>
+              <w:spacing w:after="40"/>
+            </w:pPr>
+            <w:r>
+              <w:rPr>
+                <w:sz w:val="18"/>
+              </w:rPr>
+            </w:r>
+            <w:r>
+              <w:rPr>
+                <w:b w:val="0"/>
+                <w:i w:val="0"/>
+                <w:sz w:val="18"/>
+              </w:rPr>
+              <w:t>Beta-lactams</w:t>
+            </w:r>
+            <w:r>
+              <w:rPr>
+                <w:sz w:val="18"/>
+              </w:rPr>
+              <w:br/>
+            </w:r>
+            <w:r>
+              <w:rPr>
+                <w:b w:val="0"/>
+                <w:i w:val="0"/>
+                <w:sz w:val="18"/>
+              </w:rPr>
+              <w:t>allergy</w:t>
+            </w:r>
+          </w:p>
+        </w:tc>
+        <w:tc>
+          <w:tcPr>
+            <w:tcW w:type="dxa" w:w="2556"/>
+          </w:tcPr>
+          <w:p>
+            <w:pPr>
+              <w:spacing w:after="40"/>
+            </w:pPr>
+            <w:r>
+              <w:rPr>
+                <w:sz w:val="18"/>
+              </w:rPr>
+            </w:r>
+            <w:r>
+              <w:rPr>
+                <w:b w:val="0"/>
+                <w:i w:val="0"/>
+                <w:sz w:val="18"/>
+              </w:rPr>
+              <w:t>Caution</w:t>
+            </w:r>
+          </w:p>
+        </w:tc>
+        <w:tc>
+          <w:tcPr>
+            <w:tcW w:type="dxa" w:w="2556"/>
+          </w:tcPr>
+          <w:p>
+            <w:pPr>
+              <w:spacing w:after="40"/>
+            </w:pPr>
+            <w:r>
+              <w:rPr>
+                <w:sz w:val="18"/>
+              </w:rPr>
+            </w:r>
+            <w:r>
+              <w:rPr>
+                <w:b w:val="0"/>
+                <w:i w:val="0"/>
+                <w:sz w:val="18"/>
+              </w:rPr>
+              <w:t xml:space="preserve">With a </w:t>
+            </w:r>
+            <w:r>
+              <w:rPr>
+                <w:b/>
+                <w:i w:val="0"/>
+                <w:sz w:val="18"/>
+              </w:rPr>
+              <w:t>beta-lactam allergy</w:t>
+            </w:r>
+            <w:r>
+              <w:rPr>
+                <w:b w:val="0"/>
+                <w:i w:val="0"/>
+                <w:sz w:val="18"/>
+              </w:rPr>
+              <w:t xml:space="preserve">, use a </w:t>
+            </w:r>
+            <w:r>
+              <w:rPr>
+                <w:b/>
+                <w:i w:val="0"/>
+                <w:sz w:val="18"/>
+              </w:rPr>
+              <w:t>respiratory fluoroquinolone</w:t>
+            </w:r>
+            <w:r>
+              <w:rPr>
+                <w:b w:val="0"/>
+                <w:i w:val="0"/>
+                <w:sz w:val="18"/>
+              </w:rPr>
+              <w:t xml:space="preserve"> (levofloxacin, moxifloxacin) instead, outpatient or inpatient.</w:t>
+            </w:r>
+          </w:p>
+        </w:tc>
+        <w:tc>
+          <w:tcPr>
+            <w:tcW w:type="dxa" w:w="2556"/>
+          </w:tcPr>
+          <w:p>
+            <w:pPr>
+              <w:spacing w:after="40"/>
+            </w:pPr>
+            <w:r>
+              <w:rPr>
+                <w:sz w:val="18"/>
+              </w:rPr>
+            </w:r>
+            <w:r>
+              <w:rPr>
+                <w:b w:val="0"/>
+                <w:i w:val="0"/>
+                <w:sz w:val="18"/>
+              </w:rPr>
+              <w:t>L11</w:t>
+            </w:r>
+            <w:r>
+              <w:rPr>
+                <w:sz w:val="18"/>
+              </w:rPr>
+              <w:br/>
+            </w:r>
+            <w:r>
+              <w:rPr>
+                <w:b w:val="0"/>
+                <w:i w:val="0"/>
+                <w:sz w:val="18"/>
+              </w:rPr>
+              <w:t>slide 14</w:t>
+            </w:r>
+          </w:p>
+        </w:tc>
+      </w:tr>
+      <w:tr>
+        <w:tc>
+          <w:tcPr>
+            <w:tcW w:type="dxa" w:w="10224"/>
+            <w:gridSpan w:val="4"/>
+          </w:tcPr>
+          <w:p>
+            <w:pPr>
+              <w:spacing w:after="40"/>
+            </w:pPr>
+            <w:r>
+              <w:rPr>
+                <w:sz w:val="18"/>
+              </w:rPr>
+            </w:r>
+            <w:r>
+              <w:rPr>
+                <w:b w:val="0"/>
+                <w:i w:val="0"/>
+                <w:sz w:val="18"/>
+              </w:rPr>
+              <w:t>Antipseudomonal agents, aminoglycosides, vancomycin and linezolid</w:t>
+            </w:r>
+          </w:p>
+        </w:tc>
+      </w:tr>
+      <w:tr>
+        <w:tc>
+          <w:tcPr>
+            <w:tcW w:type="dxa" w:w="2556"/>
+          </w:tcPr>
+          <w:p>
+            <w:pPr>
+              <w:spacing w:after="40"/>
+            </w:pPr>
+            <w:r>
+              <w:rPr>
+                <w:sz w:val="18"/>
+              </w:rPr>
+            </w:r>
+            <w:r>
+              <w:rPr>
+                <w:b w:val="0"/>
+                <w:i w:val="0"/>
+                <w:sz w:val="18"/>
+              </w:rPr>
+              <w:t>Ceftazidime (Fortaz)</w:t>
+            </w:r>
+            <w:r>
+              <w:rPr>
+                <w:sz w:val="18"/>
+              </w:rPr>
+              <w:br/>
+            </w:r>
+            <w:r>
+              <w:rPr>
+                <w:b w:val="0"/>
+                <w:i w:val="0"/>
+                <w:sz w:val="18"/>
+              </w:rPr>
+              <w:t>antipseudomonal cephalosporin</w:t>
+            </w:r>
+          </w:p>
+        </w:tc>
+        <w:tc>
+          <w:tcPr>
+            <w:tcW w:type="dxa" w:w="2556"/>
+          </w:tcPr>
+          <w:p>
+            <w:pPr>
+              <w:spacing w:after="40"/>
+            </w:pPr>
+            <w:r>
+              <w:rPr>
+                <w:sz w:val="18"/>
+              </w:rPr>
+            </w:r>
+            <w:r>
+              <w:rPr>
+                <w:b w:val="0"/>
+                <w:i w:val="0"/>
+                <w:sz w:val="18"/>
+              </w:rPr>
+              <w:t>Avoid</w:t>
+            </w:r>
+          </w:p>
+        </w:tc>
+        <w:tc>
+          <w:tcPr>
+            <w:tcW w:type="dxa" w:w="2556"/>
+          </w:tcPr>
+          <w:p>
+            <w:pPr>
+              <w:spacing w:after="40"/>
+            </w:pPr>
+            <w:r>
+              <w:rPr>
+                <w:sz w:val="18"/>
+              </w:rPr>
+            </w:r>
+            <w:r>
+              <w:rPr>
+                <w:b w:val="0"/>
+                <w:i w:val="0"/>
+                <w:sz w:val="18"/>
+              </w:rPr>
+              <w:t xml:space="preserve">Listed as not recommended because resistance develops rapidly; rarely used. </w:t>
+            </w:r>
+            <w:r>
+              <w:rPr>
+                <w:b w:val="0"/>
+                <w:i/>
+                <w:sz w:val="18"/>
+              </w:rPr>
+              <w:t>Current guidelines differ: it is still a listed antipseudomonal option.</w:t>
+            </w:r>
+          </w:p>
+        </w:tc>
+        <w:tc>
+          <w:tcPr>
+            <w:tcW w:type="dxa" w:w="2556"/>
+          </w:tcPr>
+          <w:p>
+            <w:pPr>
+              <w:spacing w:after="40"/>
+            </w:pPr>
+            <w:r>
+              <w:rPr>
+                <w:sz w:val="18"/>
+              </w:rPr>
+            </w:r>
+            <w:r>
+              <w:rPr>
+                <w:b w:val="0"/>
+                <w:i w:val="0"/>
+                <w:sz w:val="18"/>
+              </w:rPr>
+              <w:t>L11</w:t>
+            </w:r>
+            <w:r>
+              <w:rPr>
+                <w:sz w:val="18"/>
+              </w:rPr>
+              <w:br/>
+            </w:r>
+            <w:r>
+              <w:rPr>
+                <w:b w:val="0"/>
+                <w:i w:val="0"/>
+                <w:sz w:val="18"/>
+              </w:rPr>
+              <w:t>slide 24</w:t>
+            </w:r>
+          </w:p>
+        </w:tc>
+      </w:tr>
+      <w:tr>
+        <w:tc>
+          <w:tcPr>
+            <w:tcW w:type="dxa" w:w="2556"/>
+          </w:tcPr>
+          <w:p>
+            <w:pPr>
+              <w:spacing w:after="40"/>
+            </w:pPr>
+            <w:r>
+              <w:rPr>
+                <w:sz w:val="18"/>
+              </w:rPr>
+            </w:r>
+            <w:r>
+              <w:rPr>
+                <w:b w:val="0"/>
+                <w:i w:val="0"/>
+                <w:sz w:val="18"/>
+              </w:rPr>
+              <w:t>Imipenem/cilastatin</w:t>
+            </w:r>
+            <w:r>
+              <w:rPr>
+                <w:sz w:val="18"/>
+              </w:rPr>
+              <w:br/>
+            </w:r>
+            <w:r>
+              <w:rPr>
+                <w:b w:val="0"/>
+                <w:i w:val="0"/>
+                <w:sz w:val="18"/>
+              </w:rPr>
+              <w:t>seizure history</w:t>
+            </w:r>
+          </w:p>
+        </w:tc>
+        <w:tc>
+          <w:tcPr>
+            <w:tcW w:type="dxa" w:w="2556"/>
+          </w:tcPr>
+          <w:p>
+            <w:pPr>
+              <w:spacing w:after="40"/>
+            </w:pPr>
+            <w:r>
+              <w:rPr>
+                <w:sz w:val="18"/>
+              </w:rPr>
+            </w:r>
+            <w:r>
+              <w:rPr>
+                <w:b w:val="0"/>
+                <w:i w:val="0"/>
+                <w:sz w:val="18"/>
+              </w:rPr>
+              <w:t>Caution</w:t>
+            </w:r>
+          </w:p>
+        </w:tc>
+        <w:tc>
+          <w:tcPr>
+            <w:tcW w:type="dxa" w:w="2556"/>
+          </w:tcPr>
+          <w:p>
+            <w:pPr>
+              <w:spacing w:after="40"/>
+            </w:pPr>
+            <w:r>
+              <w:rPr>
+                <w:sz w:val="18"/>
+              </w:rPr>
+            </w:r>
+            <w:r>
+              <w:rPr>
+                <w:b/>
+                <w:i w:val="0"/>
+                <w:sz w:val="18"/>
+              </w:rPr>
+              <w:t>Use with caution in patients with a seizure history</w:t>
+            </w:r>
+            <w:r>
+              <w:rPr>
+                <w:b w:val="0"/>
+                <w:i w:val="0"/>
+                <w:sz w:val="18"/>
+              </w:rPr>
+              <w:t>; meropenem carries less seizure risk.</w:t>
+            </w:r>
+          </w:p>
+        </w:tc>
+        <w:tc>
+          <w:tcPr>
+            <w:tcW w:type="dxa" w:w="2556"/>
+          </w:tcPr>
+          <w:p>
+            <w:pPr>
+              <w:spacing w:after="40"/>
+            </w:pPr>
+            <w:r>
+              <w:rPr>
+                <w:sz w:val="18"/>
+              </w:rPr>
+            </w:r>
+            <w:r>
+              <w:rPr>
+                <w:b w:val="0"/>
+                <w:i w:val="0"/>
+                <w:sz w:val="18"/>
+              </w:rPr>
+              <w:t>L11</w:t>
+            </w:r>
+            <w:r>
+              <w:rPr>
+                <w:sz w:val="18"/>
+              </w:rPr>
+              <w:br/>
+            </w:r>
+            <w:r>
+              <w:rPr>
+                <w:b w:val="0"/>
+                <w:i w:val="0"/>
+                <w:sz w:val="18"/>
+              </w:rPr>
+              <w:t>slide 25</w:t>
+            </w:r>
+          </w:p>
+        </w:tc>
+      </w:tr>
+      <w:tr>
+        <w:tc>
+          <w:tcPr>
+            <w:tcW w:type="dxa" w:w="2556"/>
+          </w:tcPr>
+          <w:p>
+            <w:pPr>
+              <w:spacing w:after="40"/>
+            </w:pPr>
+            <w:r>
+              <w:rPr>
+                <w:sz w:val="18"/>
+              </w:rPr>
+            </w:r>
+            <w:r>
+              <w:rPr>
+                <w:b w:val="0"/>
+                <w:i w:val="0"/>
+                <w:sz w:val="18"/>
+              </w:rPr>
+              <w:t>Ertapenem</w:t>
+            </w:r>
+            <w:r>
+              <w:rPr>
+                <w:sz w:val="18"/>
+              </w:rPr>
+              <w:br/>
+            </w:r>
+            <w:r>
+              <w:rPr>
+                <w:b w:val="0"/>
+                <w:i w:val="0"/>
+                <w:sz w:val="18"/>
+              </w:rPr>
+              <w:t>Pseudomonas</w:t>
+            </w:r>
+          </w:p>
+        </w:tc>
+        <w:tc>
+          <w:tcPr>
+            <w:tcW w:type="dxa" w:w="2556"/>
+          </w:tcPr>
+          <w:p>
+            <w:pPr>
+              <w:spacing w:after="40"/>
+            </w:pPr>
+            <w:r>
+              <w:rPr>
+                <w:sz w:val="18"/>
+              </w:rPr>
+            </w:r>
+            <w:r>
+              <w:rPr>
+                <w:b w:val="0"/>
+                <w:i w:val="0"/>
+                <w:sz w:val="18"/>
+              </w:rPr>
+              <w:t>Caution</w:t>
+            </w:r>
+          </w:p>
+        </w:tc>
+        <w:tc>
+          <w:tcPr>
+            <w:tcW w:type="dxa" w:w="2556"/>
+          </w:tcPr>
+          <w:p>
+            <w:pPr>
+              <w:spacing w:after="40"/>
+            </w:pPr>
+            <w:r>
+              <w:rPr>
+                <w:sz w:val="18"/>
+              </w:rPr>
+            </w:r>
+            <w:r>
+              <w:rPr>
+                <w:b/>
+                <w:i w:val="0"/>
+                <w:sz w:val="18"/>
+              </w:rPr>
+              <w:t xml:space="preserve">Limited activity against </w:t>
+            </w:r>
+            <w:r>
+              <w:rPr>
+                <w:b/>
+                <w:i/>
+                <w:sz w:val="18"/>
+              </w:rPr>
+              <w:t>Pseudomonas aeruginosa</w:t>
+            </w:r>
+            <w:r>
+              <w:rPr>
+                <w:b w:val="0"/>
+                <w:i w:val="0"/>
+                <w:sz w:val="18"/>
+              </w:rPr>
+              <w:t>: not for broad antipseudomonal coverage.</w:t>
+            </w:r>
+          </w:p>
+        </w:tc>
+        <w:tc>
+          <w:tcPr>
+            <w:tcW w:type="dxa" w:w="2556"/>
+          </w:tcPr>
+          <w:p>
+            <w:pPr>
+              <w:spacing w:after="40"/>
+            </w:pPr>
+            <w:r>
+              <w:rPr>
+                <w:sz w:val="18"/>
+              </w:rPr>
+            </w:r>
+            <w:r>
+              <w:rPr>
+                <w:b w:val="0"/>
+                <w:i w:val="0"/>
+                <w:sz w:val="18"/>
+              </w:rPr>
+              <w:t>L11</w:t>
+            </w:r>
+            <w:r>
+              <w:rPr>
+                <w:sz w:val="18"/>
+              </w:rPr>
+              <w:br/>
+            </w:r>
+            <w:r>
+              <w:rPr>
+                <w:b w:val="0"/>
+                <w:i w:val="0"/>
+                <w:sz w:val="18"/>
+              </w:rPr>
+              <w:t>slide 25</w:t>
+            </w:r>
+          </w:p>
+        </w:tc>
+      </w:tr>
+      <w:tr>
+        <w:tc>
+          <w:tcPr>
+            <w:tcW w:type="dxa" w:w="2556"/>
+          </w:tcPr>
+          <w:p>
+            <w:pPr>
+              <w:spacing w:after="40"/>
+            </w:pPr>
+            <w:r>
+              <w:rPr>
+                <w:sz w:val="18"/>
+              </w:rPr>
+            </w:r>
+            <w:r>
+              <w:rPr>
+                <w:b w:val="0"/>
+                <w:i w:val="0"/>
+                <w:sz w:val="18"/>
+              </w:rPr>
+              <w:t>Ticarcillin/clavulanate (Timentin)</w:t>
+            </w:r>
+            <w:r>
+              <w:rPr>
+                <w:sz w:val="18"/>
+              </w:rPr>
+              <w:br/>
+            </w:r>
+            <w:r>
+              <w:rPr>
+                <w:b w:val="0"/>
+                <w:i w:val="0"/>
+                <w:sz w:val="18"/>
+              </w:rPr>
+              <w:t>antipseudomonal penicillin</w:t>
+            </w:r>
+          </w:p>
+        </w:tc>
+        <w:tc>
+          <w:tcPr>
+            <w:tcW w:type="dxa" w:w="2556"/>
+          </w:tcPr>
+          <w:p>
+            <w:pPr>
+              <w:spacing w:after="40"/>
+            </w:pPr>
+            <w:r>
+              <w:rPr>
+                <w:sz w:val="18"/>
+              </w:rPr>
+            </w:r>
+            <w:r>
+              <w:rPr>
+                <w:b w:val="0"/>
+                <w:i w:val="0"/>
+                <w:sz w:val="18"/>
+              </w:rPr>
+              <w:t>Caution</w:t>
+            </w:r>
+          </w:p>
+        </w:tc>
+        <w:tc>
+          <w:tcPr>
+            <w:tcW w:type="dxa" w:w="2556"/>
+          </w:tcPr>
+          <w:p>
+            <w:pPr>
+              <w:spacing w:after="40"/>
+            </w:pPr>
+            <w:r>
+              <w:rPr>
+                <w:sz w:val="18"/>
+              </w:rPr>
+            </w:r>
+            <w:r>
+              <w:rPr>
+                <w:b w:val="0"/>
+                <w:i w:val="0"/>
+                <w:sz w:val="18"/>
+              </w:rPr>
+              <w:t>Not used very often: increased gram-negative resistance.</w:t>
+            </w:r>
+          </w:p>
+        </w:tc>
+        <w:tc>
+          <w:tcPr>
+            <w:tcW w:type="dxa" w:w="2556"/>
+          </w:tcPr>
+          <w:p>
+            <w:pPr>
+              <w:spacing w:after="40"/>
+            </w:pPr>
+            <w:r>
+              <w:rPr>
+                <w:sz w:val="18"/>
+              </w:rPr>
+            </w:r>
+            <w:r>
+              <w:rPr>
+                <w:b w:val="0"/>
+                <w:i w:val="0"/>
+                <w:sz w:val="18"/>
+              </w:rPr>
+              <w:t>L11</w:t>
+            </w:r>
+            <w:r>
+              <w:rPr>
+                <w:sz w:val="18"/>
+              </w:rPr>
+              <w:br/>
+            </w:r>
+            <w:r>
+              <w:rPr>
+                <w:b w:val="0"/>
+                <w:i w:val="0"/>
+                <w:sz w:val="18"/>
+              </w:rPr>
+              <w:t>slide 26</w:t>
+            </w:r>
+          </w:p>
+        </w:tc>
+      </w:tr>
+      <w:tr>
+        <w:tc>
+          <w:tcPr>
+            <w:tcW w:type="dxa" w:w="2556"/>
+          </w:tcPr>
+          <w:p>
+            <w:pPr>
+              <w:spacing w:after="40"/>
+            </w:pPr>
+            <w:r>
+              <w:rPr>
+                <w:sz w:val="18"/>
+              </w:rPr>
+            </w:r>
+            <w:r>
+              <w:rPr>
+                <w:b w:val="0"/>
+                <w:i w:val="0"/>
+                <w:sz w:val="18"/>
+              </w:rPr>
+              <w:t>Antipseudomonal beta-lactams and fluoroquinolones</w:t>
+            </w:r>
+            <w:r>
+              <w:rPr>
+                <w:sz w:val="18"/>
+              </w:rPr>
+              <w:br/>
+            </w:r>
+            <w:r>
+              <w:rPr>
+                <w:b w:val="0"/>
+                <w:i w:val="0"/>
+                <w:sz w:val="18"/>
+              </w:rPr>
+              <w:t>kidney function</w:t>
+            </w:r>
+          </w:p>
+        </w:tc>
+        <w:tc>
+          <w:tcPr>
+            <w:tcW w:type="dxa" w:w="2556"/>
+          </w:tcPr>
+          <w:p>
+            <w:pPr>
+              <w:spacing w:after="40"/>
+            </w:pPr>
+            <w:r>
+              <w:rPr>
+                <w:sz w:val="18"/>
+              </w:rPr>
+            </w:r>
+            <w:r>
+              <w:rPr>
+                <w:b w:val="0"/>
+                <w:i w:val="0"/>
+                <w:sz w:val="18"/>
+              </w:rPr>
+              <w:t>Caution</w:t>
+            </w:r>
+          </w:p>
+        </w:tc>
+        <w:tc>
+          <w:tcPr>
+            <w:tcW w:type="dxa" w:w="2556"/>
+          </w:tcPr>
+          <w:p>
+            <w:pPr>
+              <w:spacing w:after="40"/>
+            </w:pPr>
+            <w:r>
+              <w:rPr>
+                <w:sz w:val="18"/>
+              </w:rPr>
+            </w:r>
+            <w:r>
+              <w:rPr>
+                <w:b/>
+                <w:i w:val="0"/>
+                <w:sz w:val="18"/>
+              </w:rPr>
+              <w:t>Require renal adjustment</w:t>
+            </w:r>
+            <w:r>
+              <w:rPr>
+                <w:b w:val="0"/>
+                <w:i w:val="0"/>
+                <w:sz w:val="18"/>
+              </w:rPr>
+              <w:t xml:space="preserve">: cefepime and ceftazidime, imipenem and meropenem, piperacillin/tazobactam, ciprofloxacin and levofloxacin. </w:t>
+            </w:r>
+            <w:r>
+              <w:rPr>
+                <w:b/>
+                <w:i w:val="0"/>
+                <w:sz w:val="18"/>
+              </w:rPr>
+              <w:t>Linezolid is the exception</w:t>
+            </w:r>
+            <w:r>
+              <w:rPr>
+                <w:b w:val="0"/>
+                <w:i w:val="0"/>
+                <w:sz w:val="18"/>
+              </w:rPr>
+              <w:t xml:space="preserve"> (no renal adjustment).</w:t>
+            </w:r>
+          </w:p>
+        </w:tc>
+        <w:tc>
+          <w:tcPr>
+            <w:tcW w:type="dxa" w:w="2556"/>
+          </w:tcPr>
+          <w:p>
+            <w:pPr>
+              <w:spacing w:after="40"/>
+            </w:pPr>
+            <w:r>
+              <w:rPr>
+                <w:sz w:val="18"/>
+              </w:rPr>
+            </w:r>
+            <w:r>
+              <w:rPr>
+                <w:b w:val="0"/>
+                <w:i w:val="0"/>
+                <w:sz w:val="18"/>
+              </w:rPr>
+              <w:t>L11</w:t>
+            </w:r>
+            <w:r>
+              <w:rPr>
+                <w:sz w:val="18"/>
+              </w:rPr>
+              <w:br/>
+            </w:r>
+            <w:r>
+              <w:rPr>
+                <w:b w:val="0"/>
+                <w:i w:val="0"/>
+                <w:sz w:val="18"/>
+              </w:rPr>
+              <w:t>slide 24</w:t>
+            </w:r>
+          </w:p>
+        </w:tc>
+      </w:tr>
+      <w:tr>
+        <w:tc>
+          <w:tcPr>
+            <w:tcW w:type="dxa" w:w="2556"/>
+          </w:tcPr>
+          <w:p>
+            <w:pPr>
+              <w:spacing w:after="40"/>
+            </w:pPr>
+            <w:r>
+              <w:rPr>
+                <w:sz w:val="18"/>
+              </w:rPr>
+            </w:r>
+            <w:r>
+              <w:rPr>
+                <w:b w:val="0"/>
+                <w:i w:val="0"/>
+                <w:sz w:val="18"/>
+              </w:rPr>
+              <w:t>Fluoroquinolones</w:t>
+            </w:r>
+            <w:r>
+              <w:rPr>
+                <w:sz w:val="18"/>
+              </w:rPr>
+              <w:br/>
+            </w:r>
+            <w:r>
+              <w:rPr>
+                <w:b w:val="0"/>
+                <w:i w:val="0"/>
+                <w:sz w:val="18"/>
+              </w:rPr>
+              <w:t>resistance</w:t>
+            </w:r>
+          </w:p>
+        </w:tc>
+        <w:tc>
+          <w:tcPr>
+            <w:tcW w:type="dxa" w:w="2556"/>
+          </w:tcPr>
+          <w:p>
+            <w:pPr>
+              <w:spacing w:after="40"/>
+            </w:pPr>
+            <w:r>
+              <w:rPr>
+                <w:sz w:val="18"/>
+              </w:rPr>
+            </w:r>
+            <w:r>
+              <w:rPr>
+                <w:b w:val="0"/>
+                <w:i w:val="0"/>
+                <w:sz w:val="18"/>
+              </w:rPr>
+              <w:t>Caution</w:t>
+            </w:r>
+          </w:p>
+        </w:tc>
+        <w:tc>
+          <w:tcPr>
+            <w:tcW w:type="dxa" w:w="2556"/>
+          </w:tcPr>
+          <w:p>
+            <w:pPr>
+              <w:spacing w:after="40"/>
+            </w:pPr>
+            <w:r>
+              <w:rPr>
+                <w:sz w:val="18"/>
+              </w:rPr>
+            </w:r>
+            <w:r>
+              <w:rPr>
+                <w:b w:val="0"/>
+                <w:i w:val="0"/>
+                <w:sz w:val="18"/>
+              </w:rPr>
+              <w:t xml:space="preserve">Increasing use is leading to gram-negative resistance: </w:t>
+            </w:r>
+            <w:r>
+              <w:rPr>
+                <w:b/>
+                <w:i w:val="0"/>
+                <w:sz w:val="18"/>
+              </w:rPr>
+              <w:t>use judiciously</w:t>
+            </w:r>
+            <w:r>
+              <w:rPr>
+                <w:b w:val="0"/>
+                <w:i w:val="0"/>
+                <w:sz w:val="18"/>
+              </w:rPr>
+              <w:t>.</w:t>
+            </w:r>
+          </w:p>
+        </w:tc>
+        <w:tc>
+          <w:tcPr>
+            <w:tcW w:type="dxa" w:w="2556"/>
+          </w:tcPr>
+          <w:p>
+            <w:pPr>
+              <w:spacing w:after="40"/>
+            </w:pPr>
+            <w:r>
+              <w:rPr>
+                <w:sz w:val="18"/>
+              </w:rPr>
+            </w:r>
+            <w:r>
+              <w:rPr>
+                <w:b w:val="0"/>
+                <w:i w:val="0"/>
+                <w:sz w:val="18"/>
+              </w:rPr>
+              <w:t>L11</w:t>
+            </w:r>
+            <w:r>
+              <w:rPr>
+                <w:sz w:val="18"/>
+              </w:rPr>
+              <w:br/>
+            </w:r>
+            <w:r>
+              <w:rPr>
+                <w:b w:val="0"/>
+                <w:i w:val="0"/>
+                <w:sz w:val="18"/>
+              </w:rPr>
+              <w:t>slide 27</w:t>
+            </w:r>
+          </w:p>
+        </w:tc>
+      </w:tr>
+      <w:tr>
+        <w:tc>
+          <w:tcPr>
+            <w:tcW w:type="dxa" w:w="2556"/>
+          </w:tcPr>
+          <w:p>
+            <w:pPr>
+              <w:spacing w:after="40"/>
+            </w:pPr>
+            <w:r>
+              <w:rPr>
+                <w:sz w:val="18"/>
+              </w:rPr>
+            </w:r>
+            <w:r>
+              <w:rPr>
+                <w:b w:val="0"/>
+                <w:i w:val="0"/>
+                <w:sz w:val="18"/>
+              </w:rPr>
+              <w:t>Aminoglycosides</w:t>
+            </w:r>
+            <w:r>
+              <w:rPr>
+                <w:sz w:val="18"/>
+              </w:rPr>
+              <w:br/>
+            </w:r>
+            <w:r>
+              <w:rPr>
+                <w:b w:val="0"/>
+                <w:i w:val="0"/>
+                <w:sz w:val="18"/>
+              </w:rPr>
+              <w:t>kidney function</w:t>
+            </w:r>
+          </w:p>
+        </w:tc>
+        <w:tc>
+          <w:tcPr>
+            <w:tcW w:type="dxa" w:w="2556"/>
+          </w:tcPr>
+          <w:p>
+            <w:pPr>
+              <w:spacing w:after="40"/>
+            </w:pPr>
+            <w:r>
+              <w:rPr>
+                <w:sz w:val="18"/>
+              </w:rPr>
+            </w:r>
+            <w:r>
+              <w:rPr>
+                <w:b w:val="0"/>
+                <w:i w:val="0"/>
+                <w:sz w:val="18"/>
+              </w:rPr>
+              <w:t>Caution</w:t>
+            </w:r>
+          </w:p>
+        </w:tc>
+        <w:tc>
+          <w:tcPr>
+            <w:tcW w:type="dxa" w:w="2556"/>
+          </w:tcPr>
+          <w:p>
+            <w:pPr>
+              <w:spacing w:after="40"/>
+            </w:pPr>
+            <w:r>
+              <w:rPr>
+                <w:sz w:val="18"/>
+              </w:rPr>
+            </w:r>
+            <w:r>
+              <w:rPr>
+                <w:b w:val="0"/>
+                <w:i w:val="0"/>
+                <w:sz w:val="18"/>
+              </w:rPr>
+              <w:t>Highly dependent on renal function; ototoxic and nephrotoxic: adjust dose and frequency by levels.</w:t>
+            </w:r>
+          </w:p>
+        </w:tc>
+        <w:tc>
+          <w:tcPr>
+            <w:tcW w:type="dxa" w:w="2556"/>
+          </w:tcPr>
+          <w:p>
+            <w:pPr>
+              <w:spacing w:after="40"/>
+            </w:pPr>
+            <w:r>
+              <w:rPr>
+                <w:sz w:val="18"/>
+              </w:rPr>
+            </w:r>
+            <w:r>
+              <w:rPr>
+                <w:b w:val="0"/>
+                <w:i w:val="0"/>
+                <w:sz w:val="18"/>
+              </w:rPr>
+              <w:t>L11</w:t>
+            </w:r>
+            <w:r>
+              <w:rPr>
+                <w:sz w:val="18"/>
+              </w:rPr>
+              <w:br/>
+            </w:r>
+            <w:r>
+              <w:rPr>
+                <w:b w:val="0"/>
+                <w:i w:val="0"/>
+                <w:sz w:val="18"/>
+              </w:rPr>
+              <w:t>slide 28</w:t>
+            </w:r>
+          </w:p>
+        </w:tc>
+      </w:tr>
+      <w:tr>
+        <w:tc>
+          <w:tcPr>
+            <w:tcW w:type="dxa" w:w="2556"/>
+          </w:tcPr>
+          <w:p>
+            <w:pPr>
+              <w:spacing w:after="40"/>
+            </w:pPr>
+            <w:r>
+              <w:rPr>
+                <w:sz w:val="18"/>
+              </w:rPr>
+            </w:r>
+            <w:r>
+              <w:rPr>
+                <w:b w:val="0"/>
+                <w:i w:val="0"/>
+                <w:sz w:val="18"/>
+              </w:rPr>
+              <w:t>Vancomycin</w:t>
+            </w:r>
+            <w:r>
+              <w:rPr>
+                <w:sz w:val="18"/>
+              </w:rPr>
+              <w:br/>
+            </w:r>
+            <w:r>
+              <w:rPr>
+                <w:b w:val="0"/>
+                <w:i w:val="0"/>
+                <w:sz w:val="18"/>
+              </w:rPr>
+              <w:t>other nephrotoxins</w:t>
+            </w:r>
+          </w:p>
+        </w:tc>
+        <w:tc>
+          <w:tcPr>
+            <w:tcW w:type="dxa" w:w="2556"/>
+          </w:tcPr>
+          <w:p>
+            <w:pPr>
+              <w:spacing w:after="40"/>
+            </w:pPr>
+            <w:r>
+              <w:rPr>
+                <w:sz w:val="18"/>
+              </w:rPr>
+            </w:r>
+            <w:r>
+              <w:rPr>
+                <w:b w:val="0"/>
+                <w:i w:val="0"/>
+                <w:sz w:val="18"/>
+              </w:rPr>
+              <w:t>Caution</w:t>
+            </w:r>
+          </w:p>
+        </w:tc>
+        <w:tc>
+          <w:tcPr>
+            <w:tcW w:type="dxa" w:w="2556"/>
+          </w:tcPr>
+          <w:p>
+            <w:pPr>
+              <w:spacing w:after="40"/>
+            </w:pPr>
+            <w:r>
+              <w:rPr>
+                <w:sz w:val="18"/>
+              </w:rPr>
+            </w:r>
+            <w:r>
+              <w:rPr>
+                <w:b/>
+                <w:i w:val="0"/>
+                <w:sz w:val="18"/>
+              </w:rPr>
+              <w:t>Nephrotoxic with other nephrotoxins</w:t>
+            </w:r>
+            <w:r>
+              <w:rPr>
+                <w:b w:val="0"/>
+                <w:i w:val="0"/>
+                <w:sz w:val="18"/>
+              </w:rPr>
+              <w:t>; requires renal adjustment.</w:t>
+            </w:r>
+          </w:p>
+        </w:tc>
+        <w:tc>
+          <w:tcPr>
+            <w:tcW w:type="dxa" w:w="2556"/>
+          </w:tcPr>
+          <w:p>
+            <w:pPr>
+              <w:spacing w:after="40"/>
+            </w:pPr>
+            <w:r>
+              <w:rPr>
+                <w:sz w:val="18"/>
+              </w:rPr>
+            </w:r>
+            <w:r>
+              <w:rPr>
+                <w:b w:val="0"/>
+                <w:i w:val="0"/>
+                <w:sz w:val="18"/>
+              </w:rPr>
+              <w:t>L11</w:t>
+            </w:r>
+            <w:r>
+              <w:rPr>
+                <w:sz w:val="18"/>
+              </w:rPr>
+              <w:br/>
+            </w:r>
+            <w:r>
+              <w:rPr>
+                <w:b w:val="0"/>
+                <w:i w:val="0"/>
+                <w:sz w:val="18"/>
+              </w:rPr>
+              <w:t>slide 29</w:t>
+            </w:r>
+          </w:p>
+        </w:tc>
+      </w:tr>
+      <w:tr>
+        <w:tc>
+          <w:tcPr>
+            <w:tcW w:type="dxa" w:w="10224"/>
+            <w:gridSpan w:val="4"/>
+          </w:tcPr>
+          <w:p>
+            <w:pPr>
+              <w:spacing w:after="40"/>
+            </w:pPr>
+            <w:r>
+              <w:rPr>
+                <w:sz w:val="18"/>
+              </w:rPr>
+            </w:r>
+            <w:r>
+              <w:rPr>
+                <w:b w:val="0"/>
+                <w:i w:val="0"/>
+                <w:sz w:val="18"/>
+              </w:rPr>
+              <w:t>Tuberculosis drugs</w:t>
+            </w:r>
+          </w:p>
+        </w:tc>
+      </w:tr>
+      <w:tr>
+        <w:tc>
+          <w:tcPr>
+            <w:tcW w:type="dxa" w:w="2556"/>
+          </w:tcPr>
+          <w:p>
+            <w:pPr>
+              <w:spacing w:after="40"/>
+            </w:pPr>
+            <w:r>
+              <w:rPr>
+                <w:sz w:val="18"/>
+              </w:rPr>
+            </w:r>
+            <w:r>
+              <w:rPr>
+                <w:b w:val="0"/>
+                <w:i w:val="0"/>
+                <w:sz w:val="18"/>
+              </w:rPr>
+              <w:t>Single agents</w:t>
+            </w:r>
+            <w:r>
+              <w:rPr>
+                <w:sz w:val="18"/>
+              </w:rPr>
+              <w:br/>
+            </w:r>
+            <w:r>
+              <w:rPr>
+                <w:b w:val="0"/>
+                <w:i w:val="0"/>
+                <w:sz w:val="18"/>
+              </w:rPr>
+              <w:t>active tuberculosis</w:t>
+            </w:r>
+          </w:p>
+        </w:tc>
+        <w:tc>
+          <w:tcPr>
+            <w:tcW w:type="dxa" w:w="2556"/>
+          </w:tcPr>
+          <w:p>
+            <w:pPr>
+              <w:spacing w:after="40"/>
+            </w:pPr>
+            <w:r>
+              <w:rPr>
+                <w:sz w:val="18"/>
+              </w:rPr>
+            </w:r>
+            <w:r>
+              <w:rPr>
+                <w:b w:val="0"/>
+                <w:i w:val="0"/>
+                <w:sz w:val="18"/>
+              </w:rPr>
+              <w:t>Avoid</w:t>
+            </w:r>
+          </w:p>
+        </w:tc>
+        <w:tc>
+          <w:tcPr>
+            <w:tcW w:type="dxa" w:w="2556"/>
+          </w:tcPr>
+          <w:p>
+            <w:pPr>
+              <w:spacing w:after="40"/>
+            </w:pPr>
+            <w:r>
+              <w:rPr>
+                <w:sz w:val="18"/>
+              </w:rPr>
+            </w:r>
+            <w:r>
+              <w:rPr>
+                <w:b/>
+                <w:i w:val="0"/>
+                <w:sz w:val="18"/>
+              </w:rPr>
+              <w:t>Do not use single agents in active disease</w:t>
+            </w:r>
+            <w:r>
+              <w:rPr>
+                <w:b w:val="0"/>
+                <w:i w:val="0"/>
+                <w:sz w:val="18"/>
+              </w:rPr>
+              <w:t>, to prevent resistance; rifampin is rarely used alone (rapid tolerance) and ethambutol resistance develops quickly when used alone.</w:t>
+            </w:r>
+          </w:p>
+        </w:tc>
+        <w:tc>
+          <w:tcPr>
+            <w:tcW w:type="dxa" w:w="2556"/>
+          </w:tcPr>
+          <w:p>
+            <w:pPr>
+              <w:spacing w:after="40"/>
+            </w:pPr>
+            <w:r>
+              <w:rPr>
+                <w:sz w:val="18"/>
+              </w:rPr>
+            </w:r>
+            <w:r>
+              <w:rPr>
+                <w:b w:val="0"/>
+                <w:i w:val="0"/>
+                <w:sz w:val="18"/>
+              </w:rPr>
+              <w:t>L11</w:t>
+            </w:r>
+            <w:r>
+              <w:rPr>
+                <w:sz w:val="18"/>
+              </w:rPr>
+              <w:br/>
+            </w:r>
+            <w:r>
+              <w:rPr>
+                <w:b w:val="0"/>
+                <w:i w:val="0"/>
+                <w:sz w:val="18"/>
+              </w:rPr>
+              <w:t>slide 36</w:t>
+            </w:r>
+          </w:p>
+        </w:tc>
+      </w:tr>
+      <w:tr>
+        <w:tc>
+          <w:tcPr>
+            <w:tcW w:type="dxa" w:w="2556"/>
+          </w:tcPr>
+          <w:p>
+            <w:pPr>
+              <w:spacing w:after="40"/>
+            </w:pPr>
+            <w:r>
+              <w:rPr>
+                <w:sz w:val="18"/>
+              </w:rPr>
+            </w:r>
+            <w:r>
+              <w:rPr>
+                <w:b w:val="0"/>
+                <w:i w:val="0"/>
+                <w:sz w:val="18"/>
+              </w:rPr>
+              <w:t>Isoniazid</w:t>
+            </w:r>
+            <w:r>
+              <w:rPr>
+                <w:sz w:val="18"/>
+              </w:rPr>
+              <w:br/>
+            </w:r>
+            <w:r>
+              <w:rPr>
+                <w:b w:val="0"/>
+                <w:i w:val="0"/>
+                <w:sz w:val="18"/>
+              </w:rPr>
+              <w:t>alcohol use, older age</w:t>
+            </w:r>
+          </w:p>
+        </w:tc>
+        <w:tc>
+          <w:tcPr>
+            <w:tcW w:type="dxa" w:w="2556"/>
+          </w:tcPr>
+          <w:p>
+            <w:pPr>
+              <w:spacing w:after="40"/>
+            </w:pPr>
+            <w:r>
+              <w:rPr>
+                <w:sz w:val="18"/>
+              </w:rPr>
+            </w:r>
+            <w:r>
+              <w:rPr>
+                <w:b w:val="0"/>
+                <w:i w:val="0"/>
+                <w:sz w:val="18"/>
+              </w:rPr>
+              <w:t>Caution</w:t>
+            </w:r>
+          </w:p>
+        </w:tc>
+        <w:tc>
+          <w:tcPr>
+            <w:tcW w:type="dxa" w:w="2556"/>
+          </w:tcPr>
+          <w:p>
+            <w:pPr>
+              <w:spacing w:after="40"/>
+            </w:pPr>
+            <w:r>
+              <w:rPr>
+                <w:sz w:val="18"/>
+              </w:rPr>
+            </w:r>
+            <w:r>
+              <w:rPr>
+                <w:b/>
+                <w:i w:val="0"/>
+                <w:sz w:val="18"/>
+              </w:rPr>
+              <w:t>Hepatitis risk rises in alcoholics and with age.</w:t>
+            </w:r>
+          </w:p>
+        </w:tc>
+        <w:tc>
+          <w:tcPr>
+            <w:tcW w:type="dxa" w:w="2556"/>
+          </w:tcPr>
+          <w:p>
+            <w:pPr>
+              <w:spacing w:after="40"/>
+            </w:pPr>
+            <w:r>
+              <w:rPr>
+                <w:sz w:val="18"/>
+              </w:rPr>
+            </w:r>
+            <w:r>
+              <w:rPr>
+                <w:b w:val="0"/>
+                <w:i w:val="0"/>
+                <w:sz w:val="18"/>
+              </w:rPr>
+              <w:t>L11</w:t>
+            </w:r>
+            <w:r>
+              <w:rPr>
+                <w:sz w:val="18"/>
+              </w:rPr>
+              <w:br/>
+            </w:r>
+            <w:r>
+              <w:rPr>
+                <w:b w:val="0"/>
+                <w:i w:val="0"/>
+                <w:sz w:val="18"/>
+              </w:rPr>
+              <w:t>slide 39</w:t>
+            </w:r>
+          </w:p>
+        </w:tc>
+      </w:tr>
+      <w:tr>
+        <w:tc>
+          <w:tcPr>
+            <w:tcW w:type="dxa" w:w="2556"/>
+          </w:tcPr>
+          <w:p>
+            <w:pPr>
+              <w:spacing w:after="40"/>
+            </w:pPr>
+            <w:r>
+              <w:rPr>
+                <w:sz w:val="18"/>
+              </w:rPr>
+            </w:r>
+            <w:r>
+              <w:rPr>
+                <w:b w:val="0"/>
+                <w:i w:val="0"/>
+                <w:sz w:val="18"/>
+              </w:rPr>
+              <w:t>Rifampin</w:t>
+            </w:r>
+            <w:r>
+              <w:rPr>
+                <w:sz w:val="18"/>
+              </w:rPr>
+              <w:br/>
+            </w:r>
+            <w:r>
+              <w:rPr>
+                <w:b w:val="0"/>
+                <w:i w:val="0"/>
+                <w:sz w:val="18"/>
+              </w:rPr>
+              <w:t>interaction</w:t>
+            </w:r>
+          </w:p>
+        </w:tc>
+        <w:tc>
+          <w:tcPr>
+            <w:tcW w:type="dxa" w:w="2556"/>
+          </w:tcPr>
+          <w:p>
+            <w:pPr>
+              <w:spacing w:after="40"/>
+            </w:pPr>
+            <w:r>
+              <w:rPr>
+                <w:sz w:val="18"/>
+              </w:rPr>
+            </w:r>
+            <w:r>
+              <w:rPr>
+                <w:b w:val="0"/>
+                <w:i w:val="0"/>
+                <w:sz w:val="18"/>
+              </w:rPr>
+              <w:t>Caution</w:t>
+            </w:r>
+          </w:p>
+        </w:tc>
+        <w:tc>
+          <w:tcPr>
+            <w:tcW w:type="dxa" w:w="2556"/>
+          </w:tcPr>
+          <w:p>
+            <w:pPr>
+              <w:spacing w:after="40"/>
+            </w:pPr>
+            <w:r>
+              <w:rPr>
+                <w:sz w:val="18"/>
+              </w:rPr>
+            </w:r>
+            <w:r>
+              <w:rPr>
+                <w:b/>
+                <w:i w:val="0"/>
+                <w:sz w:val="18"/>
+              </w:rPr>
+              <w:t>Induces cytochrome P450 enzymes</w:t>
+            </w:r>
+            <w:r>
+              <w:rPr>
+                <w:b w:val="0"/>
+                <w:i w:val="0"/>
+                <w:sz w:val="18"/>
+              </w:rPr>
+              <w:t>: anticoagulants, contraceptives, chloramphenicol, digoxin, ketoconazole and theophylline are affected.</w:t>
+            </w:r>
+          </w:p>
+        </w:tc>
+        <w:tc>
+          <w:tcPr>
+            <w:tcW w:type="dxa" w:w="2556"/>
+          </w:tcPr>
+          <w:p>
+            <w:pPr>
+              <w:spacing w:after="40"/>
+            </w:pPr>
+            <w:r>
+              <w:rPr>
+                <w:sz w:val="18"/>
+              </w:rPr>
+            </w:r>
+            <w:r>
+              <w:rPr>
+                <w:b w:val="0"/>
+                <w:i w:val="0"/>
+                <w:sz w:val="18"/>
+              </w:rPr>
+              <w:t>L11</w:t>
+            </w:r>
+            <w:r>
+              <w:rPr>
+                <w:sz w:val="18"/>
+              </w:rPr>
+              <w:br/>
+            </w:r>
+            <w:r>
+              <w:rPr>
+                <w:b w:val="0"/>
+                <w:i w:val="0"/>
+                <w:sz w:val="18"/>
+              </w:rPr>
+              <w:t>slide 42</w:t>
+            </w:r>
+          </w:p>
+        </w:tc>
+      </w:tr>
+      <w:tr>
+        <w:tc>
+          <w:tcPr>
+            <w:tcW w:type="dxa" w:w="2556"/>
+          </w:tcPr>
+          <w:p>
+            <w:pPr>
+              <w:spacing w:after="40"/>
+            </w:pPr>
+            <w:r>
+              <w:rPr>
+                <w:sz w:val="18"/>
+              </w:rPr>
+            </w:r>
+            <w:r>
+              <w:rPr>
+                <w:b w:val="0"/>
+                <w:i w:val="0"/>
+                <w:sz w:val="18"/>
+              </w:rPr>
+              <w:t>Rifampin</w:t>
+            </w:r>
+            <w:r>
+              <w:rPr>
+                <w:sz w:val="18"/>
+              </w:rPr>
+              <w:br/>
+            </w:r>
+            <w:r>
+              <w:rPr>
+                <w:b w:val="0"/>
+                <w:i w:val="0"/>
+                <w:sz w:val="18"/>
+              </w:rPr>
+              <w:t>chronic liver disease</w:t>
+            </w:r>
+          </w:p>
+        </w:tc>
+        <w:tc>
+          <w:tcPr>
+            <w:tcW w:type="dxa" w:w="2556"/>
+          </w:tcPr>
+          <w:p>
+            <w:pPr>
+              <w:spacing w:after="40"/>
+            </w:pPr>
+            <w:r>
+              <w:rPr>
+                <w:sz w:val="18"/>
+              </w:rPr>
+            </w:r>
+            <w:r>
+              <w:rPr>
+                <w:b w:val="0"/>
+                <w:i w:val="0"/>
+                <w:sz w:val="18"/>
+              </w:rPr>
+              <w:t>Caution</w:t>
+            </w:r>
+          </w:p>
+        </w:tc>
+        <w:tc>
+          <w:tcPr>
+            <w:tcW w:type="dxa" w:w="2556"/>
+          </w:tcPr>
+          <w:p>
+            <w:pPr>
+              <w:spacing w:after="40"/>
+            </w:pPr>
+            <w:r>
+              <w:rPr>
+                <w:sz w:val="18"/>
+              </w:rPr>
+            </w:r>
+            <w:r>
+              <w:rPr>
+                <w:b w:val="0"/>
+                <w:i w:val="0"/>
+                <w:sz w:val="18"/>
+              </w:rPr>
+              <w:t>Jaundice and hepatitis: a concern in chronic liver disease.</w:t>
+            </w:r>
+          </w:p>
+        </w:tc>
+        <w:tc>
+          <w:tcPr>
+            <w:tcW w:type="dxa" w:w="2556"/>
+          </w:tcPr>
+          <w:p>
+            <w:pPr>
+              <w:spacing w:after="40"/>
+            </w:pPr>
+            <w:r>
+              <w:rPr>
+                <w:sz w:val="18"/>
+              </w:rPr>
+            </w:r>
+            <w:r>
+              <w:rPr>
+                <w:b w:val="0"/>
+                <w:i w:val="0"/>
+                <w:sz w:val="18"/>
+              </w:rPr>
+              <w:t>L11</w:t>
+            </w:r>
+            <w:r>
+              <w:rPr>
+                <w:sz w:val="18"/>
+              </w:rPr>
+              <w:br/>
+            </w:r>
+            <w:r>
+              <w:rPr>
+                <w:b w:val="0"/>
+                <w:i w:val="0"/>
+                <w:sz w:val="18"/>
+              </w:rPr>
+              <w:t>slide 42</w:t>
+            </w:r>
+          </w:p>
+        </w:tc>
+      </w:tr>
+      <w:tr>
+        <w:tc>
+          <w:tcPr>
+            <w:tcW w:type="dxa" w:w="2556"/>
+          </w:tcPr>
+          <w:p>
+            <w:pPr>
+              <w:spacing w:after="40"/>
+            </w:pPr>
+            <w:r>
+              <w:rPr>
+                <w:sz w:val="18"/>
+              </w:rPr>
+            </w:r>
+            <w:r>
+              <w:rPr>
+                <w:b w:val="0"/>
+                <w:i w:val="0"/>
+                <w:sz w:val="18"/>
+              </w:rPr>
+              <w:t>Ethambutol</w:t>
+            </w:r>
+            <w:r>
+              <w:rPr>
+                <w:sz w:val="18"/>
+              </w:rPr>
+              <w:br/>
+            </w:r>
+            <w:r>
+              <w:rPr>
+                <w:b w:val="0"/>
+                <w:i w:val="0"/>
+                <w:sz w:val="18"/>
+              </w:rPr>
+              <w:t>renal disease</w:t>
+            </w:r>
+          </w:p>
+        </w:tc>
+        <w:tc>
+          <w:tcPr>
+            <w:tcW w:type="dxa" w:w="2556"/>
+          </w:tcPr>
+          <w:p>
+            <w:pPr>
+              <w:spacing w:after="40"/>
+            </w:pPr>
+            <w:r>
+              <w:rPr>
+                <w:sz w:val="18"/>
+              </w:rPr>
+            </w:r>
+            <w:r>
+              <w:rPr>
+                <w:b w:val="0"/>
+                <w:i w:val="0"/>
+                <w:sz w:val="18"/>
+              </w:rPr>
+              <w:t>Caution</w:t>
+            </w:r>
+          </w:p>
+        </w:tc>
+        <w:tc>
+          <w:tcPr>
+            <w:tcW w:type="dxa" w:w="2556"/>
+          </w:tcPr>
+          <w:p>
+            <w:pPr>
+              <w:spacing w:after="40"/>
+            </w:pPr>
+            <w:r>
+              <w:rPr>
+                <w:sz w:val="18"/>
+              </w:rPr>
+            </w:r>
+            <w:r>
+              <w:rPr>
+                <w:b w:val="0"/>
+                <w:i w:val="0"/>
+                <w:sz w:val="18"/>
+              </w:rPr>
+              <w:t xml:space="preserve">75 percent excreted unchanged: </w:t>
+            </w:r>
+            <w:r>
+              <w:rPr>
+                <w:b/>
+                <w:i w:val="0"/>
+                <w:sz w:val="18"/>
+              </w:rPr>
+              <w:t>adjust the dose in renal disease</w:t>
+            </w:r>
+            <w:r>
+              <w:rPr>
+                <w:b w:val="0"/>
+                <w:i w:val="0"/>
+                <w:sz w:val="18"/>
+              </w:rPr>
+              <w:t>.</w:t>
+            </w:r>
+          </w:p>
+        </w:tc>
+        <w:tc>
+          <w:tcPr>
+            <w:tcW w:type="dxa" w:w="2556"/>
+          </w:tcPr>
+          <w:p>
+            <w:pPr>
+              <w:spacing w:after="40"/>
+            </w:pPr>
+            <w:r>
+              <w:rPr>
+                <w:sz w:val="18"/>
+              </w:rPr>
+            </w:r>
+            <w:r>
+              <w:rPr>
+                <w:b w:val="0"/>
+                <w:i w:val="0"/>
+                <w:sz w:val="18"/>
+              </w:rPr>
+              <w:t>L11</w:t>
+            </w:r>
+            <w:r>
+              <w:rPr>
+                <w:sz w:val="18"/>
+              </w:rPr>
+              <w:br/>
+            </w:r>
+            <w:r>
+              <w:rPr>
+                <w:b w:val="0"/>
+                <w:i w:val="0"/>
+                <w:sz w:val="18"/>
+              </w:rPr>
+              <w:t>slide 44</w:t>
+            </w:r>
+          </w:p>
+        </w:tc>
+      </w:tr>
+      <w:tr>
+        <w:tc>
+          <w:tcPr>
+            <w:tcW w:type="dxa" w:w="2556"/>
+          </w:tcPr>
+          <w:p>
+            <w:pPr>
+              <w:spacing w:after="40"/>
+            </w:pPr>
+            <w:r>
+              <w:rPr>
+                <w:sz w:val="18"/>
+              </w:rPr>
+            </w:r>
+            <w:r>
+              <w:rPr>
+                <w:b w:val="0"/>
+                <w:i w:val="0"/>
+                <w:sz w:val="18"/>
+              </w:rPr>
+              <w:t>Pyrazinamide</w:t>
+            </w:r>
+            <w:r>
+              <w:rPr>
+                <w:sz w:val="18"/>
+              </w:rPr>
+              <w:br/>
+            </w:r>
+            <w:r>
+              <w:rPr>
+                <w:b w:val="0"/>
+                <w:i w:val="0"/>
+                <w:sz w:val="18"/>
+              </w:rPr>
+              <w:t>pregnancy</w:t>
+            </w:r>
+          </w:p>
+        </w:tc>
+        <w:tc>
+          <w:tcPr>
+            <w:tcW w:type="dxa" w:w="2556"/>
+          </w:tcPr>
+          <w:p>
+            <w:pPr>
+              <w:spacing w:after="40"/>
+            </w:pPr>
+            <w:r>
+              <w:rPr>
+                <w:sz w:val="18"/>
+              </w:rPr>
+            </w:r>
+            <w:r>
+              <w:rPr>
+                <w:b w:val="0"/>
+                <w:i w:val="0"/>
+                <w:sz w:val="18"/>
+              </w:rPr>
+              <w:t>Avoid</w:t>
+            </w:r>
+          </w:p>
+        </w:tc>
+        <w:tc>
+          <w:tcPr>
+            <w:tcW w:type="dxa" w:w="2556"/>
+          </w:tcPr>
+          <w:p>
+            <w:pPr>
+              <w:spacing w:after="40"/>
+            </w:pPr>
+            <w:r>
+              <w:rPr>
+                <w:sz w:val="18"/>
+              </w:rPr>
+            </w:r>
+            <w:r>
+              <w:rPr>
+                <w:b/>
+                <w:i w:val="0"/>
+                <w:sz w:val="18"/>
+              </w:rPr>
+              <w:t>Avoid in pregnancy.</w:t>
+            </w:r>
+          </w:p>
+        </w:tc>
+        <w:tc>
+          <w:tcPr>
+            <w:tcW w:type="dxa" w:w="2556"/>
+          </w:tcPr>
+          <w:p>
+            <w:pPr>
+              <w:spacing w:after="40"/>
+            </w:pPr>
+            <w:r>
+              <w:rPr>
+                <w:sz w:val="18"/>
+              </w:rPr>
+            </w:r>
+            <w:r>
+              <w:rPr>
+                <w:b w:val="0"/>
+                <w:i w:val="0"/>
+                <w:sz w:val="18"/>
+              </w:rPr>
+              <w:t>L11</w:t>
+            </w:r>
+            <w:r>
+              <w:rPr>
+                <w:sz w:val="18"/>
+              </w:rPr>
+              <w:br/>
+            </w:r>
+            <w:r>
+              <w:rPr>
+                <w:b w:val="0"/>
+                <w:i w:val="0"/>
+                <w:sz w:val="18"/>
+              </w:rPr>
+              <w:t>slide 45</w:t>
+            </w:r>
+          </w:p>
+        </w:tc>
+      </w:tr>
+      <w:tr>
+        <w:tc>
+          <w:tcPr>
+            <w:tcW w:type="dxa" w:w="2556"/>
+          </w:tcPr>
+          <w:p>
+            <w:pPr>
+              <w:spacing w:after="40"/>
+            </w:pPr>
+            <w:r>
+              <w:rPr>
+                <w:sz w:val="18"/>
+              </w:rPr>
+            </w:r>
+            <w:r>
+              <w:rPr>
+                <w:b w:val="0"/>
+                <w:i w:val="0"/>
+                <w:sz w:val="18"/>
+              </w:rPr>
+              <w:t>Pyrazinamide</w:t>
+            </w:r>
+            <w:r>
+              <w:rPr>
+                <w:sz w:val="18"/>
+              </w:rPr>
+              <w:br/>
+            </w:r>
+            <w:r>
+              <w:rPr>
+                <w:b w:val="0"/>
+                <w:i w:val="0"/>
+                <w:sz w:val="18"/>
+              </w:rPr>
+              <w:t>liver</w:t>
+            </w:r>
+          </w:p>
+        </w:tc>
+        <w:tc>
+          <w:tcPr>
+            <w:tcW w:type="dxa" w:w="2556"/>
+          </w:tcPr>
+          <w:p>
+            <w:pPr>
+              <w:spacing w:after="40"/>
+            </w:pPr>
+            <w:r>
+              <w:rPr>
+                <w:sz w:val="18"/>
+              </w:rPr>
+            </w:r>
+            <w:r>
+              <w:rPr>
+                <w:b w:val="0"/>
+                <w:i w:val="0"/>
+                <w:sz w:val="18"/>
+              </w:rPr>
+              <w:t>Caution</w:t>
+            </w:r>
+          </w:p>
+        </w:tc>
+        <w:tc>
+          <w:tcPr>
+            <w:tcW w:type="dxa" w:w="2556"/>
+          </w:tcPr>
+          <w:p>
+            <w:pPr>
+              <w:spacing w:after="40"/>
+            </w:pPr>
+            <w:r>
+              <w:rPr>
+                <w:sz w:val="18"/>
+              </w:rPr>
+            </w:r>
+            <w:r>
+              <w:rPr>
+                <w:b w:val="0"/>
+                <w:i w:val="0"/>
+                <w:sz w:val="18"/>
+              </w:rPr>
+              <w:t>Given for the first two months only, to avoid liver toxicity; monitor liver enzymes.</w:t>
+            </w:r>
+          </w:p>
+        </w:tc>
+        <w:tc>
+          <w:tcPr>
+            <w:tcW w:type="dxa" w:w="2556"/>
+          </w:tcPr>
+          <w:p>
+            <w:pPr>
+              <w:spacing w:after="40"/>
+            </w:pPr>
+            <w:r>
+              <w:rPr>
+                <w:sz w:val="18"/>
+              </w:rPr>
+            </w:r>
+            <w:r>
+              <w:rPr>
+                <w:b w:val="0"/>
+                <w:i w:val="0"/>
+                <w:sz w:val="18"/>
+              </w:rPr>
+              <w:t>L11</w:t>
+            </w:r>
+            <w:r>
+              <w:rPr>
+                <w:sz w:val="18"/>
+              </w:rPr>
+              <w:br/>
+            </w:r>
+            <w:r>
+              <w:rPr>
+                <w:b w:val="0"/>
+                <w:i w:val="0"/>
+                <w:sz w:val="18"/>
+              </w:rPr>
+              <w:t>slide 45</w:t>
+            </w:r>
+          </w:p>
+        </w:tc>
+      </w:tr>
+      <w:tr>
+        <w:tc>
+          <w:tcPr>
+            <w:tcW w:type="dxa" w:w="10224"/>
+            <w:gridSpan w:val="4"/>
+          </w:tcPr>
+          <w:p>
+            <w:pPr>
+              <w:spacing w:after="40"/>
+            </w:pPr>
+            <w:r>
+              <w:rPr>
+                <w:sz w:val="18"/>
+              </w:rPr>
+            </w:r>
+            <w:r>
+              <w:rPr>
+                <w:b w:val="0"/>
+                <w:i w:val="0"/>
+                <w:sz w:val="18"/>
+              </w:rPr>
+              <w:t>Anaphylaxis</w:t>
+            </w:r>
+          </w:p>
+        </w:tc>
+      </w:tr>
+      <w:tr>
+        <w:tc>
+          <w:tcPr>
+            <w:tcW w:type="dxa" w:w="2556"/>
+          </w:tcPr>
+          <w:p>
+            <w:pPr>
+              <w:spacing w:after="40"/>
+            </w:pPr>
+            <w:r>
+              <w:rPr>
+                <w:sz w:val="18"/>
+              </w:rPr>
+            </w:r>
+            <w:r>
+              <w:rPr>
+                <w:b w:val="0"/>
+                <w:i w:val="0"/>
+                <w:sz w:val="18"/>
+              </w:rPr>
+              <w:t>Epinephrine</w:t>
+            </w:r>
+            <w:r>
+              <w:rPr>
+                <w:sz w:val="18"/>
+              </w:rPr>
+              <w:br/>
+            </w:r>
+            <w:r>
+              <w:rPr>
+                <w:b w:val="0"/>
+                <w:i w:val="0"/>
+                <w:sz w:val="18"/>
+              </w:rPr>
+              <w:t>route</w:t>
+            </w:r>
+          </w:p>
+        </w:tc>
+        <w:tc>
+          <w:tcPr>
+            <w:tcW w:type="dxa" w:w="2556"/>
+          </w:tcPr>
+          <w:p>
+            <w:pPr>
+              <w:spacing w:after="40"/>
+            </w:pPr>
+            <w:r>
+              <w:rPr>
+                <w:sz w:val="18"/>
+              </w:rPr>
+            </w:r>
+            <w:r>
+              <w:rPr>
+                <w:b w:val="0"/>
+                <w:i w:val="0"/>
+                <w:sz w:val="18"/>
+              </w:rPr>
+              <w:t>Caution</w:t>
+            </w:r>
+          </w:p>
+        </w:tc>
+        <w:tc>
+          <w:tcPr>
+            <w:tcW w:type="dxa" w:w="2556"/>
+          </w:tcPr>
+          <w:p>
+            <w:pPr>
+              <w:spacing w:after="40"/>
+            </w:pPr>
+            <w:r>
+              <w:rPr>
+                <w:sz w:val="18"/>
+              </w:rPr>
+            </w:r>
+            <w:r>
+              <w:rPr>
+                <w:b/>
+                <w:i w:val="0"/>
+                <w:sz w:val="18"/>
+              </w:rPr>
+              <w:t>Intramuscular is generally preferred unless the patient is coding</w:t>
+            </w:r>
+            <w:r>
+              <w:rPr>
+                <w:b w:val="0"/>
+                <w:i w:val="0"/>
+                <w:sz w:val="18"/>
+              </w:rPr>
+              <w:t>; overdose can cause cerebrovascular hemorrhage, myocardial infarction and pulmonary edema.</w:t>
+            </w:r>
+          </w:p>
+        </w:tc>
+        <w:tc>
+          <w:tcPr>
+            <w:tcW w:type="dxa" w:w="2556"/>
+          </w:tcPr>
+          <w:p>
+            <w:pPr>
+              <w:spacing w:after="40"/>
+            </w:pPr>
+            <w:r>
+              <w:rPr>
+                <w:sz w:val="18"/>
+              </w:rPr>
+            </w:r>
+            <w:r>
+              <w:rPr>
+                <w:b w:val="0"/>
+                <w:i w:val="0"/>
+                <w:sz w:val="18"/>
+              </w:rPr>
+              <w:t>L11</w:t>
+            </w:r>
+            <w:r>
+              <w:rPr>
+                <w:sz w:val="18"/>
+              </w:rPr>
+              <w:br/>
+            </w:r>
+            <w:r>
+              <w:rPr>
+                <w:b w:val="0"/>
+                <w:i w:val="0"/>
+                <w:sz w:val="18"/>
+              </w:rPr>
+              <w:t>slide 52</w:t>
+            </w:r>
+          </w:p>
+        </w:tc>
+      </w:tr>
+      <w:tr>
+        <w:tc>
+          <w:tcPr>
+            <w:tcW w:type="dxa" w:w="10224"/>
+            <w:gridSpan w:val="4"/>
+          </w:tcPr>
+          <w:p>
+            <w:pPr>
+              <w:spacing w:after="40"/>
+            </w:pPr>
+            <w:r>
+              <w:rPr>
+                <w:sz w:val="18"/>
+              </w:rPr>
+            </w:r>
+            <w:r>
+              <w:rPr>
+                <w:b w:val="0"/>
+                <w:i w:val="0"/>
+                <w:sz w:val="18"/>
+              </w:rPr>
+              <w:t>Asthma: quick relief and bronchodilators</w:t>
+            </w:r>
+          </w:p>
+        </w:tc>
+      </w:tr>
+      <w:tr>
+        <w:tc>
+          <w:tcPr>
+            <w:tcW w:type="dxa" w:w="2556"/>
+          </w:tcPr>
+          <w:p>
+            <w:pPr>
+              <w:spacing w:after="40"/>
+            </w:pPr>
+            <w:r>
+              <w:rPr>
+                <w:sz w:val="18"/>
+              </w:rPr>
+            </w:r>
+            <w:r>
+              <w:rPr>
+                <w:b w:val="0"/>
+                <w:i w:val="0"/>
+                <w:sz w:val="18"/>
+              </w:rPr>
+              <w:t>Long-acting beta-2 agonists</w:t>
+            </w:r>
+            <w:r>
+              <w:rPr>
+                <w:sz w:val="18"/>
+              </w:rPr>
+              <w:br/>
+            </w:r>
+            <w:r>
+              <w:rPr>
+                <w:b w:val="0"/>
+                <w:i w:val="0"/>
+                <w:sz w:val="18"/>
+              </w:rPr>
+              <w:t>asthma</w:t>
+            </w:r>
+          </w:p>
+        </w:tc>
+        <w:tc>
+          <w:tcPr>
+            <w:tcW w:type="dxa" w:w="2556"/>
+          </w:tcPr>
+          <w:p>
+            <w:pPr>
+              <w:spacing w:after="40"/>
+            </w:pPr>
+            <w:r>
+              <w:rPr>
+                <w:sz w:val="18"/>
+              </w:rPr>
+            </w:r>
+            <w:r>
+              <w:rPr>
+                <w:b w:val="0"/>
+                <w:i w:val="0"/>
+                <w:sz w:val="18"/>
+              </w:rPr>
+              <w:t>Avoid</w:t>
+            </w:r>
+          </w:p>
+        </w:tc>
+        <w:tc>
+          <w:tcPr>
+            <w:tcW w:type="dxa" w:w="2556"/>
+          </w:tcPr>
+          <w:p>
+            <w:pPr>
+              <w:spacing w:after="40"/>
+            </w:pPr>
+            <w:r>
+              <w:rPr>
+                <w:sz w:val="18"/>
+              </w:rPr>
+            </w:r>
+            <w:r>
+              <w:rPr>
+                <w:b/>
+                <w:i w:val="0"/>
+                <w:sz w:val="18"/>
+              </w:rPr>
+              <w:t>Do not use alone for asthma</w:t>
+            </w:r>
+            <w:r>
+              <w:rPr>
+                <w:b w:val="0"/>
+                <w:i w:val="0"/>
+                <w:sz w:val="18"/>
+              </w:rPr>
+              <w:t>: always with an inhaled corticosteroid.</w:t>
+            </w:r>
+          </w:p>
+        </w:tc>
+        <w:tc>
+          <w:tcPr>
+            <w:tcW w:type="dxa" w:w="2556"/>
+          </w:tcPr>
+          <w:p>
+            <w:pPr>
+              <w:spacing w:after="40"/>
+            </w:pPr>
+            <w:r>
+              <w:rPr>
+                <w:sz w:val="18"/>
+              </w:rPr>
+            </w:r>
+            <w:r>
+              <w:rPr>
+                <w:b w:val="0"/>
+                <w:i w:val="0"/>
+                <w:sz w:val="18"/>
+              </w:rPr>
+              <w:t>L11</w:t>
+            </w:r>
+            <w:r>
+              <w:rPr>
+                <w:sz w:val="18"/>
+              </w:rPr>
+              <w:br/>
+            </w:r>
+            <w:r>
+              <w:rPr>
+                <w:b w:val="0"/>
+                <w:i w:val="0"/>
+                <w:sz w:val="18"/>
+              </w:rPr>
+              <w:t>slide 70</w:t>
+            </w:r>
+          </w:p>
+        </w:tc>
+      </w:tr>
+      <w:tr>
+        <w:tc>
+          <w:tcPr>
+            <w:tcW w:type="dxa" w:w="2556"/>
+          </w:tcPr>
+          <w:p>
+            <w:pPr>
+              <w:spacing w:after="40"/>
+            </w:pPr>
+            <w:r>
+              <w:rPr>
+                <w:sz w:val="18"/>
+              </w:rPr>
+            </w:r>
+            <w:r>
+              <w:rPr>
+                <w:b w:val="0"/>
+                <w:i w:val="0"/>
+                <w:sz w:val="18"/>
+              </w:rPr>
+              <w:t>Theophylline</w:t>
+            </w:r>
+            <w:r>
+              <w:rPr>
+                <w:sz w:val="18"/>
+              </w:rPr>
+              <w:br/>
+            </w:r>
+            <w:r>
+              <w:rPr>
+                <w:b w:val="0"/>
+                <w:i w:val="0"/>
+                <w:sz w:val="18"/>
+              </w:rPr>
+              <w:t>narrow therapeutic index</w:t>
+            </w:r>
+          </w:p>
+        </w:tc>
+        <w:tc>
+          <w:tcPr>
+            <w:tcW w:type="dxa" w:w="2556"/>
+          </w:tcPr>
+          <w:p>
+            <w:pPr>
+              <w:spacing w:after="40"/>
+            </w:pPr>
+            <w:r>
+              <w:rPr>
+                <w:sz w:val="18"/>
+              </w:rPr>
+            </w:r>
+            <w:r>
+              <w:rPr>
+                <w:b w:val="0"/>
+                <w:i w:val="0"/>
+                <w:sz w:val="18"/>
+              </w:rPr>
+              <w:t>Caution</w:t>
+            </w:r>
+          </w:p>
+        </w:tc>
+        <w:tc>
+          <w:tcPr>
+            <w:tcW w:type="dxa" w:w="2556"/>
+          </w:tcPr>
+          <w:p>
+            <w:pPr>
+              <w:spacing w:after="40"/>
+            </w:pPr>
+            <w:r>
+              <w:rPr>
+                <w:sz w:val="18"/>
+              </w:rPr>
+            </w:r>
+            <w:r>
+              <w:rPr>
+                <w:b/>
+                <w:i w:val="0"/>
+                <w:sz w:val="18"/>
+              </w:rPr>
+              <w:t>Narrow therapeutic index</w:t>
+            </w:r>
+            <w:r>
+              <w:rPr>
+                <w:b w:val="0"/>
+                <w:i w:val="0"/>
+                <w:sz w:val="18"/>
+              </w:rPr>
+              <w:t>: monitor plasma levels; toxicity brings seizures and arrhythmias.</w:t>
+            </w:r>
+          </w:p>
+        </w:tc>
+        <w:tc>
+          <w:tcPr>
+            <w:tcW w:type="dxa" w:w="2556"/>
+          </w:tcPr>
+          <w:p>
+            <w:pPr>
+              <w:spacing w:after="40"/>
+            </w:pPr>
+            <w:r>
+              <w:rPr>
+                <w:sz w:val="18"/>
+              </w:rPr>
+            </w:r>
+            <w:r>
+              <w:rPr>
+                <w:b w:val="0"/>
+                <w:i w:val="0"/>
+                <w:sz w:val="18"/>
+              </w:rPr>
+              <w:t>L11</w:t>
+            </w:r>
+            <w:r>
+              <w:rPr>
+                <w:sz w:val="18"/>
+              </w:rPr>
+              <w:br/>
+            </w:r>
+            <w:r>
+              <w:rPr>
+                <w:b w:val="0"/>
+                <w:i w:val="0"/>
+                <w:sz w:val="18"/>
+              </w:rPr>
+              <w:t>slide 82</w:t>
+            </w:r>
+          </w:p>
+        </w:tc>
+      </w:tr>
+      <w:tr>
+        <w:tc>
+          <w:tcPr>
+            <w:tcW w:type="dxa" w:w="10224"/>
+            <w:gridSpan w:val="4"/>
+          </w:tcPr>
+          <w:p>
+            <w:pPr>
+              <w:spacing w:after="40"/>
+            </w:pPr>
+            <w:r>
+              <w:rPr>
+                <w:sz w:val="18"/>
+              </w:rPr>
+            </w:r>
+            <w:r>
+              <w:rPr>
+                <w:b w:val="0"/>
+                <w:i w:val="0"/>
+                <w:sz w:val="18"/>
+              </w:rPr>
+              <w:t>Asthma: long-term controllers and systemic steroids</w:t>
+            </w:r>
+          </w:p>
+        </w:tc>
+      </w:tr>
+      <w:tr>
+        <w:tc>
+          <w:tcPr>
+            <w:tcW w:type="dxa" w:w="2556"/>
+          </w:tcPr>
+          <w:p>
+            <w:pPr>
+              <w:spacing w:after="40"/>
+            </w:pPr>
+            <w:r>
+              <w:rPr>
+                <w:sz w:val="18"/>
+              </w:rPr>
+            </w:r>
+            <w:r>
+              <w:rPr>
+                <w:b w:val="0"/>
+                <w:i w:val="0"/>
+                <w:sz w:val="18"/>
+              </w:rPr>
+              <w:t>Cromolyn, nedocromil</w:t>
+            </w:r>
+            <w:r>
+              <w:rPr>
+                <w:sz w:val="18"/>
+              </w:rPr>
+              <w:br/>
+            </w:r>
+            <w:r>
+              <w:rPr>
+                <w:b w:val="0"/>
+                <w:i w:val="0"/>
+                <w:sz w:val="18"/>
+              </w:rPr>
+              <w:t>timing</w:t>
+            </w:r>
+          </w:p>
+        </w:tc>
+        <w:tc>
+          <w:tcPr>
+            <w:tcW w:type="dxa" w:w="2556"/>
+          </w:tcPr>
+          <w:p>
+            <w:pPr>
+              <w:spacing w:after="40"/>
+            </w:pPr>
+            <w:r>
+              <w:rPr>
+                <w:sz w:val="18"/>
+              </w:rPr>
+            </w:r>
+            <w:r>
+              <w:rPr>
+                <w:b w:val="0"/>
+                <w:i w:val="0"/>
+                <w:sz w:val="18"/>
+              </w:rPr>
+              <w:t>Caution</w:t>
+            </w:r>
+          </w:p>
+        </w:tc>
+        <w:tc>
+          <w:tcPr>
+            <w:tcW w:type="dxa" w:w="2556"/>
+          </w:tcPr>
+          <w:p>
+            <w:pPr>
+              <w:spacing w:after="40"/>
+            </w:pPr>
+            <w:r>
+              <w:rPr>
+                <w:sz w:val="18"/>
+              </w:rPr>
+            </w:r>
+            <w:r>
+              <w:rPr>
+                <w:b/>
+                <w:i w:val="0"/>
+                <w:sz w:val="18"/>
+              </w:rPr>
+              <w:t>Must be taken before the antigen insult</w:t>
+            </w:r>
+            <w:r>
+              <w:rPr>
+                <w:b w:val="0"/>
+                <w:i w:val="0"/>
+                <w:sz w:val="18"/>
+              </w:rPr>
+              <w:t>; they may take up to 4 weeks to work, so they are not for an attack already under way.</w:t>
+            </w:r>
+          </w:p>
+        </w:tc>
+        <w:tc>
+          <w:tcPr>
+            <w:tcW w:type="dxa" w:w="2556"/>
+          </w:tcPr>
+          <w:p>
+            <w:pPr>
+              <w:spacing w:after="40"/>
+            </w:pPr>
+            <w:r>
+              <w:rPr>
+                <w:sz w:val="18"/>
+              </w:rPr>
+            </w:r>
+            <w:r>
+              <w:rPr>
+                <w:b w:val="0"/>
+                <w:i w:val="0"/>
+                <w:sz w:val="18"/>
+              </w:rPr>
+              <w:t>L11</w:t>
+            </w:r>
+            <w:r>
+              <w:rPr>
+                <w:sz w:val="18"/>
+              </w:rPr>
+              <w:br/>
+            </w:r>
+            <w:r>
+              <w:rPr>
+                <w:b w:val="0"/>
+                <w:i w:val="0"/>
+                <w:sz w:val="18"/>
+              </w:rPr>
+              <w:t>slide 77</w:t>
+            </w:r>
+          </w:p>
+        </w:tc>
+      </w:tr>
+      <w:tr>
+        <w:tc>
+          <w:tcPr>
+            <w:tcW w:type="dxa" w:w="2556"/>
+          </w:tcPr>
+          <w:p>
+            <w:pPr>
+              <w:spacing w:after="40"/>
+            </w:pPr>
+            <w:r>
+              <w:rPr>
+                <w:sz w:val="18"/>
+              </w:rPr>
+            </w:r>
+            <w:r>
+              <w:rPr>
+                <w:b w:val="0"/>
+                <w:i w:val="0"/>
+                <w:sz w:val="18"/>
+              </w:rPr>
+              <w:t>Omalizumab</w:t>
+            </w:r>
+            <w:r>
+              <w:rPr>
+                <w:sz w:val="18"/>
+              </w:rPr>
+              <w:br/>
+            </w:r>
+            <w:r>
+              <w:rPr>
+                <w:b w:val="0"/>
+                <w:i w:val="0"/>
+                <w:sz w:val="18"/>
+              </w:rPr>
+              <w:t>named reaction</w:t>
+            </w:r>
+          </w:p>
+        </w:tc>
+        <w:tc>
+          <w:tcPr>
+            <w:tcW w:type="dxa" w:w="2556"/>
+          </w:tcPr>
+          <w:p>
+            <w:pPr>
+              <w:spacing w:after="40"/>
+            </w:pPr>
+            <w:r>
+              <w:rPr>
+                <w:sz w:val="18"/>
+              </w:rPr>
+            </w:r>
+            <w:r>
+              <w:rPr>
+                <w:b w:val="0"/>
+                <w:i w:val="0"/>
+                <w:sz w:val="18"/>
+              </w:rPr>
+              <w:t>Named reaction</w:t>
+            </w:r>
+          </w:p>
+        </w:tc>
+        <w:tc>
+          <w:tcPr>
+            <w:tcW w:type="dxa" w:w="2556"/>
+          </w:tcPr>
+          <w:p>
+            <w:pPr>
+              <w:spacing w:after="40"/>
+            </w:pPr>
+            <w:r>
+              <w:rPr>
+                <w:sz w:val="18"/>
+              </w:rPr>
+            </w:r>
+            <w:r>
+              <w:rPr>
+                <w:b/>
+                <w:i w:val="0"/>
+                <w:sz w:val="18"/>
+              </w:rPr>
+              <w:t>Anaphylaxis</w:t>
+            </w:r>
+            <w:r>
+              <w:rPr>
+                <w:b w:val="0"/>
+                <w:i w:val="0"/>
+                <w:sz w:val="18"/>
+              </w:rPr>
+              <w:t xml:space="preserve"> (0.1 percent).</w:t>
+            </w:r>
+          </w:p>
+        </w:tc>
+        <w:tc>
+          <w:tcPr>
+            <w:tcW w:type="dxa" w:w="2556"/>
+          </w:tcPr>
+          <w:p>
+            <w:pPr>
+              <w:spacing w:after="40"/>
+            </w:pPr>
+            <w:r>
+              <w:rPr>
+                <w:sz w:val="18"/>
+              </w:rPr>
+            </w:r>
+            <w:r>
+              <w:rPr>
+                <w:b w:val="0"/>
+                <w:i w:val="0"/>
+                <w:sz w:val="18"/>
+              </w:rPr>
+              <w:t>L11</w:t>
+            </w:r>
+            <w:r>
+              <w:rPr>
+                <w:sz w:val="18"/>
+              </w:rPr>
+              <w:br/>
+            </w:r>
+            <w:r>
+              <w:rPr>
+                <w:b w:val="0"/>
+                <w:i w:val="0"/>
+                <w:sz w:val="18"/>
+              </w:rPr>
+              <w:t>slide 80</w:t>
+            </w:r>
+          </w:p>
+        </w:tc>
+      </w:tr>
+      <w:tr>
+        <w:tc>
+          <w:tcPr>
+            <w:tcW w:type="dxa" w:w="2556"/>
+          </w:tcPr>
+          <w:p>
+            <w:pPr>
+              <w:spacing w:after="40"/>
+            </w:pPr>
+            <w:r>
+              <w:rPr>
+                <w:sz w:val="18"/>
+              </w:rPr>
+            </w:r>
+            <w:r>
+              <w:rPr>
+                <w:b w:val="0"/>
+                <w:i w:val="0"/>
+                <w:sz w:val="18"/>
+              </w:rPr>
+              <w:t>Systemic corticosteroids</w:t>
+            </w:r>
+            <w:r>
+              <w:rPr>
+                <w:sz w:val="18"/>
+              </w:rPr>
+              <w:br/>
+            </w:r>
+            <w:r>
+              <w:rPr>
+                <w:b w:val="0"/>
+                <w:i w:val="0"/>
+                <w:sz w:val="18"/>
+              </w:rPr>
+              <w:t>limited use</w:t>
+            </w:r>
+          </w:p>
+        </w:tc>
+        <w:tc>
+          <w:tcPr>
+            <w:tcW w:type="dxa" w:w="2556"/>
+          </w:tcPr>
+          <w:p>
+            <w:pPr>
+              <w:spacing w:after="40"/>
+            </w:pPr>
+            <w:r>
+              <w:rPr>
+                <w:sz w:val="18"/>
+              </w:rPr>
+            </w:r>
+            <w:r>
+              <w:rPr>
+                <w:b w:val="0"/>
+                <w:i w:val="0"/>
+                <w:sz w:val="18"/>
+              </w:rPr>
+              <w:t>Caution</w:t>
+            </w:r>
+          </w:p>
+        </w:tc>
+        <w:tc>
+          <w:tcPr>
+            <w:tcW w:type="dxa" w:w="2556"/>
+          </w:tcPr>
+          <w:p>
+            <w:pPr>
+              <w:spacing w:after="40"/>
+            </w:pPr>
+            <w:r>
+              <w:rPr>
+                <w:sz w:val="18"/>
+              </w:rPr>
+            </w:r>
+            <w:r>
+              <w:rPr>
+                <w:b/>
+                <w:i w:val="0"/>
+                <w:sz w:val="18"/>
+              </w:rPr>
+              <w:t>Most potent but limited by side effects</w:t>
+            </w:r>
+            <w:r>
+              <w:rPr>
+                <w:b w:val="0"/>
+                <w:i w:val="0"/>
+                <w:sz w:val="18"/>
+              </w:rPr>
+              <w:t>: kept for exacerbations; taper rather than stop when the course has been long (the general rule given is more than 5 days; references differ).</w:t>
+            </w:r>
+          </w:p>
+        </w:tc>
+        <w:tc>
+          <w:tcPr>
+            <w:tcW w:type="dxa" w:w="2556"/>
+          </w:tcPr>
+          <w:p>
+            <w:pPr>
+              <w:spacing w:after="40"/>
+            </w:pPr>
+            <w:r>
+              <w:rPr>
+                <w:sz w:val="18"/>
+              </w:rPr>
+            </w:r>
+            <w:r>
+              <w:rPr>
+                <w:b w:val="0"/>
+                <w:i w:val="0"/>
+                <w:sz w:val="18"/>
+              </w:rPr>
+              <w:t>L11</w:t>
+            </w:r>
+            <w:r>
+              <w:rPr>
+                <w:sz w:val="18"/>
+              </w:rPr>
+              <w:br/>
+            </w:r>
+            <w:r>
+              <w:rPr>
+                <w:b w:val="0"/>
+                <w:i w:val="0"/>
+                <w:sz w:val="18"/>
+              </w:rPr>
+              <w:t>slide 88</w:t>
+            </w:r>
+          </w:p>
+        </w:tc>
+      </w:tr>
+      <w:tr>
+        <w:tc>
+          <w:tcPr>
+            <w:tcW w:type="dxa" w:w="10224"/>
+            <w:gridSpan w:val="4"/>
+          </w:tcPr>
+          <w:p>
+            <w:pPr>
+              <w:spacing w:after="40"/>
+            </w:pPr>
+            <w:r>
+              <w:rPr>
+                <w:sz w:val="18"/>
+              </w:rPr>
+            </w:r>
+            <w:r>
+              <w:rPr>
+                <w:b w:val="0"/>
+                <w:i w:val="0"/>
+                <w:sz w:val="18"/>
+              </w:rPr>
+              <w:t>Inhaler devices, technique and status asthmaticus</w:t>
+            </w:r>
+          </w:p>
+        </w:tc>
+      </w:tr>
+      <w:tr>
+        <w:tc>
+          <w:tcPr>
+            <w:tcW w:type="dxa" w:w="2556"/>
+          </w:tcPr>
+          <w:p>
+            <w:pPr>
+              <w:spacing w:after="40"/>
+            </w:pPr>
+            <w:r>
+              <w:rPr>
+                <w:sz w:val="18"/>
+              </w:rPr>
+            </w:r>
+            <w:r>
+              <w:rPr>
+                <w:b w:val="0"/>
+                <w:i w:val="0"/>
+                <w:sz w:val="18"/>
+              </w:rPr>
+              <w:t>Dry powder inhaler</w:t>
+            </w:r>
+            <w:r>
+              <w:rPr>
+                <w:sz w:val="18"/>
+              </w:rPr>
+              <w:br/>
+            </w:r>
+            <w:r>
+              <w:rPr>
+                <w:b w:val="0"/>
+                <w:i w:val="0"/>
+                <w:sz w:val="18"/>
+              </w:rPr>
+              <w:t>poor inspiratory capacity</w:t>
+            </w:r>
+          </w:p>
+        </w:tc>
+        <w:tc>
+          <w:tcPr>
+            <w:tcW w:type="dxa" w:w="2556"/>
+          </w:tcPr>
+          <w:p>
+            <w:pPr>
+              <w:spacing w:after="40"/>
+            </w:pPr>
+            <w:r>
+              <w:rPr>
+                <w:sz w:val="18"/>
+              </w:rPr>
+            </w:r>
+            <w:r>
+              <w:rPr>
+                <w:b w:val="0"/>
+                <w:i w:val="0"/>
+                <w:sz w:val="18"/>
+              </w:rPr>
+              <w:t>Caution</w:t>
+            </w:r>
+          </w:p>
+        </w:tc>
+        <w:tc>
+          <w:tcPr>
+            <w:tcW w:type="dxa" w:w="2556"/>
+          </w:tcPr>
+          <w:p>
+            <w:pPr>
+              <w:spacing w:after="40"/>
+            </w:pPr>
+            <w:r>
+              <w:rPr>
+                <w:sz w:val="18"/>
+              </w:rPr>
+            </w:r>
+            <w:r>
+              <w:rPr>
+                <w:b/>
+                <w:i w:val="0"/>
+                <w:sz w:val="18"/>
+              </w:rPr>
+              <w:t>Not good for patients with poor inspiratory capacity</w:t>
+            </w:r>
+            <w:r>
+              <w:rPr>
+                <w:b w:val="0"/>
+                <w:i w:val="0"/>
+                <w:sz w:val="18"/>
+              </w:rPr>
+              <w:t>: the patient’s own breath draws the drug out.</w:t>
+            </w:r>
+          </w:p>
+        </w:tc>
+        <w:tc>
+          <w:tcPr>
+            <w:tcW w:type="dxa" w:w="2556"/>
+          </w:tcPr>
+          <w:p>
+            <w:pPr>
+              <w:spacing w:after="40"/>
+            </w:pPr>
+            <w:r>
+              <w:rPr>
+                <w:sz w:val="18"/>
+              </w:rPr>
+            </w:r>
+            <w:r>
+              <w:rPr>
+                <w:b w:val="0"/>
+                <w:i w:val="0"/>
+                <w:sz w:val="18"/>
+              </w:rPr>
+              <w:t>L11</w:t>
+            </w:r>
+            <w:r>
+              <w:rPr>
+                <w:sz w:val="18"/>
+              </w:rPr>
+              <w:br/>
+            </w:r>
+            <w:r>
+              <w:rPr>
+                <w:b w:val="0"/>
+                <w:i w:val="0"/>
+                <w:sz w:val="18"/>
+              </w:rPr>
+              <w:t>slide 93</w:t>
+            </w:r>
+          </w:p>
+        </w:tc>
+      </w:tr>
+      <w:tr>
+        <w:tc>
+          <w:tcPr>
+            <w:tcW w:type="dxa" w:w="2556"/>
+          </w:tcPr>
+          <w:p>
+            <w:pPr>
+              <w:spacing w:after="40"/>
+            </w:pPr>
+            <w:r>
+              <w:rPr>
+                <w:sz w:val="18"/>
+              </w:rPr>
+            </w:r>
+            <w:r>
+              <w:rPr>
+                <w:b w:val="0"/>
+                <w:i w:val="0"/>
+                <w:sz w:val="18"/>
+              </w:rPr>
+              <w:t>Metered dose inhaler</w:t>
+            </w:r>
+            <w:r>
+              <w:rPr>
+                <w:sz w:val="18"/>
+              </w:rPr>
+              <w:br/>
+            </w:r>
+            <w:r>
+              <w:rPr>
+                <w:b w:val="0"/>
+                <w:i w:val="0"/>
+                <w:sz w:val="18"/>
+              </w:rPr>
+              <w:t>poor coordination</w:t>
+            </w:r>
+          </w:p>
+        </w:tc>
+        <w:tc>
+          <w:tcPr>
+            <w:tcW w:type="dxa" w:w="2556"/>
+          </w:tcPr>
+          <w:p>
+            <w:pPr>
+              <w:spacing w:after="40"/>
+            </w:pPr>
+            <w:r>
+              <w:rPr>
+                <w:sz w:val="18"/>
+              </w:rPr>
+            </w:r>
+            <w:r>
+              <w:rPr>
+                <w:b w:val="0"/>
+                <w:i w:val="0"/>
+                <w:sz w:val="18"/>
+              </w:rPr>
+              <w:t>Caution</w:t>
+            </w:r>
+          </w:p>
+        </w:tc>
+        <w:tc>
+          <w:tcPr>
+            <w:tcW w:type="dxa" w:w="2556"/>
+          </w:tcPr>
+          <w:p>
+            <w:pPr>
+              <w:spacing w:after="40"/>
+            </w:pPr>
+            <w:r>
+              <w:rPr>
+                <w:sz w:val="18"/>
+              </w:rPr>
+            </w:r>
+            <w:r>
+              <w:rPr>
+                <w:b w:val="0"/>
+                <w:i w:val="0"/>
+                <w:sz w:val="18"/>
+              </w:rPr>
+              <w:t xml:space="preserve">Requires the most coordination: </w:t>
+            </w:r>
+            <w:r>
+              <w:rPr>
+                <w:b/>
+                <w:i w:val="0"/>
+                <w:sz w:val="18"/>
+              </w:rPr>
+              <w:t>add a spacer for poor coordination</w:t>
+            </w:r>
+            <w:r>
+              <w:rPr>
+                <w:b w:val="0"/>
+                <w:i w:val="0"/>
+                <w:sz w:val="18"/>
+              </w:rPr>
+              <w:t>, or use a nebulizer for a child or elderly patient who cannot use it.</w:t>
+            </w:r>
+          </w:p>
+        </w:tc>
+        <w:tc>
+          <w:tcPr>
+            <w:tcW w:type="dxa" w:w="2556"/>
+          </w:tcPr>
+          <w:p>
+            <w:pPr>
+              <w:spacing w:after="40"/>
+            </w:pPr>
+            <w:r>
+              <w:rPr>
+                <w:sz w:val="18"/>
+              </w:rPr>
+            </w:r>
+            <w:r>
+              <w:rPr>
+                <w:b w:val="0"/>
+                <w:i w:val="0"/>
+                <w:sz w:val="18"/>
+              </w:rPr>
+              <w:t>L11</w:t>
+            </w:r>
+            <w:r>
+              <w:rPr>
+                <w:sz w:val="18"/>
+              </w:rPr>
+              <w:br/>
+            </w:r>
+            <w:r>
+              <w:rPr>
+                <w:b w:val="0"/>
+                <w:i w:val="0"/>
+                <w:sz w:val="18"/>
+              </w:rPr>
+              <w:t>slide 94</w:t>
+            </w:r>
+          </w:p>
+        </w:tc>
+      </w:tr>
+      <w:tr>
+        <w:tc>
+          <w:tcPr>
+            <w:tcW w:type="dxa" w:w="2556"/>
+          </w:tcPr>
+          <w:p>
+            <w:pPr>
+              <w:spacing w:after="40"/>
+            </w:pPr>
+            <w:r>
+              <w:rPr>
+                <w:sz w:val="18"/>
+              </w:rPr>
+            </w:r>
+            <w:r>
+              <w:rPr>
+                <w:b w:val="0"/>
+                <w:i w:val="0"/>
+                <w:sz w:val="18"/>
+              </w:rPr>
+              <w:t>Ketamine</w:t>
+            </w:r>
+            <w:r>
+              <w:rPr>
+                <w:sz w:val="18"/>
+              </w:rPr>
+              <w:br/>
+            </w:r>
+            <w:r>
+              <w:rPr>
+                <w:b w:val="0"/>
+                <w:i w:val="0"/>
+                <w:sz w:val="18"/>
+              </w:rPr>
+              <w:t>status asthmaticus</w:t>
+            </w:r>
+          </w:p>
+        </w:tc>
+        <w:tc>
+          <w:tcPr>
+            <w:tcW w:type="dxa" w:w="2556"/>
+          </w:tcPr>
+          <w:p>
+            <w:pPr>
+              <w:spacing w:after="40"/>
+            </w:pPr>
+            <w:r>
+              <w:rPr>
+                <w:sz w:val="18"/>
+              </w:rPr>
+            </w:r>
+            <w:r>
+              <w:rPr>
+                <w:b w:val="0"/>
+                <w:i w:val="0"/>
+                <w:sz w:val="18"/>
+              </w:rPr>
+              <w:t>Caution</w:t>
+            </w:r>
+          </w:p>
+        </w:tc>
+        <w:tc>
+          <w:tcPr>
+            <w:tcW w:type="dxa" w:w="2556"/>
+          </w:tcPr>
+          <w:p>
+            <w:pPr>
+              <w:spacing w:after="40"/>
+            </w:pPr>
+            <w:r>
+              <w:rPr>
+                <w:sz w:val="18"/>
+              </w:rPr>
+            </w:r>
+            <w:r>
+              <w:rPr>
+                <w:b w:val="0"/>
+                <w:i w:val="0"/>
+                <w:sz w:val="18"/>
+              </w:rPr>
+              <w:t xml:space="preserve">Only </w:t>
+            </w:r>
+            <w:r>
+              <w:rPr>
+                <w:b/>
+                <w:i w:val="0"/>
+                <w:sz w:val="18"/>
+              </w:rPr>
+              <w:t>if intubated</w:t>
+            </w:r>
+            <w:r>
+              <w:rPr>
+                <w:b w:val="0"/>
+                <w:i w:val="0"/>
+                <w:sz w:val="18"/>
+              </w:rPr>
+              <w:t>; emergence phenomenon, hypertension, tachycardia, vomiting.</w:t>
+            </w:r>
+          </w:p>
+        </w:tc>
+        <w:tc>
+          <w:tcPr>
+            <w:tcW w:type="dxa" w:w="2556"/>
+          </w:tcPr>
+          <w:p>
+            <w:pPr>
+              <w:spacing w:after="40"/>
+            </w:pPr>
+            <w:r>
+              <w:rPr>
+                <w:sz w:val="18"/>
+              </w:rPr>
+            </w:r>
+            <w:r>
+              <w:rPr>
+                <w:b w:val="0"/>
+                <w:i w:val="0"/>
+                <w:sz w:val="18"/>
+              </w:rPr>
+              <w:t>L11</w:t>
+            </w:r>
+            <w:r>
+              <w:rPr>
+                <w:sz w:val="18"/>
+              </w:rPr>
+              <w:br/>
+            </w:r>
+            <w:r>
+              <w:rPr>
+                <w:b w:val="0"/>
+                <w:i w:val="0"/>
+                <w:sz w:val="18"/>
+              </w:rPr>
+              <w:t>slide 99</w:t>
+            </w:r>
+          </w:p>
+        </w:tc>
+      </w:tr>
+      <w:tr>
+        <w:tc>
+          <w:tcPr>
+            <w:tcW w:type="dxa" w:w="10224"/>
+            <w:gridSpan w:val="4"/>
+          </w:tcPr>
+          <w:p>
+            <w:pPr>
+              <w:spacing w:after="40"/>
+            </w:pPr>
+            <w:r>
+              <w:rPr>
+                <w:sz w:val="18"/>
+              </w:rPr>
+            </w:r>
+            <w:r>
+              <w:rPr>
+                <w:b w:val="0"/>
+                <w:i w:val="0"/>
+                <w:sz w:val="18"/>
+              </w:rPr>
+              <w:t>Chronic obstructive pulmonary disease, smoking cessation and vaccines</w:t>
+            </w:r>
+          </w:p>
+        </w:tc>
+      </w:tr>
+      <w:tr>
+        <w:tc>
+          <w:tcPr>
+            <w:tcW w:type="dxa" w:w="2556"/>
+          </w:tcPr>
+          <w:p>
+            <w:pPr>
+              <w:spacing w:after="40"/>
+            </w:pPr>
+            <w:r>
+              <w:rPr>
+                <w:sz w:val="18"/>
+              </w:rPr>
+            </w:r>
+            <w:r>
+              <w:rPr>
+                <w:b w:val="0"/>
+                <w:i w:val="0"/>
+                <w:sz w:val="18"/>
+              </w:rPr>
+              <w:t>Bupropion</w:t>
+            </w:r>
+            <w:r>
+              <w:rPr>
+                <w:sz w:val="18"/>
+              </w:rPr>
+              <w:br/>
+            </w:r>
+            <w:r>
+              <w:rPr>
+                <w:b w:val="0"/>
+                <w:i w:val="0"/>
+                <w:sz w:val="18"/>
+              </w:rPr>
+              <w:t>seizures, monoamine oxidase inhibitors</w:t>
+            </w:r>
+          </w:p>
+        </w:tc>
+        <w:tc>
+          <w:tcPr>
+            <w:tcW w:type="dxa" w:w="2556"/>
+          </w:tcPr>
+          <w:p>
+            <w:pPr>
+              <w:spacing w:after="40"/>
+            </w:pPr>
+            <w:r>
+              <w:rPr>
+                <w:sz w:val="18"/>
+              </w:rPr>
+            </w:r>
+            <w:r>
+              <w:rPr>
+                <w:b w:val="0"/>
+                <w:i w:val="0"/>
+                <w:sz w:val="18"/>
+              </w:rPr>
+              <w:t>Avoid</w:t>
+            </w:r>
+          </w:p>
+        </w:tc>
+        <w:tc>
+          <w:tcPr>
+            <w:tcW w:type="dxa" w:w="2556"/>
+          </w:tcPr>
+          <w:p>
+            <w:pPr>
+              <w:spacing w:after="40"/>
+            </w:pPr>
+            <w:r>
+              <w:rPr>
+                <w:sz w:val="18"/>
+              </w:rPr>
+            </w:r>
+            <w:r>
+              <w:rPr>
+                <w:b/>
+                <w:i w:val="0"/>
+                <w:sz w:val="18"/>
+              </w:rPr>
+              <w:t>Avoid in patients with seizure disorders and in patients taking MAOIs (monoamine oxidase inhibitors).</w:t>
+            </w:r>
+          </w:p>
+        </w:tc>
+        <w:tc>
+          <w:tcPr>
+            <w:tcW w:type="dxa" w:w="2556"/>
+          </w:tcPr>
+          <w:p>
+            <w:pPr>
+              <w:spacing w:after="40"/>
+            </w:pPr>
+            <w:r>
+              <w:rPr>
+                <w:sz w:val="18"/>
+              </w:rPr>
+            </w:r>
+            <w:r>
+              <w:rPr>
+                <w:b w:val="0"/>
+                <w:i w:val="0"/>
+                <w:sz w:val="18"/>
+              </w:rPr>
+              <w:t>L11</w:t>
+            </w:r>
+            <w:r>
+              <w:rPr>
+                <w:sz w:val="18"/>
+              </w:rPr>
+              <w:br/>
+            </w:r>
+            <w:r>
+              <w:rPr>
+                <w:b w:val="0"/>
+                <w:i w:val="0"/>
+                <w:sz w:val="18"/>
+              </w:rPr>
+              <w:t>slide 105</w:t>
+            </w:r>
+          </w:p>
+        </w:tc>
+      </w:tr>
+      <w:tr>
+        <w:tc>
+          <w:tcPr>
+            <w:tcW w:type="dxa" w:w="2556"/>
+          </w:tcPr>
+          <w:p>
+            <w:pPr>
+              <w:spacing w:after="40"/>
+            </w:pPr>
+            <w:r>
+              <w:rPr>
+                <w:sz w:val="18"/>
+              </w:rPr>
+            </w:r>
+            <w:r>
+              <w:rPr>
+                <w:b w:val="0"/>
+                <w:i w:val="0"/>
+                <w:sz w:val="18"/>
+              </w:rPr>
+              <w:t>Bupropion</w:t>
+            </w:r>
+            <w:r>
+              <w:rPr>
+                <w:sz w:val="18"/>
+              </w:rPr>
+              <w:br/>
+            </w:r>
+            <w:r>
+              <w:rPr>
+                <w:b w:val="0"/>
+                <w:i w:val="0"/>
+                <w:sz w:val="18"/>
+              </w:rPr>
+              <w:t>interaction</w:t>
+            </w:r>
+          </w:p>
+        </w:tc>
+        <w:tc>
+          <w:tcPr>
+            <w:tcW w:type="dxa" w:w="2556"/>
+          </w:tcPr>
+          <w:p>
+            <w:pPr>
+              <w:spacing w:after="40"/>
+            </w:pPr>
+            <w:r>
+              <w:rPr>
+                <w:sz w:val="18"/>
+              </w:rPr>
+            </w:r>
+            <w:r>
+              <w:rPr>
+                <w:b w:val="0"/>
+                <w:i w:val="0"/>
+                <w:sz w:val="18"/>
+              </w:rPr>
+              <w:t>Caution</w:t>
+            </w:r>
+          </w:p>
+        </w:tc>
+        <w:tc>
+          <w:tcPr>
+            <w:tcW w:type="dxa" w:w="2556"/>
+          </w:tcPr>
+          <w:p>
+            <w:pPr>
+              <w:spacing w:after="40"/>
+            </w:pPr>
+            <w:r>
+              <w:rPr>
+                <w:sz w:val="18"/>
+              </w:rPr>
+            </w:r>
+            <w:r>
+              <w:rPr>
+                <w:b w:val="0"/>
+                <w:i w:val="0"/>
+                <w:sz w:val="18"/>
+              </w:rPr>
+              <w:t>Caution with noradrenergic antidepressants: tricyclic antidepressants and venlafaxine.</w:t>
+            </w:r>
+          </w:p>
+        </w:tc>
+        <w:tc>
+          <w:tcPr>
+            <w:tcW w:type="dxa" w:w="2556"/>
+          </w:tcPr>
+          <w:p>
+            <w:pPr>
+              <w:spacing w:after="40"/>
+            </w:pPr>
+            <w:r>
+              <w:rPr>
+                <w:sz w:val="18"/>
+              </w:rPr>
+            </w:r>
+            <w:r>
+              <w:rPr>
+                <w:b w:val="0"/>
+                <w:i w:val="0"/>
+                <w:sz w:val="18"/>
+              </w:rPr>
+              <w:t>L11</w:t>
+            </w:r>
+            <w:r>
+              <w:rPr>
+                <w:sz w:val="18"/>
+              </w:rPr>
+              <w:br/>
+            </w:r>
+            <w:r>
+              <w:rPr>
+                <w:b w:val="0"/>
+                <w:i w:val="0"/>
+                <w:sz w:val="18"/>
+              </w:rPr>
+              <w:t>slide 105</w:t>
+            </w:r>
+          </w:p>
+        </w:tc>
+      </w:tr>
+      <w:tr>
+        <w:tc>
+          <w:tcPr>
+            <w:tcW w:type="dxa" w:w="2556"/>
+          </w:tcPr>
+          <w:p>
+            <w:pPr>
+              <w:spacing w:after="40"/>
+            </w:pPr>
+            <w:r>
+              <w:rPr>
+                <w:sz w:val="18"/>
+              </w:rPr>
+            </w:r>
+            <w:r>
+              <w:rPr>
+                <w:b w:val="0"/>
+                <w:i w:val="0"/>
+                <w:sz w:val="18"/>
+              </w:rPr>
+              <w:t>Nicotine replacement</w:t>
+            </w:r>
+            <w:r>
+              <w:rPr>
+                <w:sz w:val="18"/>
+              </w:rPr>
+              <w:br/>
+            </w:r>
+            <w:r>
+              <w:rPr>
+                <w:b w:val="0"/>
+                <w:i w:val="0"/>
+                <w:sz w:val="18"/>
+              </w:rPr>
+              <w:t>cardiovascular disease</w:t>
+            </w:r>
+          </w:p>
+        </w:tc>
+        <w:tc>
+          <w:tcPr>
+            <w:tcW w:type="dxa" w:w="2556"/>
+          </w:tcPr>
+          <w:p>
+            <w:pPr>
+              <w:spacing w:after="40"/>
+            </w:pPr>
+            <w:r>
+              <w:rPr>
+                <w:sz w:val="18"/>
+              </w:rPr>
+            </w:r>
+            <w:r>
+              <w:rPr>
+                <w:b w:val="0"/>
+                <w:i w:val="0"/>
+                <w:sz w:val="18"/>
+              </w:rPr>
+              <w:t>Caution</w:t>
+            </w:r>
+          </w:p>
+        </w:tc>
+        <w:tc>
+          <w:tcPr>
+            <w:tcW w:type="dxa" w:w="2556"/>
+          </w:tcPr>
+          <w:p>
+            <w:pPr>
+              <w:spacing w:after="40"/>
+            </w:pPr>
+            <w:r>
+              <w:rPr>
+                <w:sz w:val="18"/>
+              </w:rPr>
+            </w:r>
+            <w:r>
+              <w:rPr>
+                <w:b/>
+                <w:i w:val="0"/>
+                <w:sz w:val="18"/>
+              </w:rPr>
+              <w:t>Caution in patients with cardiovascular problems</w:t>
+            </w:r>
+            <w:r>
+              <w:rPr>
+                <w:b w:val="0"/>
+                <w:i w:val="0"/>
+                <w:sz w:val="18"/>
+              </w:rPr>
+              <w:t>: tachyarrhythmias and hypertension.</w:t>
+            </w:r>
+          </w:p>
+        </w:tc>
+        <w:tc>
+          <w:tcPr>
+            <w:tcW w:type="dxa" w:w="2556"/>
+          </w:tcPr>
+          <w:p>
+            <w:pPr>
+              <w:spacing w:after="40"/>
+            </w:pPr>
+            <w:r>
+              <w:rPr>
+                <w:sz w:val="18"/>
+              </w:rPr>
+            </w:r>
+            <w:r>
+              <w:rPr>
+                <w:b w:val="0"/>
+                <w:i w:val="0"/>
+                <w:sz w:val="18"/>
+              </w:rPr>
+              <w:t>L11</w:t>
+            </w:r>
+            <w:r>
+              <w:rPr>
+                <w:sz w:val="18"/>
+              </w:rPr>
+              <w:br/>
+            </w:r>
+            <w:r>
+              <w:rPr>
+                <w:b w:val="0"/>
+                <w:i w:val="0"/>
+                <w:sz w:val="18"/>
+              </w:rPr>
+              <w:t>slide 106</w:t>
+            </w:r>
+          </w:p>
+        </w:tc>
+      </w:tr>
+      <w:tr>
+        <w:tc>
+          <w:tcPr>
+            <w:tcW w:type="dxa" w:w="2556"/>
+          </w:tcPr>
+          <w:p>
+            <w:pPr>
+              <w:spacing w:after="40"/>
+            </w:pPr>
+            <w:r>
+              <w:rPr>
+                <w:sz w:val="18"/>
+              </w:rPr>
+            </w:r>
+            <w:r>
+              <w:rPr>
+                <w:b w:val="0"/>
+                <w:i w:val="0"/>
+                <w:sz w:val="18"/>
+              </w:rPr>
+              <w:t>Varenicline</w:t>
+            </w:r>
+            <w:r>
+              <w:rPr>
+                <w:sz w:val="18"/>
+              </w:rPr>
+              <w:br/>
+            </w:r>
+            <w:r>
+              <w:rPr>
+                <w:b w:val="0"/>
+                <w:i w:val="0"/>
+                <w:sz w:val="18"/>
+              </w:rPr>
+              <w:t>black box warning</w:t>
+            </w:r>
+          </w:p>
+        </w:tc>
+        <w:tc>
+          <w:tcPr>
+            <w:tcW w:type="dxa" w:w="2556"/>
+          </w:tcPr>
+          <w:p>
+            <w:pPr>
+              <w:spacing w:after="40"/>
+            </w:pPr>
+            <w:r>
+              <w:rPr>
+                <w:sz w:val="18"/>
+              </w:rPr>
+            </w:r>
+            <w:r>
+              <w:rPr>
+                <w:b w:val="0"/>
+                <w:i w:val="0"/>
+                <w:sz w:val="18"/>
+              </w:rPr>
+              <w:t>Black box</w:t>
+            </w:r>
+          </w:p>
+        </w:tc>
+        <w:tc>
+          <w:tcPr>
+            <w:tcW w:type="dxa" w:w="2556"/>
+          </w:tcPr>
+          <w:p>
+            <w:pPr>
+              <w:spacing w:after="40"/>
+            </w:pPr>
+            <w:r>
+              <w:rPr>
+                <w:sz w:val="18"/>
+              </w:rPr>
+            </w:r>
+            <w:r>
+              <w:rPr>
+                <w:b/>
+                <w:i w:val="0"/>
+                <w:sz w:val="18"/>
+              </w:rPr>
+              <w:t>Black box warning: neuropsychiatric events (depression, suicidal ideation).</w:t>
+            </w:r>
+            <w:r>
+              <w:rPr>
+                <w:b w:val="0"/>
+                <w:i w:val="0"/>
+                <w:sz w:val="18"/>
+              </w:rPr>
+              <w:t xml:space="preserve"> </w:t>
+            </w:r>
+            <w:r>
+              <w:rPr>
+                <w:b w:val="0"/>
+                <w:i/>
+                <w:sz w:val="18"/>
+              </w:rPr>
+              <w:t>Current labeling differs: the boxed warning was removed in 2016.</w:t>
+            </w:r>
+          </w:p>
+        </w:tc>
+        <w:tc>
+          <w:tcPr>
+            <w:tcW w:type="dxa" w:w="2556"/>
+          </w:tcPr>
+          <w:p>
+            <w:pPr>
+              <w:spacing w:after="40"/>
+            </w:pPr>
+            <w:r>
+              <w:rPr>
+                <w:sz w:val="18"/>
+              </w:rPr>
+            </w:r>
+            <w:r>
+              <w:rPr>
+                <w:b w:val="0"/>
+                <w:i w:val="0"/>
+                <w:sz w:val="18"/>
+              </w:rPr>
+              <w:t>L11</w:t>
+            </w:r>
+            <w:r>
+              <w:rPr>
+                <w:sz w:val="18"/>
+              </w:rPr>
+              <w:br/>
+            </w:r>
+            <w:r>
+              <w:rPr>
+                <w:b w:val="0"/>
+                <w:i w:val="0"/>
+                <w:sz w:val="18"/>
+              </w:rPr>
+              <w:t>slide 107</w:t>
             </w:r>
           </w:p>
         </w:tc>
